--- a/report.docx
+++ b/report.docx
@@ -312,25 +312,7 @@
           <w:sz w:val="28"/>
           <w:szCs w:val="28"/>
         </w:rPr>
-        <w:t>«</w:t>
-      </w:r>
-      <w:r>
-        <w:rPr>
-          <w:b/>
-          <w:color w:val="000000"/>
-          <w:sz w:val="28"/>
-          <w:szCs w:val="28"/>
-        </w:rPr>
-        <w:t>Распределенные алгоритмы</w:t>
-      </w:r>
-      <w:r>
-        <w:rPr>
-          <w:b/>
-          <w:color w:val="000000"/>
-          <w:sz w:val="28"/>
-          <w:szCs w:val="28"/>
-        </w:rPr>
-        <w:t>»</w:t>
+        <w:t>«Распределенные алгоритмы»</w:t>
       </w:r>
     </w:p>
     <w:p>
@@ -352,17 +334,7 @@
           <w:sz w:val="28"/>
           <w:szCs w:val="28"/>
         </w:rPr>
-        <w:t xml:space="preserve">Тема: </w:t>
-      </w:r>
-      <w:r>
-        <w:rPr>
-          <w:rStyle w:val="Style16"/>
-          <w:caps w:val="false"/>
-          <w:smallCaps w:val="false"/>
-          <w:sz w:val="28"/>
-          <w:szCs w:val="28"/>
-        </w:rPr>
-        <w:t>Реализация алгоритма на языке</w:t>
+        <w:t>Тема: Реализация алгоритма на языке</w:t>
       </w:r>
       <w:r>
         <w:rPr>
@@ -527,8 +499,8 @@
       </w:tblPr>
       <w:tblGrid>
         <w:gridCol w:w="4502"/>
-        <w:gridCol w:w="2695"/>
-        <w:gridCol w:w="3008"/>
+        <w:gridCol w:w="2694"/>
+        <w:gridCol w:w="3009"/>
       </w:tblGrid>
       <w:tr>
         <w:trPr>
@@ -554,29 +526,13 @@
                 <w:sz w:val="28"/>
                 <w:szCs w:val="28"/>
               </w:rPr>
-              <w:t>Студент</w:t>
-            </w:r>
-            <w:r>
-              <w:rPr>
-                <w:color w:val="000000"/>
-                <w:sz w:val="28"/>
-                <w:szCs w:val="28"/>
-              </w:rPr>
-              <w:t>ы</w:t>
-            </w:r>
-            <w:r>
-              <w:rPr>
-                <w:color w:val="000000"/>
-                <w:sz w:val="28"/>
-                <w:szCs w:val="28"/>
-              </w:rPr>
-              <w:t xml:space="preserve"> гр. 3343</w:t>
+              <w:t>Студенты гр. 3343</w:t>
             </w:r>
           </w:p>
         </w:tc>
         <w:tc>
           <w:tcPr>
-            <w:tcW w:w="2695" w:type="dxa"/>
+            <w:tcW w:w="2694" w:type="dxa"/>
             <w:tcBorders>
               <w:bottom w:val="single" w:sz="4" w:space="0" w:color="000000"/>
             </w:tcBorders>
@@ -601,7 +557,7 @@
         </w:tc>
         <w:tc>
           <w:tcPr>
-            <w:tcW w:w="3008" w:type="dxa"/>
+            <w:tcW w:w="3009" w:type="dxa"/>
             <w:tcBorders/>
             <w:vAlign w:val="bottom"/>
           </w:tcPr>
@@ -652,7 +608,7 @@
         </w:tc>
         <w:tc>
           <w:tcPr>
-            <w:tcW w:w="2695" w:type="dxa"/>
+            <w:tcW w:w="2694" w:type="dxa"/>
             <w:tcBorders>
               <w:bottom w:val="single" w:sz="4" w:space="0" w:color="000000"/>
             </w:tcBorders>
@@ -677,7 +633,7 @@
         </w:tc>
         <w:tc>
           <w:tcPr>
-            <w:tcW w:w="3008" w:type="dxa"/>
+            <w:tcW w:w="3009" w:type="dxa"/>
             <w:tcBorders/>
             <w:vAlign w:val="bottom"/>
           </w:tcPr>
@@ -729,7 +685,7 @@
         </w:tc>
         <w:tc>
           <w:tcPr>
-            <w:tcW w:w="2695" w:type="dxa"/>
+            <w:tcW w:w="2694" w:type="dxa"/>
             <w:tcBorders>
               <w:top w:val="single" w:sz="4" w:space="0" w:color="000000"/>
               <w:bottom w:val="single" w:sz="4" w:space="0" w:color="000000"/>
@@ -755,7 +711,7 @@
         </w:tc>
         <w:tc>
           <w:tcPr>
-            <w:tcW w:w="3008" w:type="dxa"/>
+            <w:tcW w:w="3009" w:type="dxa"/>
             <w:tcBorders/>
             <w:vAlign w:val="bottom"/>
           </w:tcPr>
@@ -857,16 +813,7 @@
           <w:sz w:val="28"/>
           <w:szCs w:val="28"/>
         </w:rPr>
-        <w:t>202</w:t>
-      </w:r>
-      <w:r>
-        <w:rPr>
-          <w:bCs/>
-          <w:color w:val="000000"/>
-          <w:sz w:val="28"/>
-          <w:szCs w:val="28"/>
-        </w:rPr>
-        <w:t>6</w:t>
+        <w:t>2026</w:t>
       </w:r>
       <w:r>
         <w:br w:type="page"/>
@@ -1005,13 +952,34 @@
       </w:pPr>
       <w:r>
         <w:rPr>
+          <w:color w:val="FF0000"/>
+          <w:sz w:val="28"/>
+          <w:szCs w:val="28"/>
+        </w:rPr>
+      </w:r>
+      <w:r>
+        <w:br w:type="page"/>
+      </w:r>
+    </w:p>
+    <w:p>
+      <w:pPr>
+        <w:pStyle w:val="Normal"/>
+        <w:spacing w:lineRule="auto" w:line="360" w:before="0" w:after="0"/>
+        <w:ind w:firstLine="709" w:right="0"/>
+        <w:jc w:val="both"/>
+        <w:rPr>
+          <w:color w:val="FF0000"/>
+          <w:sz w:val="28"/>
+          <w:szCs w:val="28"/>
+        </w:rPr>
+      </w:pPr>
+      <w:r>
+        <w:rPr>
           <w:b/>
           <w:sz w:val="28"/>
           <w:szCs w:val="28"/>
         </w:rPr>
-      </w:r>
-      <w:r>
-        <w:br w:type="page"/>
+        <w:t>Выполнение работы.</w:t>
       </w:r>
     </w:p>
     <w:p>
@@ -1021,18 +989,23 @@
         <w:ind w:firstLine="709" w:right="0"/>
         <w:jc w:val="both"/>
         <w:rPr>
-          <w:color w:val="FF0000"/>
-          <w:sz w:val="28"/>
-          <w:szCs w:val="28"/>
-        </w:rPr>
-      </w:pPr>
-      <w:r>
-        <w:rPr>
           <w:b/>
-          <w:sz w:val="28"/>
-          <w:szCs w:val="28"/>
-        </w:rPr>
-        <w:t>Выполнение работы.</w:t>
+          <w:bCs/>
+          <w:color w:val="000000"/>
+          <w:sz w:val="28"/>
+          <w:szCs w:val="28"/>
+          <w:lang w:val="en-US"/>
+        </w:rPr>
+      </w:pPr>
+      <w:r>
+        <w:rPr>
+          <w:b/>
+          <w:bCs/>
+          <w:color w:val="000000"/>
+          <w:sz w:val="28"/>
+          <w:szCs w:val="28"/>
+          <w:lang w:val="en-US"/>
+        </w:rPr>
       </w:r>
     </w:p>
     <w:p>
@@ -1047,7 +1020,6 @@
           <w:color w:val="000000"/>
           <w:sz w:val="28"/>
           <w:szCs w:val="28"/>
-          <w:lang w:val="en-US"/>
         </w:rPr>
       </w:pPr>
       <w:r>
@@ -1059,6 +1031,17 @@
           <w:szCs w:val="28"/>
           <w:lang w:val="en-US"/>
         </w:rPr>
+        <w:t xml:space="preserve">1. </w:t>
+      </w:r>
+      <w:r>
+        <w:rPr>
+          <w:b/>
+          <w:bCs/>
+          <w:color w:val="000000"/>
+          <w:sz w:val="28"/>
+          <w:szCs w:val="28"/>
+        </w:rPr>
+        <w:t>Архитектура и распределение данных</w:t>
       </w:r>
     </w:p>
     <w:p>
@@ -1068,33 +1051,22 @@
         <w:ind w:firstLine="709" w:right="0"/>
         <w:jc w:val="both"/>
         <w:rPr>
-          <w:b/>
-          <w:bCs/>
-          <w:color w:val="000000"/>
-          <w:sz w:val="28"/>
-          <w:szCs w:val="28"/>
-        </w:rPr>
-      </w:pPr>
-      <w:r>
-        <w:rPr>
-          <w:b/>
-          <w:bCs/>
-          <w:color w:val="000000"/>
-          <w:sz w:val="28"/>
-          <w:szCs w:val="28"/>
-          <w:lang w:val="en-US"/>
-        </w:rPr>
-        <w:t xml:space="preserve">1. </w:t>
-      </w:r>
-      <w:r>
-        <w:rPr>
-          <w:b/>
-          <w:bCs/>
-          <w:color w:val="000000"/>
-          <w:sz w:val="28"/>
-          <w:szCs w:val="28"/>
-        </w:rPr>
-        <w:t>Архитектура и распределение данных</w:t>
+          <w:b w:val="false"/>
+          <w:bCs w:val="false"/>
+          <w:color w:val="000000"/>
+          <w:sz w:val="28"/>
+          <w:szCs w:val="28"/>
+        </w:rPr>
+      </w:pPr>
+      <w:r>
+        <w:rPr>
+          <w:b w:val="false"/>
+          <w:bCs w:val="false"/>
+          <w:color w:val="000000"/>
+          <w:sz w:val="28"/>
+          <w:szCs w:val="28"/>
+        </w:rPr>
+        <w:t>Для моделирования алгоритма в среде Spin массивы реализованы в виде одномерных структур A[N*N], B[N*N] и C[N*N], имитирующих двумерные матрицы размером N*N, где доступ к элементу (row, col) осуществляется по формуле row * N + col. Исходные значения матриц загружаются предварительно в блоке init.</w:t>
       </w:r>
     </w:p>
     <w:p>
@@ -1119,67 +1091,7 @@
           <w:sz w:val="28"/>
           <w:szCs w:val="28"/>
         </w:rPr>
-        <w:t>Для моделирования алгоритма в среде Spin массивы реализованы в виде одномерных структур A[N</w:t>
-      </w:r>
-      <w:r>
-        <w:rPr>
-          <w:b w:val="false"/>
-          <w:bCs w:val="false"/>
-          <w:color w:val="000000"/>
-          <w:sz w:val="28"/>
-          <w:szCs w:val="28"/>
-        </w:rPr>
-        <w:t>*</w:t>
-      </w:r>
-      <w:r>
-        <w:rPr>
-          <w:b w:val="false"/>
-          <w:bCs w:val="false"/>
-          <w:color w:val="000000"/>
-          <w:sz w:val="28"/>
-          <w:szCs w:val="28"/>
-        </w:rPr>
-        <w:t>N], B[N</w:t>
-      </w:r>
-      <w:r>
-        <w:rPr>
-          <w:b w:val="false"/>
-          <w:bCs w:val="false"/>
-          <w:color w:val="000000"/>
-          <w:sz w:val="28"/>
-          <w:szCs w:val="28"/>
-        </w:rPr>
-        <w:t>*</w:t>
-      </w:r>
-      <w:r>
-        <w:rPr>
-          <w:b w:val="false"/>
-          <w:bCs w:val="false"/>
-          <w:color w:val="000000"/>
-          <w:sz w:val="28"/>
-          <w:szCs w:val="28"/>
-        </w:rPr>
-        <w:t>N] и C[N*N], имитирующих двумерные матрицы размером N</w:t>
-      </w:r>
-      <w:r>
-        <w:rPr>
-          <w:b w:val="false"/>
-          <w:bCs w:val="false"/>
-          <w:color w:val="000000"/>
-          <w:sz w:val="28"/>
-          <w:szCs w:val="28"/>
-        </w:rPr>
-        <w:t>*</w:t>
-      </w:r>
-      <w:r>
-        <w:rPr>
-          <w:b w:val="false"/>
-          <w:bCs w:val="false"/>
-          <w:color w:val="000000"/>
-          <w:sz w:val="28"/>
-          <w:szCs w:val="28"/>
-        </w:rPr>
-        <w:t>N, где доступ к элементу (row, col) осуществляется по формуле row * N + col. Исходные значения матриц загружаются предварительно в блоке init.</w:t>
+        <w:t>Используется парадигма параллелизма по данным (Data Parallelism). Распределение работы между P процессами (worker) осуществляется циклически по строкам (Cyclic Distribution). Каждый процесс получает идентификатор id (от 0 до P-1) и обрабатывает строки с индексами row, для которых выполняется условие row mod P == id.</w:t>
       </w:r>
     </w:p>
     <w:p>
@@ -1189,22 +1101,21 @@
         <w:ind w:firstLine="709" w:right="0"/>
         <w:jc w:val="both"/>
         <w:rPr>
-          <w:b w:val="false"/>
-          <w:bCs w:val="false"/>
-          <w:color w:val="000000"/>
-          <w:sz w:val="28"/>
-          <w:szCs w:val="28"/>
-        </w:rPr>
-      </w:pPr>
-      <w:r>
-        <w:rPr>
-          <w:b w:val="false"/>
-          <w:bCs w:val="false"/>
-          <w:color w:val="000000"/>
-          <w:sz w:val="28"/>
-          <w:szCs w:val="28"/>
-        </w:rPr>
-        <w:t>Используется парадигма параллелизма по данным (Data Parallelism). Распределение работы между P процессами (worker) осуществляется циклически по строкам (Cyclic Distribution). Каждый процесс получает идентификатор id (от 0 до P-1) и обрабатывает строки с индексами row, для которых выполняется условие row mod P == id.</w:t>
+          <w:b/>
+          <w:bCs/>
+          <w:color w:val="000000"/>
+          <w:sz w:val="28"/>
+          <w:szCs w:val="28"/>
+        </w:rPr>
+      </w:pPr>
+      <w:r>
+        <w:rPr>
+          <w:b/>
+          <w:bCs/>
+          <w:color w:val="000000"/>
+          <w:sz w:val="28"/>
+          <w:szCs w:val="28"/>
+        </w:rPr>
       </w:r>
     </w:p>
     <w:p>
@@ -1229,6 +1140,7 @@
           <w:sz w:val="28"/>
           <w:szCs w:val="28"/>
         </w:rPr>
+        <w:t>2. Синхронизация и обмен данными</w:t>
       </w:r>
     </w:p>
     <w:p>
@@ -1238,32 +1150,22 @@
         <w:ind w:firstLine="709" w:right="0"/>
         <w:jc w:val="both"/>
         <w:rPr>
-          <w:b/>
-          <w:bCs/>
-          <w:color w:val="000000"/>
-          <w:sz w:val="28"/>
-          <w:szCs w:val="28"/>
-        </w:rPr>
-      </w:pPr>
-      <w:r>
-        <w:rPr>
-          <w:b/>
-          <w:bCs/>
-          <w:color w:val="000000"/>
-          <w:sz w:val="28"/>
-          <w:szCs w:val="28"/>
-        </w:rPr>
-        <w:t xml:space="preserve">2. </w:t>
-      </w:r>
-      <w:r>
-        <w:rPr>
-          <w:b/>
-          <w:bCs/>
-          <w:color w:val="000000"/>
-          <w:sz w:val="28"/>
-          <w:szCs w:val="28"/>
-        </w:rPr>
-        <w:t>Синхронизация и обмен данными</w:t>
+          <w:b w:val="false"/>
+          <w:bCs w:val="false"/>
+          <w:color w:val="000000"/>
+          <w:sz w:val="28"/>
+          <w:szCs w:val="28"/>
+        </w:rPr>
+      </w:pPr>
+      <w:r>
+        <w:rPr>
+          <w:b w:val="false"/>
+          <w:bCs w:val="false"/>
+          <w:color w:val="000000"/>
+          <w:sz w:val="28"/>
+          <w:szCs w:val="28"/>
+        </w:rPr>
+        <w:t>В соответствии с заданием, для обмена данными используются каналы сообщений.</w:t>
       </w:r>
     </w:p>
     <w:p>
@@ -1288,7 +1190,7 @@
           <w:sz w:val="28"/>
           <w:szCs w:val="28"/>
         </w:rPr>
-        <w:t>В соответствии с заданием, для обмена данными используются каналы сообщений.</w:t>
+        <w:t>Для передачи вычисленных элементов результирующей матрицы C от рабочих процессов к нулевому процессу (агрегатору) объявлен глобальный канал:</w:t>
       </w:r>
     </w:p>
     <w:p>
@@ -1313,7 +1215,6 @@
           <w:sz w:val="28"/>
           <w:szCs w:val="28"/>
         </w:rPr>
-        <w:t>Для передачи вычисленных элементов результирующей матрицы C от рабочих процессов к нулевому процессу (агрегатору) объявлен глобальный канал:</w:t>
       </w:r>
     </w:p>
     <w:p>
@@ -1323,21 +1224,24 @@
         <w:ind w:firstLine="709" w:right="0"/>
         <w:jc w:val="both"/>
         <w:rPr>
-          <w:b w:val="false"/>
-          <w:bCs w:val="false"/>
-          <w:color w:val="000000"/>
-          <w:sz w:val="28"/>
-          <w:szCs w:val="28"/>
-        </w:rPr>
-      </w:pPr>
-      <w:r>
-        <w:rPr>
-          <w:b w:val="false"/>
-          <w:bCs w:val="false"/>
-          <w:color w:val="000000"/>
-          <w:sz w:val="28"/>
-          <w:szCs w:val="28"/>
-        </w:rPr>
+          <w:rFonts w:ascii="Consolas" w:hAnsi="Consolas"/>
+          <w:b w:val="false"/>
+          <w:bCs w:val="false"/>
+          <w:color w:val="000000"/>
+          <w:sz w:val="28"/>
+          <w:szCs w:val="28"/>
+        </w:rPr>
+      </w:pPr>
+      <w:r>
+        <w:rPr>
+          <w:rFonts w:ascii="Consolas" w:hAnsi="Consolas"/>
+          <w:b w:val="false"/>
+          <w:bCs w:val="false"/>
+          <w:color w:val="000000"/>
+          <w:sz w:val="28"/>
+          <w:szCs w:val="28"/>
+        </w:rPr>
+        <w:t>chan row_computed = [N * N] of { byte, byte, int };</w:t>
       </w:r>
     </w:p>
     <w:p>
@@ -1364,7 +1268,6 @@
           <w:sz w:val="28"/>
           <w:szCs w:val="28"/>
         </w:rPr>
-        <w:t>chan row_computed = [N * N] of { byte, byte, int };</w:t>
       </w:r>
     </w:p>
     <w:p>
@@ -1374,23 +1277,22 @@
         <w:ind w:firstLine="709" w:right="0"/>
         <w:jc w:val="both"/>
         <w:rPr>
-          <w:rFonts w:ascii="Consolas" w:hAnsi="Consolas"/>
-          <w:b w:val="false"/>
-          <w:bCs w:val="false"/>
-          <w:color w:val="000000"/>
-          <w:sz w:val="28"/>
-          <w:szCs w:val="28"/>
-        </w:rPr>
-      </w:pPr>
-      <w:r>
-        <w:rPr>
-          <w:rFonts w:ascii="Consolas" w:hAnsi="Consolas"/>
-          <w:b w:val="false"/>
-          <w:bCs w:val="false"/>
-          <w:color w:val="000000"/>
-          <w:sz w:val="28"/>
-          <w:szCs w:val="28"/>
-        </w:rPr>
+          <w:b w:val="false"/>
+          <w:bCs w:val="false"/>
+          <w:color w:val="000000"/>
+          <w:sz w:val="28"/>
+          <w:szCs w:val="28"/>
+        </w:rPr>
+      </w:pPr>
+      <w:r>
+        <w:rPr>
+          <w:b w:val="false"/>
+          <w:bCs w:val="false"/>
+          <w:color w:val="000000"/>
+          <w:sz w:val="28"/>
+          <w:szCs w:val="28"/>
+        </w:rPr>
+        <w:t>Процессы-воркеры (id != 0): Вычислив скалярное произведение для текущего элемента, отправляют в канал кортеж {номер_строки, номер_столбца, значение}.</w:t>
       </w:r>
     </w:p>
     <w:p>
@@ -1415,7 +1317,7 @@
           <w:sz w:val="28"/>
           <w:szCs w:val="28"/>
         </w:rPr>
-        <w:t>Процессы-воркеры (id != 0): Вычислив скалярное произведение для текущего элемента, отправляют в канал кортеж {номер_строки, номер_столбца, значение}.</w:t>
+        <w:t>Нулевой процесс (id = 0): Вычисляет свою долю строк матрицы, записывая их напрямую в результирующий массив C. После завершения своих вычислений агрегатор высчитывает по формуле точное количество элементов (expected_elements), которое должны вернуть остальные воркеры. Затем нулевой процесс блокируется на чтении из канала, ожидая недостающие элементы, сохраняет их в матрицу C и выводит готовый результат на экран.</w:t>
       </w:r>
     </w:p>
     <w:p>
@@ -1425,22 +1327,23 @@
         <w:ind w:firstLine="709" w:right="0"/>
         <w:jc w:val="both"/>
         <w:rPr>
-          <w:b w:val="false"/>
-          <w:bCs w:val="false"/>
-          <w:color w:val="000000"/>
-          <w:sz w:val="28"/>
-          <w:szCs w:val="28"/>
-        </w:rPr>
-      </w:pPr>
-      <w:r>
-        <w:rPr>
-          <w:b w:val="false"/>
-          <w:bCs w:val="false"/>
-          <w:color w:val="000000"/>
-          <w:sz w:val="28"/>
-          <w:szCs w:val="28"/>
-        </w:rPr>
-        <w:t>Нулевой процесс (id = 0): Вычисляет свою долю строк матрицы, записывая их напрямую в результирующий массив C. После завершения своих вычислений агрегатор высчитывает по формуле точное количество элементов (expected_elements), которое должны вернуть остальные воркеры. Затем нулевой процесс блокируется на чтении из канала, ожидая недостающие элементы, сохраняет их в матрицу C и выводит готовый результат на экран.</w:t>
+          <w:b/>
+          <w:bCs/>
+          <w:color w:val="000000"/>
+          <w:sz w:val="28"/>
+          <w:szCs w:val="28"/>
+          <w:lang w:val="en-US"/>
+        </w:rPr>
+      </w:pPr>
+      <w:r>
+        <w:rPr>
+          <w:b/>
+          <w:bCs/>
+          <w:color w:val="000000"/>
+          <w:sz w:val="28"/>
+          <w:szCs w:val="28"/>
+          <w:lang w:val="en-US"/>
+        </w:rPr>
       </w:r>
     </w:p>
     <w:p>
@@ -1455,7 +1358,6 @@
           <w:color w:val="000000"/>
           <w:sz w:val="28"/>
           <w:szCs w:val="28"/>
-          <w:lang w:val="en-US"/>
         </w:rPr>
       </w:pPr>
       <w:r>
@@ -1467,6 +1369,17 @@
           <w:szCs w:val="28"/>
           <w:lang w:val="en-US"/>
         </w:rPr>
+        <w:t xml:space="preserve">3. </w:t>
+      </w:r>
+      <w:r>
+        <w:rPr>
+          <w:b/>
+          <w:bCs/>
+          <w:color w:val="000000"/>
+          <w:sz w:val="28"/>
+          <w:szCs w:val="28"/>
+        </w:rPr>
+        <w:t>Формирование и верификация LTL-свойств</w:t>
       </w:r>
     </w:p>
     <w:p>
@@ -1476,33 +1389,22 @@
         <w:ind w:firstLine="709" w:right="0"/>
         <w:jc w:val="both"/>
         <w:rPr>
-          <w:b/>
-          <w:bCs/>
-          <w:color w:val="000000"/>
-          <w:sz w:val="28"/>
-          <w:szCs w:val="28"/>
-        </w:rPr>
-      </w:pPr>
-      <w:r>
-        <w:rPr>
-          <w:b/>
-          <w:bCs/>
-          <w:color w:val="000000"/>
-          <w:sz w:val="28"/>
-          <w:szCs w:val="28"/>
-          <w:lang w:val="en-US"/>
-        </w:rPr>
-        <w:t xml:space="preserve">3. </w:t>
-      </w:r>
-      <w:r>
-        <w:rPr>
-          <w:b/>
-          <w:bCs/>
-          <w:color w:val="000000"/>
-          <w:sz w:val="28"/>
-          <w:szCs w:val="28"/>
-        </w:rPr>
-        <w:t>Формирование и верификация LTL-свойств</w:t>
+          <w:b w:val="false"/>
+          <w:bCs w:val="false"/>
+          <w:color w:val="000000"/>
+          <w:sz w:val="28"/>
+          <w:szCs w:val="28"/>
+        </w:rPr>
+      </w:pPr>
+      <w:r>
+        <w:rPr>
+          <w:b w:val="false"/>
+          <w:bCs w:val="false"/>
+          <w:color w:val="000000"/>
+          <w:sz w:val="28"/>
+          <w:szCs w:val="28"/>
+        </w:rPr>
+        <w:t>Для доказательства корректности работы алгоритма и отсутствия тупиковых ситуаций (дедлоков) было сформулировано требование завершимости (liveness).</w:t>
       </w:r>
     </w:p>
     <w:p>
@@ -1527,7 +1429,7 @@
           <w:sz w:val="28"/>
           <w:szCs w:val="28"/>
         </w:rPr>
-        <w:t>Для доказательства корректности работы алгоритма и отсутствия тупиковых ситуаций (дедлоков) было сформулировано требование завершимости (liveness).</w:t>
+        <w:t>В код введен глобальный флаг bool done = false, который переключается в true нулевым процессом строго после того, как все вычисления завершены, данные получены и результат выведен.</w:t>
       </w:r>
     </w:p>
     <w:p>
@@ -1552,7 +1454,7 @@
           <w:sz w:val="28"/>
           <w:szCs w:val="28"/>
         </w:rPr>
-        <w:t>В код введен глобальный флаг bool done = false, который переключается в true нулевым процессом строго после того, как все вычисления завершены, данные получены и результат выведен.</w:t>
+        <w:t>Свойство сформулировано на языке LTL следующим образом:</w:t>
       </w:r>
     </w:p>
     <w:p>
@@ -1577,7 +1479,6 @@
           <w:sz w:val="28"/>
           <w:szCs w:val="28"/>
         </w:rPr>
-        <w:t>Свойство сформулировано на языке LTL следующим образом:</w:t>
       </w:r>
     </w:p>
     <w:p>
@@ -1587,21 +1488,24 @@
         <w:ind w:firstLine="709" w:right="0"/>
         <w:jc w:val="both"/>
         <w:rPr>
-          <w:b w:val="false"/>
-          <w:bCs w:val="false"/>
-          <w:color w:val="000000"/>
-          <w:sz w:val="28"/>
-          <w:szCs w:val="28"/>
-        </w:rPr>
-      </w:pPr>
-      <w:r>
-        <w:rPr>
-          <w:b w:val="false"/>
-          <w:bCs w:val="false"/>
-          <w:color w:val="000000"/>
-          <w:sz w:val="28"/>
-          <w:szCs w:val="28"/>
-        </w:rPr>
+          <w:rFonts w:ascii="Consolas" w:hAnsi="Consolas"/>
+          <w:b w:val="false"/>
+          <w:bCs w:val="false"/>
+          <w:color w:val="000000"/>
+          <w:sz w:val="28"/>
+          <w:szCs w:val="28"/>
+        </w:rPr>
+      </w:pPr>
+      <w:r>
+        <w:rPr>
+          <w:rFonts w:ascii="Consolas" w:hAnsi="Consolas"/>
+          <w:b w:val="false"/>
+          <w:bCs w:val="false"/>
+          <w:color w:val="000000"/>
+          <w:sz w:val="28"/>
+          <w:szCs w:val="28"/>
+        </w:rPr>
+        <w:t>ltl eventually_done { &lt;&gt; (done == true) }</w:t>
       </w:r>
     </w:p>
     <w:p>
@@ -1628,7 +1532,6 @@
           <w:sz w:val="28"/>
           <w:szCs w:val="28"/>
         </w:rPr>
-        <w:t>ltl eventually_done { &lt;&gt; (done == true) }</w:t>
       </w:r>
     </w:p>
     <w:p>
@@ -1638,23 +1541,22 @@
         <w:ind w:firstLine="709" w:right="0"/>
         <w:jc w:val="both"/>
         <w:rPr>
-          <w:rFonts w:ascii="Consolas" w:hAnsi="Consolas"/>
-          <w:b w:val="false"/>
-          <w:bCs w:val="false"/>
-          <w:color w:val="000000"/>
-          <w:sz w:val="28"/>
-          <w:szCs w:val="28"/>
-        </w:rPr>
-      </w:pPr>
-      <w:r>
-        <w:rPr>
-          <w:rFonts w:ascii="Consolas" w:hAnsi="Consolas"/>
-          <w:b w:val="false"/>
-          <w:bCs w:val="false"/>
-          <w:color w:val="000000"/>
-          <w:sz w:val="28"/>
-          <w:szCs w:val="28"/>
-        </w:rPr>
+          <w:b w:val="false"/>
+          <w:bCs w:val="false"/>
+          <w:color w:val="000000"/>
+          <w:sz w:val="28"/>
+          <w:szCs w:val="28"/>
+        </w:rPr>
+      </w:pPr>
+      <w:r>
+        <w:rPr>
+          <w:b w:val="false"/>
+          <w:bCs w:val="false"/>
+          <w:color w:val="000000"/>
+          <w:sz w:val="28"/>
+          <w:szCs w:val="28"/>
+        </w:rPr>
+        <w:t>Формула означает: "в любом пути выполнения системы рано или поздно наступит состояние, в котором флаг done станет истинным".</w:t>
       </w:r>
     </w:p>
     <w:p>
@@ -1666,40 +1568,19 @@
         <w:rPr>
           <w:b w:val="false"/>
           <w:bCs w:val="false"/>
-          <w:color w:val="000000"/>
-          <w:sz w:val="28"/>
-          <w:szCs w:val="28"/>
-        </w:rPr>
-      </w:pPr>
-      <w:r>
-        <w:rPr>
-          <w:b w:val="false"/>
-          <w:bCs w:val="false"/>
-          <w:color w:val="000000"/>
-          <w:sz w:val="28"/>
-          <w:szCs w:val="28"/>
-        </w:rPr>
-        <w:t xml:space="preserve">Формула означает: "в </w:t>
-      </w:r>
-      <w:r>
-        <w:rPr>
-          <w:b w:val="false"/>
-          <w:bCs w:val="false"/>
-          <w:color w:val="000000"/>
-          <w:sz w:val="28"/>
-          <w:szCs w:val="28"/>
-        </w:rPr>
-        <w:t>любом пути</w:t>
-      </w:r>
-      <w:r>
-        <w:rPr>
-          <w:b w:val="false"/>
-          <w:bCs w:val="false"/>
-          <w:color w:val="000000"/>
-          <w:sz w:val="28"/>
-          <w:szCs w:val="28"/>
-        </w:rPr>
-        <w:t xml:space="preserve"> выполнения системы рано или поздно наступит состояние, в котором флаг done станет истинным".</w:t>
+          <w:color w:val="FF0000"/>
+          <w:sz w:val="28"/>
+          <w:szCs w:val="28"/>
+        </w:rPr>
+      </w:pPr>
+      <w:r>
+        <w:rPr>
+          <w:b w:val="false"/>
+          <w:bCs w:val="false"/>
+          <w:color w:val="FF0000"/>
+          <w:sz w:val="28"/>
+          <w:szCs w:val="28"/>
+        </w:rPr>
       </w:r>
     </w:p>
     <w:p>
@@ -1709,21 +1590,22 @@
         <w:ind w:firstLine="709" w:right="0"/>
         <w:jc w:val="both"/>
         <w:rPr>
-          <w:b w:val="false"/>
-          <w:bCs w:val="false"/>
-          <w:color w:val="FF0000"/>
-          <w:sz w:val="28"/>
-          <w:szCs w:val="28"/>
-        </w:rPr>
-      </w:pPr>
-      <w:r>
-        <w:rPr>
-          <w:b w:val="false"/>
-          <w:bCs w:val="false"/>
-          <w:color w:val="FF0000"/>
-          <w:sz w:val="28"/>
-          <w:szCs w:val="28"/>
-        </w:rPr>
+          <w:b/>
+          <w:bCs/>
+          <w:color w:val="000000"/>
+          <w:sz w:val="28"/>
+          <w:szCs w:val="28"/>
+        </w:rPr>
+      </w:pPr>
+      <w:r>
+        <w:rPr>
+          <w:b/>
+          <w:bCs/>
+          <w:color w:val="000000"/>
+          <w:sz w:val="28"/>
+          <w:szCs w:val="28"/>
+        </w:rPr>
+        <w:t>4. Результаты полной верификации в Spin:</w:t>
       </w:r>
     </w:p>
     <w:p>
@@ -1733,32 +1615,22 @@
         <w:ind w:firstLine="709" w:right="0"/>
         <w:jc w:val="both"/>
         <w:rPr>
-          <w:b/>
-          <w:bCs/>
-          <w:color w:val="000000"/>
-          <w:sz w:val="28"/>
-          <w:szCs w:val="28"/>
-        </w:rPr>
-      </w:pPr>
-      <w:r>
-        <w:rPr>
-          <w:b/>
-          <w:bCs/>
-          <w:color w:val="000000"/>
-          <w:sz w:val="28"/>
-          <w:szCs w:val="28"/>
-        </w:rPr>
-        <w:t xml:space="preserve">4. </w:t>
-      </w:r>
-      <w:r>
-        <w:rPr>
-          <w:b/>
-          <w:bCs/>
-          <w:color w:val="000000"/>
-          <w:sz w:val="28"/>
-          <w:szCs w:val="28"/>
-        </w:rPr>
-        <w:t>Результаты полной верификации в Spin:</w:t>
+          <w:b w:val="false"/>
+          <w:bCs w:val="false"/>
+          <w:color w:val="000000"/>
+          <w:sz w:val="28"/>
+          <w:szCs w:val="28"/>
+        </w:rPr>
+      </w:pPr>
+      <w:r>
+        <w:rPr>
+          <w:b w:val="false"/>
+          <w:bCs w:val="false"/>
+          <w:color w:val="000000"/>
+          <w:sz w:val="28"/>
+          <w:szCs w:val="28"/>
+        </w:rPr>
+        <w:t>При запуске анализатора с проверкой циклов принятия (acceptance cycles) был получен следующий результат:</w:t>
       </w:r>
     </w:p>
     <w:p>
@@ -1783,7 +1655,6 @@
           <w:sz w:val="28"/>
           <w:szCs w:val="28"/>
         </w:rPr>
-        <w:t>При запуске анализатора с проверкой циклов принятия (acceptance cycles) был получен следующий результат:</w:t>
       </w:r>
     </w:p>
     <w:p>
@@ -1793,21 +1664,24 @@
         <w:ind w:firstLine="709" w:right="0"/>
         <w:jc w:val="both"/>
         <w:rPr>
-          <w:b w:val="false"/>
-          <w:bCs w:val="false"/>
-          <w:color w:val="000000"/>
-          <w:sz w:val="28"/>
-          <w:szCs w:val="28"/>
-        </w:rPr>
-      </w:pPr>
-      <w:r>
-        <w:rPr>
-          <w:b w:val="false"/>
-          <w:bCs w:val="false"/>
-          <w:color w:val="000000"/>
-          <w:sz w:val="28"/>
-          <w:szCs w:val="28"/>
-        </w:rPr>
+          <w:rFonts w:ascii="Consolas" w:hAnsi="Consolas"/>
+          <w:b w:val="false"/>
+          <w:bCs w:val="false"/>
+          <w:color w:val="000000"/>
+          <w:sz w:val="28"/>
+          <w:szCs w:val="28"/>
+        </w:rPr>
+      </w:pPr>
+      <w:r>
+        <w:rPr>
+          <w:rFonts w:ascii="Consolas" w:hAnsi="Consolas"/>
+          <w:b w:val="false"/>
+          <w:bCs w:val="false"/>
+          <w:color w:val="000000"/>
+          <w:sz w:val="28"/>
+          <w:szCs w:val="28"/>
+        </w:rPr>
+        <w:t>unreached in claim eventually_done</w:t>
       </w:r>
     </w:p>
     <w:p>
@@ -1834,7 +1708,7 @@
           <w:sz w:val="28"/>
           <w:szCs w:val="28"/>
         </w:rPr>
-        <w:t>unreached in claim eventually_done</w:t>
+        <w:t>_spin_nvr.tmp:6, state 6, "-end-"</w:t>
       </w:r>
     </w:p>
     <w:p>
@@ -1861,7 +1735,7 @@
           <w:sz w:val="28"/>
           <w:szCs w:val="28"/>
         </w:rPr>
-        <w:t>_spin_nvr.tmp:6, state 6, "-end-"</w:t>
+        <w:t>(1 of 6 states)</w:t>
       </w:r>
     </w:p>
     <w:p>
@@ -1888,7 +1762,6 @@
           <w:sz w:val="28"/>
           <w:szCs w:val="28"/>
         </w:rPr>
-        <w:t>(1 of 6 states)</w:t>
       </w:r>
     </w:p>
     <w:p>
@@ -1898,23 +1771,22 @@
         <w:ind w:firstLine="709" w:right="0"/>
         <w:jc w:val="both"/>
         <w:rPr>
-          <w:rFonts w:ascii="Consolas" w:hAnsi="Consolas"/>
-          <w:b w:val="false"/>
-          <w:bCs w:val="false"/>
-          <w:color w:val="000000"/>
-          <w:sz w:val="28"/>
-          <w:szCs w:val="28"/>
-        </w:rPr>
-      </w:pPr>
-      <w:r>
-        <w:rPr>
-          <w:rFonts w:ascii="Consolas" w:hAnsi="Consolas"/>
-          <w:b w:val="false"/>
-          <w:bCs w:val="false"/>
-          <w:color w:val="000000"/>
-          <w:sz w:val="28"/>
-          <w:szCs w:val="28"/>
-        </w:rPr>
+          <w:b w:val="false"/>
+          <w:bCs w:val="false"/>
+          <w:color w:val="000000"/>
+          <w:sz w:val="28"/>
+          <w:szCs w:val="28"/>
+        </w:rPr>
+      </w:pPr>
+      <w:r>
+        <w:rPr>
+          <w:b w:val="false"/>
+          <w:bCs w:val="false"/>
+          <w:color w:val="000000"/>
+          <w:sz w:val="28"/>
+          <w:szCs w:val="28"/>
+        </w:rPr>
+        <w:t>Статус unreached ("не достигнуто") для финального состояния внутри автомата-ловушки (never claim) однозначно доказывает, что отрицание нашего LTL-свойства невозможно. Модель гарантированно завершается успехом, вычисляет матрицу и не имеет тупиковых блокировок или состояний гонки (race conditions). Данные через каналы передаются без потерь.</w:t>
       </w:r>
     </w:p>
     <w:p>
@@ -1926,20 +1798,63 @@
         <w:rPr>
           <w:b w:val="false"/>
           <w:bCs w:val="false"/>
-          <w:color w:val="000000"/>
-          <w:sz w:val="28"/>
-          <w:szCs w:val="28"/>
-        </w:rPr>
-      </w:pPr>
-      <w:r>
-        <w:rPr>
-          <w:b w:val="false"/>
-          <w:bCs w:val="false"/>
-          <w:color w:val="000000"/>
-          <w:sz w:val="28"/>
-          <w:szCs w:val="28"/>
-        </w:rPr>
-        <w:t>Статус unreached ("не достигнуто") для финального состояния внутри автомата-ловушки (never claim) однозначно доказывает, что отрицание нашего LTL-свойства невозможно. Модель гарантированно завершается успехом, вычисляет матрицу и не имеет тупиковых блокировок или состояний гонки (race conditions). Данные через каналы передаются без потерь.</w:t>
+          <w:color w:val="FF0000"/>
+          <w:sz w:val="28"/>
+          <w:szCs w:val="28"/>
+        </w:rPr>
+      </w:pPr>
+      <w:r>
+        <w:rPr>
+          <w:b w:val="false"/>
+          <w:bCs w:val="false"/>
+          <w:color w:val="FF0000"/>
+          <w:sz w:val="28"/>
+          <w:szCs w:val="28"/>
+        </w:rPr>
+      </w:r>
+      <w:r>
+        <w:br w:type="page"/>
+      </w:r>
+    </w:p>
+    <w:p>
+      <w:pPr>
+        <w:pStyle w:val="Normal"/>
+        <w:spacing w:lineRule="auto" w:line="360"/>
+        <w:ind w:hanging="0" w:left="0" w:right="0"/>
+        <w:jc w:val="both"/>
+        <w:rPr>
+          <w:b/>
+          <w:bCs/>
+          <w:color w:val="000000"/>
+          <w:sz w:val="28"/>
+          <w:szCs w:val="28"/>
+        </w:rPr>
+      </w:pPr>
+      <w:r>
+        <w:rPr>
+          <w:b/>
+          <w:bCs/>
+          <w:i w:val="false"/>
+          <w:iCs w:val="false"/>
+          <w:color w:val="000000"/>
+          <w:sz w:val="28"/>
+          <w:szCs w:val="28"/>
+          <w:lang w:val="en-US"/>
+        </w:rPr>
+        <w:tab/>
+        <w:t xml:space="preserve">5. </w:t>
+      </w:r>
+      <w:r>
+        <w:rPr>
+          <w:b/>
+          <w:bCs/>
+          <w:i w:val="false"/>
+          <w:iCs w:val="false"/>
+          <w:color w:val="000000"/>
+          <w:sz w:val="28"/>
+          <w:szCs w:val="28"/>
+        </w:rPr>
+        <w:t>Сравнение с альтернативным подходом</w:t>
       </w:r>
     </w:p>
     <w:p>
@@ -1951,19 +1866,20 @@
         <w:rPr>
           <w:b w:val="false"/>
           <w:bCs w:val="false"/>
-          <w:color w:val="FF0000"/>
-          <w:sz w:val="28"/>
-          <w:szCs w:val="28"/>
-        </w:rPr>
-      </w:pPr>
-      <w:r>
-        <w:rPr>
-          <w:b w:val="false"/>
-          <w:bCs w:val="false"/>
-          <w:color w:val="FF0000"/>
-          <w:sz w:val="28"/>
-          <w:szCs w:val="28"/>
-        </w:rPr>
+          <w:color w:val="000000"/>
+          <w:sz w:val="28"/>
+          <w:szCs w:val="28"/>
+        </w:rPr>
+      </w:pPr>
+      <w:r>
+        <w:rPr>
+          <w:b w:val="false"/>
+          <w:bCs w:val="false"/>
+          <w:color w:val="000000"/>
+          <w:sz w:val="28"/>
+          <w:szCs w:val="28"/>
+        </w:rPr>
+        <w:t>В ходе работы был проведен анализ решения другой группы, которая реализовывала передачу данных механизмом общей (разделяемой) памяти и отслеживанием статуса выполнения через глобальные переменные.</w:t>
       </w:r>
     </w:p>
     <w:p>
@@ -1973,106 +1889,18 @@
         <w:ind w:firstLine="709" w:right="0"/>
         <w:jc w:val="both"/>
         <w:rPr>
-          <w:b/>
-          <w:bCs/>
-          <w:color w:val="000000"/>
-          <w:sz w:val="28"/>
-          <w:szCs w:val="28"/>
-        </w:rPr>
-      </w:pPr>
-      <w:r>
-        <w:rPr>
-          <w:b/>
-          <w:bCs/>
-          <w:i w:val="false"/>
-          <w:iCs w:val="false"/>
-          <w:color w:val="000000"/>
-          <w:sz w:val="28"/>
-          <w:szCs w:val="28"/>
-          <w:lang w:val="en-US"/>
-        </w:rPr>
-        <w:t xml:space="preserve">5. </w:t>
-      </w:r>
-      <w:r>
-        <w:rPr>
-          <w:b/>
-          <w:bCs/>
-          <w:i w:val="false"/>
-          <w:iCs w:val="false"/>
-          <w:color w:val="000000"/>
-          <w:sz w:val="28"/>
-          <w:szCs w:val="28"/>
-        </w:rPr>
-        <w:t xml:space="preserve">Сравнение с альтернативным подходом </w:t>
-      </w:r>
-      <w:r>
-        <w:rPr>
-          <w:b/>
-          <w:bCs/>
-          <w:i w:val="false"/>
-          <w:iCs w:val="false"/>
-          <w:color w:val="FF0000"/>
-          <w:sz w:val="28"/>
-          <w:szCs w:val="28"/>
-          <w:lang w:val="ru-RU"/>
-        </w:rPr>
-        <w:t>ЗАМЕНИТЬ</w:t>
-      </w:r>
-    </w:p>
-    <w:p>
-      <w:pPr>
-        <w:pStyle w:val="Normal"/>
-        <w:spacing w:lineRule="auto" w:line="360"/>
-        <w:ind w:firstLine="709" w:right="0"/>
-        <w:jc w:val="both"/>
-        <w:rPr>
-          <w:b w:val="false"/>
-          <w:bCs w:val="false"/>
-          <w:color w:val="FF0000"/>
-          <w:sz w:val="28"/>
-          <w:szCs w:val="28"/>
-        </w:rPr>
-      </w:pPr>
-      <w:r>
-        <w:rPr>
-          <w:b w:val="false"/>
-          <w:bCs w:val="false"/>
-          <w:color w:val="FF0000"/>
-          <w:sz w:val="28"/>
-          <w:szCs w:val="28"/>
-        </w:rPr>
-        <w:t xml:space="preserve">В ходе работы был проведен анализ решения другой группы, которая реализовывала передачу данных </w:t>
-      </w:r>
-      <w:r>
-        <w:rPr>
-          <w:b w:val="false"/>
-          <w:bCs w:val="false"/>
-          <w:color w:val="FF0000"/>
-          <w:sz w:val="28"/>
-          <w:szCs w:val="28"/>
-        </w:rPr>
-        <w:t>с помощью разделяемых переменных</w:t>
-      </w:r>
-    </w:p>
-    <w:p>
-      <w:pPr>
-        <w:pStyle w:val="Normal"/>
-        <w:spacing w:lineRule="auto" w:line="360"/>
-        <w:ind w:firstLine="709" w:right="0"/>
-        <w:jc w:val="both"/>
-        <w:rPr>
-          <w:b w:val="false"/>
-          <w:bCs w:val="false"/>
-          <w:color w:val="FF0000"/>
-          <w:sz w:val="28"/>
-          <w:szCs w:val="28"/>
-        </w:rPr>
-      </w:pPr>
-      <w:r>
-        <w:rPr>
-          <w:b w:val="false"/>
-          <w:bCs w:val="false"/>
-          <w:color w:val="FF0000"/>
+          <w:b w:val="false"/>
+          <w:bCs w:val="false"/>
+          <w:color w:val="000000"/>
+          <w:sz w:val="28"/>
+          <w:szCs w:val="28"/>
+        </w:rPr>
+      </w:pPr>
+      <w:r>
+        <w:rPr>
+          <w:b w:val="false"/>
+          <w:bCs w:val="false"/>
+          <w:color w:val="000000"/>
           <w:sz w:val="28"/>
           <w:szCs w:val="28"/>
         </w:rPr>
@@ -2091,53 +1919,20 @@
         <w:rPr>
           <w:b w:val="false"/>
           <w:bCs w:val="false"/>
-          <w:color w:val="FF0000"/>
-          <w:sz w:val="28"/>
-          <w:szCs w:val="28"/>
-        </w:rPr>
-      </w:pPr>
-      <w:r>
-        <w:rPr>
-          <w:b w:val="false"/>
-          <w:bCs w:val="false"/>
-          <w:color w:val="FF0000"/>
-          <w:sz w:val="28"/>
-          <w:szCs w:val="28"/>
-        </w:rPr>
-        <w:t xml:space="preserve">В нашем решении синхронизация потоков естественным образом вытекает из блокирующего чтения из канала (row_computed ? r, c, val). В их решении использовался … </w:t>
-      </w:r>
-      <w:r>
-        <w:rPr>
-          <w:b w:val="false"/>
-          <w:bCs w:val="false"/>
-          <w:color w:val="FF0000"/>
-          <w:sz w:val="28"/>
-          <w:szCs w:val="28"/>
-          <w:lang w:val="en-US"/>
-        </w:rPr>
-        <w:t>[</w:t>
-      </w:r>
-      <w:r>
-        <w:rPr>
-          <w:b w:val="false"/>
-          <w:bCs w:val="false"/>
-          <w:color w:val="FF0000"/>
-          <w:sz w:val="28"/>
-          <w:szCs w:val="28"/>
-          <w:lang w:val="ru-RU"/>
-        </w:rPr>
-        <w:t>ЗАМЕНИТЬ</w:t>
-      </w:r>
-      <w:r>
-        <w:rPr>
-          <w:b w:val="false"/>
-          <w:bCs w:val="false"/>
-          <w:color w:val="FF0000"/>
-          <w:sz w:val="28"/>
-          <w:szCs w:val="28"/>
-          <w:lang w:val="en-US"/>
-        </w:rPr>
-        <w:t>]</w:t>
+          <w:color w:val="000000"/>
+          <w:sz w:val="28"/>
+          <w:szCs w:val="28"/>
+        </w:rPr>
+      </w:pPr>
+      <w:r>
+        <w:rPr>
+          <w:b w:val="false"/>
+          <w:bCs w:val="false"/>
+          <w:color w:val="000000"/>
+          <w:sz w:val="28"/>
+          <w:szCs w:val="28"/>
+        </w:rPr>
+        <w:t>Архитектура синхронизации: В нашем решении синхронизация потоков естественным образом вытекает из блокирующего чтения из канала (row_computed ? r, c, val). Агрегатор переходит в режим ожидания (suspend) до появления данных в буфере. В решении коллег рабочие процессы осуществляют запись непосредственно в глобальный массив C, а синхронизация осуществляется через инкремент глобального атомарного счетчика завершенных задач (atomic { finished = finished + 1 }) и последующее "охранное" условие-барьер (finished == P), которое блокирует нулевой процесс до момента завершения всех воркеров.</w:t>
       </w:r>
     </w:p>
     <w:p>
@@ -2152,40 +1947,20 @@
         <w:rPr>
           <w:b w:val="false"/>
           <w:bCs w:val="false"/>
-          <w:color w:val="FF0000"/>
-          <w:sz w:val="28"/>
-          <w:szCs w:val="28"/>
-        </w:rPr>
-      </w:pPr>
-      <w:r>
-        <w:rPr>
-          <w:b w:val="false"/>
-          <w:bCs w:val="false"/>
-          <w:color w:val="FF0000"/>
-          <w:sz w:val="28"/>
-          <w:szCs w:val="28"/>
-        </w:rPr>
-        <w:t>Производительность: [</w:t>
-      </w:r>
-      <w:r>
-        <w:rPr>
-          <w:b w:val="false"/>
-          <w:bCs w:val="false"/>
-          <w:color w:val="FF0000"/>
-          <w:sz w:val="28"/>
-          <w:szCs w:val="28"/>
-        </w:rPr>
-        <w:t>СРАВНИТЬ</w:t>
-      </w:r>
-      <w:r>
-        <w:rPr>
-          <w:b w:val="false"/>
-          <w:bCs w:val="false"/>
-          <w:color w:val="FF0000"/>
-          <w:sz w:val="28"/>
-          <w:szCs w:val="28"/>
-        </w:rPr>
-        <w:t>].</w:t>
+          <w:color w:val="000000"/>
+          <w:sz w:val="28"/>
+          <w:szCs w:val="28"/>
+        </w:rPr>
+      </w:pPr>
+      <w:r>
+        <w:rPr>
+          <w:b w:val="false"/>
+          <w:bCs w:val="false"/>
+          <w:color w:val="000000"/>
+          <w:sz w:val="28"/>
+          <w:szCs w:val="28"/>
+        </w:rPr>
+        <w:t>Производительность: Работа с общей памятью генерирует менее объемное пространство состояний в Spin (меньший размер вектора состояний (State-vector) и меньше transitions), так как симулятору не требуется моделировать и сохранять промежуточные состояния буферов каналов при отправке и чтении каждого отдельного элемента.</w:t>
       </w:r>
     </w:p>
     <w:p>
@@ -2200,38 +1975,20 @@
         <w:rPr>
           <w:b w:val="false"/>
           <w:bCs w:val="false"/>
-          <w:color w:val="FF0000"/>
-        </w:rPr>
-      </w:pPr>
-      <w:r>
-        <w:rPr>
-          <w:b w:val="false"/>
-          <w:bCs w:val="false"/>
-          <w:color w:val="FF0000"/>
-          <w:sz w:val="28"/>
-          <w:szCs w:val="28"/>
-        </w:rPr>
-        <w:t>Надежность: [</w:t>
-      </w:r>
-      <w:r>
-        <w:rPr>
-          <w:b w:val="false"/>
-          <w:bCs w:val="false"/>
-          <w:color w:val="FF0000"/>
-          <w:sz w:val="28"/>
-          <w:szCs w:val="28"/>
-        </w:rPr>
-        <w:t>СРАВНИТЬ</w:t>
-      </w:r>
-      <w:r>
-        <w:rPr>
-          <w:b w:val="false"/>
-          <w:bCs w:val="false"/>
-          <w:color w:val="FF0000"/>
-          <w:sz w:val="28"/>
-          <w:szCs w:val="28"/>
-        </w:rPr>
-        <w:t>].</w:t>
+          <w:color w:val="000000"/>
+          <w:sz w:val="28"/>
+          <w:szCs w:val="28"/>
+        </w:rPr>
+      </w:pPr>
+      <w:r>
+        <w:rPr>
+          <w:b w:val="false"/>
+          <w:bCs w:val="false"/>
+          <w:color w:val="000000"/>
+          <w:sz w:val="28"/>
+          <w:szCs w:val="28"/>
+        </w:rPr>
+        <w:t>Надежность: Концепция передачи данных через разделяемую память потенциально небезопасна из-за высокого риска состояний гонки (data races). В алгоритме коллег гонок удалось избежать благодаря строгому непересекающемуся разделению по строкам (отсутствует общая перезапись). Однако канальная архитектура (наш вариант) концептуально гораздо надежнее: она снижает связность компонентов и гарантирует потокобезопасность на архитектурном уровне, так как модификацией итоговой структуры C занимается исключительно монопольный процесс-агрегатор (0-й воркер).</w:t>
       </w:r>
     </w:p>
     <w:p>
@@ -2257,6 +2014,31 @@
           <w:szCs w:val="28"/>
         </w:rPr>
       </w:r>
+      <w:r>
+        <w:br w:type="page"/>
+      </w:r>
+    </w:p>
+    <w:p>
+      <w:pPr>
+        <w:pStyle w:val="Normal"/>
+        <w:spacing w:lineRule="auto" w:line="360"/>
+        <w:ind w:hanging="0" w:left="0" w:right="0"/>
+        <w:jc w:val="both"/>
+        <w:rPr>
+          <w:color w:val="FF0000"/>
+          <w:sz w:val="28"/>
+          <w:szCs w:val="28"/>
+        </w:rPr>
+      </w:pPr>
+      <w:r>
+        <w:rPr>
+          <w:b/>
+          <w:sz w:val="28"/>
+          <w:szCs w:val="28"/>
+        </w:rPr>
+        <w:tab/>
+        <w:t>Выводы.</w:t>
+      </w:r>
     </w:p>
     <w:p>
       <w:pPr>
@@ -2265,43 +2047,22 @@
         <w:ind w:firstLine="709" w:right="0"/>
         <w:jc w:val="both"/>
         <w:rPr>
-          <w:color w:val="FF0000"/>
-          <w:sz w:val="28"/>
-          <w:szCs w:val="28"/>
-        </w:rPr>
-      </w:pPr>
-      <w:r>
-        <w:rPr>
-          <w:b/>
-          <w:sz w:val="28"/>
-          <w:szCs w:val="28"/>
-        </w:rPr>
-        <w:t>Выводы.</w:t>
-      </w:r>
-    </w:p>
-    <w:p>
-      <w:pPr>
-        <w:pStyle w:val="Normal"/>
-        <w:spacing w:lineRule="auto" w:line="360"/>
-        <w:ind w:firstLine="709" w:right="0"/>
-        <w:jc w:val="both"/>
-        <w:rPr>
-          <w:b w:val="false"/>
-          <w:bCs w:val="false"/>
-          <w:color w:val="000000"/>
-          <w:sz w:val="28"/>
-          <w:szCs w:val="28"/>
-        </w:rPr>
-      </w:pPr>
-      <w:r>
-        <w:rPr>
-          <w:b w:val="false"/>
-          <w:bCs w:val="false"/>
-          <w:color w:val="000000"/>
-          <w:sz w:val="28"/>
-          <w:szCs w:val="28"/>
-        </w:rPr>
-        <w:t>В ходе выполнения лабораторной работы был успешно спроектирован, реализован на языке Promela и верифицирован в среде Spin параллельный алгоритм перемножения квадратных матриц. Использование каналов передачи сообщений (chan) показало себя как надежный инструмент синхронизации: нулевой процесс выступал в роли точки синхронизации и успешно агрегировал независимые вычисления рабочих потоков. С помощью строгой проверки LTL-свойств (liveness) было доказано, что созданная математическая модель алгоритма свободна от взаимных блокировок (deadlocks), а полное вычисление матрицы и её вывод гарантированно завершаются при любых возможных вариантах планирования (scheduling) потоков. Полный исходный код программы см. в Приложении А.</w:t>
+          <w:b w:val="false"/>
+          <w:bCs w:val="false"/>
+          <w:color w:val="000000"/>
+          <w:sz w:val="28"/>
+          <w:szCs w:val="28"/>
+        </w:rPr>
+      </w:pPr>
+      <w:r>
+        <w:rPr>
+          <w:b w:val="false"/>
+          <w:bCs w:val="false"/>
+          <w:color w:val="000000"/>
+          <w:sz w:val="28"/>
+          <w:szCs w:val="28"/>
+        </w:rPr>
+        <w:t>В ходе выполнения лабораторной работы был успешно спроектирован, реализован на языке Promela и верифицирован в среде Spin параллельный алгоритм перемножения квадратных матриц. Использование каналов передачи сообщений (chan) показало себя как надежный инструмент синхронизации: нулевой процесс выступал в роли точки синхронизации и успешно агрегировал независимые вычисления рабочих потоков. С помощью строгой проверки LTL-свойств (liveness) было доказано, что созданная математическая модель алгоритма свободна от взаимных блокировок (deadlocks), а полное вычисление матрицы и её вывод гарантированно завершаются при любых возможных вариантах планирования (scheduling) потоков. По результатам обмена опытом с другой группой было установлено, что хотя подход с разделяемой памятью и барьерной синхронизацией генерирует меньшую нагрузку на State-space верификатора, выбранная в нашей работе парадигма передачи сообщений (Message Passing) позволяет писать более масштабируемый и надежный с точки зрения data races распределенный код. Дополнительно разработанный скрипт автоматического тестирования на Python подтвердил арифметическую корректность возвращаемых алгоритмом данных на матрицах и процессах различной размерности. Полный исходный код программы см. в Приложении А.</w:t>
       </w:r>
       <w:r>
         <w:br w:type="page"/>
@@ -7912,7 +7673,7 @@
     </w:r>
     <w:r>
       <w:rPr/>
-      <w:t>8</w:t>
+      <w:t>9</w:t>
     </w:r>
     <w:r>
       <w:rPr/>
@@ -9608,6 +9369,41 @@
       <w:lang w:val="en-US"/>
     </w:rPr>
   </w:style>
+  <w:style w:type="character" w:styleId="user">
+    <w:name w:val="Маркеры (user)"/>
+    <w:qFormat/>
+    <w:rPr>
+      <w:rFonts w:ascii="OpenSymbol" w:hAnsi="OpenSymbol" w:eastAsia="OpenSymbol" w:cs="OpenSymbol"/>
+    </w:rPr>
+  </w:style>
+  <w:style w:type="character" w:styleId="user1">
+    <w:name w:val="Исходный текст (user)"/>
+    <w:qFormat/>
+    <w:rPr>
+      <w:rFonts w:ascii="Liberation Mono" w:hAnsi="Liberation Mono" w:eastAsia="NSimSun" w:cs="Liberation Mono"/>
+    </w:rPr>
+  </w:style>
+  <w:style w:type="character" w:styleId="Strong">
+    <w:name w:val="Strong"/>
+    <w:qFormat/>
+    <w:rPr>
+      <w:b/>
+      <w:bCs/>
+    </w:rPr>
+  </w:style>
+  <w:style w:type="character" w:styleId="Emphasis">
+    <w:name w:val="Emphasis"/>
+    <w:qFormat/>
+    <w:rPr>
+      <w:i/>
+      <w:iCs/>
+    </w:rPr>
+  </w:style>
+  <w:style w:type="character" w:styleId="user2">
+    <w:name w:val="Символ нумерации (user)"/>
+    <w:qFormat/>
+    <w:rPr/>
+  </w:style>
   <w:style w:type="character" w:styleId="Style17">
     <w:name w:val="Маркеры"/>
     <w:qFormat/>
@@ -9615,45 +9411,19 @@
       <w:rFonts w:ascii="OpenSymbol" w:hAnsi="OpenSymbol" w:eastAsia="OpenSymbol" w:cs="OpenSymbol"/>
     </w:rPr>
   </w:style>
-  <w:style w:type="character" w:styleId="Style18">
-    <w:name w:val="Исходный текст"/>
-    <w:qFormat/>
-    <w:rPr>
-      <w:rFonts w:ascii="Liberation Mono" w:hAnsi="Liberation Mono" w:eastAsia="NSimSun" w:cs="Liberation Mono"/>
-    </w:rPr>
-  </w:style>
-  <w:style w:type="character" w:styleId="Strong">
-    <w:name w:val="Strong"/>
-    <w:qFormat/>
-    <w:rPr>
-      <w:b/>
-      <w:bCs/>
-    </w:rPr>
-  </w:style>
-  <w:style w:type="character" w:styleId="Emphasis">
-    <w:name w:val="Emphasis"/>
-    <w:qFormat/>
-    <w:rPr>
-      <w:i/>
-      <w:iCs/>
-    </w:rPr>
-  </w:style>
-  <w:style w:type="character" w:styleId="Style19">
-    <w:name w:val="Символ нумерации"/>
-    <w:qFormat/>
-    <w:rPr/>
-  </w:style>
-  <w:style w:type="paragraph" w:styleId="Style20">
+  <w:style w:type="paragraph" w:styleId="Style18">
     <w:name w:val="Заголовок"/>
     <w:basedOn w:val="Normal"/>
     <w:next w:val="BodyText"/>
     <w:qFormat/>
     <w:pPr>
-      <w:jc w:val="center"/>
+      <w:keepNext w:val="true"/>
+      <w:spacing w:before="240" w:after="120"/>
     </w:pPr>
     <w:rPr>
-      <w:b/>
-      <w:sz w:val="22"/>
+      <w:rFonts w:ascii="Liberation Sans" w:hAnsi="Liberation Sans" w:eastAsia="Microsoft YaHei" w:cs="Lucida Sans"/>
+      <w:sz w:val="28"/>
+      <w:szCs w:val="28"/>
     </w:rPr>
   </w:style>
   <w:style w:type="paragraph" w:styleId="BodyText">
@@ -9692,7 +9462,7 @@
       <w:szCs w:val="24"/>
     </w:rPr>
   </w:style>
-  <w:style w:type="paragraph" w:styleId="Style21">
+  <w:style w:type="paragraph" w:styleId="Style19">
     <w:name w:val="Указатель"/>
     <w:basedOn w:val="Normal"/>
     <w:qFormat/>
@@ -9703,22 +9473,20 @@
       <w:rFonts w:cs="Lucida Sans"/>
     </w:rPr>
   </w:style>
-  <w:style w:type="paragraph" w:styleId="user">
+  <w:style w:type="paragraph" w:styleId="user3">
     <w:name w:val="Заголовок (user)"/>
     <w:basedOn w:val="Normal"/>
     <w:next w:val="BodyText"/>
     <w:qFormat/>
     <w:pPr>
-      <w:keepNext w:val="true"/>
-      <w:spacing w:before="240" w:after="120"/>
+      <w:jc w:val="center"/>
     </w:pPr>
     <w:rPr>
-      <w:rFonts w:ascii="Liberation Sans" w:hAnsi="Liberation Sans" w:eastAsia="Microsoft YaHei" w:cs="Lucida Sans"/>
-      <w:sz w:val="28"/>
-      <w:szCs w:val="28"/>
-    </w:rPr>
-  </w:style>
-  <w:style w:type="paragraph" w:styleId="user1">
+      <w:b/>
+      <w:sz w:val="22"/>
+    </w:rPr>
+  </w:style>
+  <w:style w:type="paragraph" w:styleId="user4">
     <w:name w:val="Указатель (user)"/>
     <w:basedOn w:val="Normal"/>
     <w:qFormat/>
@@ -9758,7 +9526,7 @@
       <w:color w:val="000000"/>
     </w:rPr>
   </w:style>
-  <w:style w:type="paragraph" w:styleId="Style22">
+  <w:style w:type="paragraph" w:styleId="Style20">
     <w:name w:val="список с точками"/>
     <w:basedOn w:val="Normal"/>
     <w:qFormat/>
@@ -9769,14 +9537,14 @@
     </w:pPr>
     <w:rPr/>
   </w:style>
-  <w:style w:type="paragraph" w:styleId="Style23">
+  <w:style w:type="paragraph" w:styleId="Style21">
     <w:name w:val="Для таблиц"/>
     <w:basedOn w:val="Normal"/>
     <w:qFormat/>
     <w:pPr/>
     <w:rPr/>
   </w:style>
-  <w:style w:type="paragraph" w:styleId="Style24">
+  <w:style w:type="paragraph" w:styleId="Style22">
     <w:name w:val="Обычный (веб)"/>
     <w:basedOn w:val="Normal"/>
     <w:qFormat/>
@@ -9841,7 +9609,7 @@
       <w:lang w:val="en-US"/>
     </w:rPr>
   </w:style>
-  <w:style w:type="paragraph" w:styleId="Style25">
+  <w:style w:type="paragraph" w:styleId="Style23">
     <w:name w:val="По центру"/>
     <w:basedOn w:val="Normal"/>
     <w:qFormat/>
@@ -9853,7 +9621,7 @@
       <w:szCs w:val="20"/>
     </w:rPr>
   </w:style>
-  <w:style w:type="paragraph" w:styleId="Style26">
+  <w:style w:type="paragraph" w:styleId="Style24">
     <w:name w:val="Без отступа"/>
     <w:basedOn w:val="Normal"/>
     <w:qFormat/>
@@ -9890,8 +9658,8 @@
       <w:lang w:val="en-US"/>
     </w:rPr>
   </w:style>
-  <w:style w:type="paragraph" w:styleId="user2">
-    <w:name w:val="Колонтитулы (user)"/>
+  <w:style w:type="paragraph" w:styleId="Style25">
+    <w:name w:val="Колонтитулы"/>
     <w:basedOn w:val="Normal"/>
     <w:qFormat/>
     <w:pPr>
@@ -9904,8 +9672,8 @@
     </w:pPr>
     <w:rPr/>
   </w:style>
-  <w:style w:type="paragraph" w:styleId="Style27">
-    <w:name w:val="Колонтитулы"/>
+  <w:style w:type="paragraph" w:styleId="user5">
+    <w:name w:val="Колонтитулы (user)"/>
     <w:basedOn w:val="Normal"/>
     <w:qFormat/>
     <w:pPr/>
@@ -9931,7 +9699,7 @@
       <w:lang w:val="en-US"/>
     </w:rPr>
   </w:style>
-  <w:style w:type="paragraph" w:styleId="Style28">
+  <w:style w:type="paragraph" w:styleId="Style26">
     <w:name w:val="Абзац списка"/>
     <w:basedOn w:val="Normal"/>
     <w:qFormat/>
@@ -10022,7 +9790,7 @@
       <w:lang w:val="ru-RU" w:eastAsia="zh-CN" w:bidi="ar-SA"/>
     </w:rPr>
   </w:style>
-  <w:style w:type="paragraph" w:styleId="Style29">
+  <w:style w:type="paragraph" w:styleId="Style27">
     <w:name w:val="Стиль"/>
     <w:qFormat/>
     <w:pPr>
@@ -10150,7 +9918,7 @@
     </w:pPr>
     <w:rPr/>
   </w:style>
-  <w:style w:type="paragraph" w:styleId="Style30">
+  <w:style w:type="paragraph" w:styleId="Style28">
     <w:name w:val="Маркированный список"/>
     <w:basedOn w:val="Normal"/>
     <w:qFormat/>
@@ -10261,8 +10029,8 @@
       <w:rFonts w:eastAsia="Calibri"/>
     </w:rPr>
   </w:style>
-  <w:style w:type="paragraph" w:styleId="Style31">
-    <w:name w:val="Текст"/>
+  <w:style w:type="paragraph" w:styleId="user6">
+    <w:name w:val="Текст (user)"/>
     <w:basedOn w:val="Normal"/>
     <w:qFormat/>
     <w:pPr/>
@@ -10380,7 +10148,7 @@
     </w:pPr>
     <w:rPr/>
   </w:style>
-  <w:style w:type="paragraph" w:styleId="Style32">
+  <w:style w:type="paragraph" w:styleId="Style29">
     <w:name w:val="Название объекта"/>
     <w:basedOn w:val="Normal"/>
     <w:next w:val="Normal"/>
@@ -10405,7 +10173,7 @@
       <w:rFonts w:eastAsia="Calibri"/>
     </w:rPr>
   </w:style>
-  <w:style w:type="paragraph" w:styleId="Style33">
+  <w:style w:type="paragraph" w:styleId="Style30">
     <w:name w:val="Текст выноски"/>
     <w:basedOn w:val="Normal"/>
     <w:qFormat/>
@@ -10429,7 +10197,7 @@
       <w:rFonts w:eastAsia="Calibri"/>
     </w:rPr>
   </w:style>
-  <w:style w:type="paragraph" w:styleId="Style34">
+  <w:style w:type="paragraph" w:styleId="Style31">
     <w:name w:val="Текст абзаца"/>
     <w:basedOn w:val="Normal"/>
     <w:qFormat/>
@@ -10441,8 +10209,8 @@
       <w:lang w:val="en-US"/>
     </w:rPr>
   </w:style>
-  <w:style w:type="paragraph" w:styleId="Style35">
-    <w:name w:val="Содержимое таблицы"/>
+  <w:style w:type="paragraph" w:styleId="user7">
+    <w:name w:val="Содержимое таблицы (user)"/>
     <w:basedOn w:val="Normal"/>
     <w:qFormat/>
     <w:pPr>
@@ -10451,9 +10219,9 @@
     </w:pPr>
     <w:rPr/>
   </w:style>
-  <w:style w:type="paragraph" w:styleId="Style36">
-    <w:name w:val="Заголовок таблицы"/>
-    <w:basedOn w:val="Style35"/>
+  <w:style w:type="paragraph" w:styleId="user8">
+    <w:name w:val="Заголовок таблицы (user)"/>
+    <w:basedOn w:val="user7"/>
     <w:qFormat/>
     <w:pPr>
       <w:suppressLineNumbers/>

--- a/report.docx
+++ b/report.docx
@@ -499,8 +499,8 @@
       </w:tblPr>
       <w:tblGrid>
         <w:gridCol w:w="4502"/>
-        <w:gridCol w:w="2694"/>
-        <w:gridCol w:w="3009"/>
+        <w:gridCol w:w="2693"/>
+        <w:gridCol w:w="3010"/>
       </w:tblGrid>
       <w:tr>
         <w:trPr>
@@ -532,7 +532,7 @@
         </w:tc>
         <w:tc>
           <w:tcPr>
-            <w:tcW w:w="2694" w:type="dxa"/>
+            <w:tcW w:w="2693" w:type="dxa"/>
             <w:tcBorders>
               <w:bottom w:val="single" w:sz="4" w:space="0" w:color="000000"/>
             </w:tcBorders>
@@ -557,7 +557,7 @@
         </w:tc>
         <w:tc>
           <w:tcPr>
-            <w:tcW w:w="3009" w:type="dxa"/>
+            <w:tcW w:w="3010" w:type="dxa"/>
             <w:tcBorders/>
             <w:vAlign w:val="bottom"/>
           </w:tcPr>
@@ -608,7 +608,7 @@
         </w:tc>
         <w:tc>
           <w:tcPr>
-            <w:tcW w:w="2694" w:type="dxa"/>
+            <w:tcW w:w="2693" w:type="dxa"/>
             <w:tcBorders>
               <w:bottom w:val="single" w:sz="4" w:space="0" w:color="000000"/>
             </w:tcBorders>
@@ -633,7 +633,7 @@
         </w:tc>
         <w:tc>
           <w:tcPr>
-            <w:tcW w:w="3009" w:type="dxa"/>
+            <w:tcW w:w="3010" w:type="dxa"/>
             <w:tcBorders/>
             <w:vAlign w:val="bottom"/>
           </w:tcPr>
@@ -685,7 +685,7 @@
         </w:tc>
         <w:tc>
           <w:tcPr>
-            <w:tcW w:w="2694" w:type="dxa"/>
+            <w:tcW w:w="2693" w:type="dxa"/>
             <w:tcBorders>
               <w:top w:val="single" w:sz="4" w:space="0" w:color="000000"/>
               <w:bottom w:val="single" w:sz="4" w:space="0" w:color="000000"/>
@@ -711,7 +711,7 @@
         </w:tc>
         <w:tc>
           <w:tcPr>
-            <w:tcW w:w="3009" w:type="dxa"/>
+            <w:tcW w:w="3010" w:type="dxa"/>
             <w:tcBorders/>
             <w:vAlign w:val="bottom"/>
           </w:tcPr>
@@ -1404,7 +1404,99 @@
           <w:sz w:val="28"/>
           <w:szCs w:val="28"/>
         </w:rPr>
-        <w:t>Для доказательства корректности работы алгоритма и отсутствия тупиковых ситуаций (дедлоков) было сформулировано требование завершимости (liveness).</w:t>
+        <w:t>Для доказательства корректности работы алгоритма и отсутствия тупиковых ситуаций (дедлоков) бы</w:t>
+      </w:r>
+      <w:r>
+        <w:rPr>
+          <w:b w:val="false"/>
+          <w:bCs w:val="false"/>
+          <w:color w:val="000000"/>
+          <w:sz w:val="28"/>
+          <w:szCs w:val="28"/>
+          <w:lang w:val="ru-RU"/>
+        </w:rPr>
+        <w:t>ли</w:t>
+      </w:r>
+      <w:r>
+        <w:rPr>
+          <w:b w:val="false"/>
+          <w:bCs w:val="false"/>
+          <w:color w:val="000000"/>
+          <w:sz w:val="28"/>
+          <w:szCs w:val="28"/>
+        </w:rPr>
+        <w:t xml:space="preserve"> сформулирован</w:t>
+      </w:r>
+      <w:r>
+        <w:rPr>
+          <w:b w:val="false"/>
+          <w:bCs w:val="false"/>
+          <w:color w:val="000000"/>
+          <w:sz w:val="28"/>
+          <w:szCs w:val="28"/>
+        </w:rPr>
+        <w:t>ы</w:t>
+      </w:r>
+      <w:r>
+        <w:rPr>
+          <w:b w:val="false"/>
+          <w:bCs w:val="false"/>
+          <w:color w:val="000000"/>
+          <w:sz w:val="28"/>
+          <w:szCs w:val="28"/>
+        </w:rPr>
+        <w:t xml:space="preserve"> </w:t>
+      </w:r>
+      <w:r>
+        <w:rPr>
+          <w:b w:val="false"/>
+          <w:bCs w:val="false"/>
+          <w:color w:val="000000"/>
+          <w:sz w:val="28"/>
+          <w:szCs w:val="28"/>
+        </w:rPr>
+        <w:t>свойства живости</w:t>
+      </w:r>
+      <w:r>
+        <w:rPr>
+          <w:b w:val="false"/>
+          <w:bCs w:val="false"/>
+          <w:color w:val="000000"/>
+          <w:sz w:val="28"/>
+          <w:szCs w:val="28"/>
+        </w:rPr>
+        <w:t xml:space="preserve"> (liveness) </w:t>
+      </w:r>
+      <w:r>
+        <w:rPr>
+          <w:b w:val="false"/>
+          <w:bCs w:val="false"/>
+          <w:color w:val="000000"/>
+          <w:sz w:val="28"/>
+          <w:szCs w:val="28"/>
+        </w:rPr>
+        <w:t>и свойство безопасности (</w:t>
+      </w:r>
+      <w:r>
+        <w:rPr>
+          <w:b w:val="false"/>
+          <w:bCs w:val="false"/>
+          <w:color w:val="000000"/>
+          <w:sz w:val="28"/>
+          <w:szCs w:val="28"/>
+          <w:lang w:val="en-US"/>
+        </w:rPr>
+        <w:t>safety)</w:t>
+      </w:r>
+      <w:r>
+        <w:rPr>
+          <w:b w:val="false"/>
+          <w:bCs w:val="false"/>
+          <w:color w:val="000000"/>
+          <w:sz w:val="28"/>
+          <w:szCs w:val="28"/>
+        </w:rPr>
+        <w:t>.</w:t>
       </w:r>
     </w:p>
     <w:p>
@@ -1454,7 +1546,47 @@
           <w:sz w:val="28"/>
           <w:szCs w:val="28"/>
         </w:rPr>
-        <w:t>Свойство сформулировано на языке LTL следующим образом:</w:t>
+        <w:t>Свойств</w:t>
+      </w:r>
+      <w:r>
+        <w:rPr>
+          <w:b w:val="false"/>
+          <w:bCs w:val="false"/>
+          <w:color w:val="000000"/>
+          <w:sz w:val="28"/>
+          <w:szCs w:val="28"/>
+        </w:rPr>
+        <w:t>а</w:t>
+      </w:r>
+      <w:r>
+        <w:rPr>
+          <w:b w:val="false"/>
+          <w:bCs w:val="false"/>
+          <w:color w:val="000000"/>
+          <w:sz w:val="28"/>
+          <w:szCs w:val="28"/>
+        </w:rPr>
+        <w:t xml:space="preserve"> сформулирован</w:t>
+      </w:r>
+      <w:r>
+        <w:rPr>
+          <w:b w:val="false"/>
+          <w:bCs w:val="false"/>
+          <w:color w:val="000000"/>
+          <w:sz w:val="28"/>
+          <w:szCs w:val="28"/>
+        </w:rPr>
+        <w:t>ы</w:t>
+      </w:r>
+      <w:r>
+        <w:rPr>
+          <w:b w:val="false"/>
+          <w:bCs w:val="false"/>
+          <w:color w:val="000000"/>
+          <w:sz w:val="28"/>
+          <w:szCs w:val="28"/>
+        </w:rPr>
+        <w:t xml:space="preserve"> на языке LTL следующим образом:</w:t>
       </w:r>
     </w:p>
     <w:p>
@@ -1505,7 +1637,30 @@
           <w:sz w:val="28"/>
           <w:szCs w:val="28"/>
         </w:rPr>
-        <w:t>ltl eventually_done { &lt;&gt; (done == true) }</w:t>
+        <w:t xml:space="preserve">ltl </w:t>
+      </w:r>
+      <w:r>
+        <w:rPr>
+          <w:rFonts w:ascii="Consolas" w:hAnsi="Consolas"/>
+          <w:b w:val="false"/>
+          <w:bCs w:val="false"/>
+          <w:color w:val="000000"/>
+          <w:sz w:val="28"/>
+          <w:szCs w:val="28"/>
+          <w:lang w:val="en-US"/>
+        </w:rPr>
+        <w:t>liveness</w:t>
+      </w:r>
+      <w:r>
+        <w:rPr>
+          <w:rFonts w:ascii="Consolas" w:hAnsi="Consolas"/>
+          <w:b w:val="false"/>
+          <w:bCs w:val="false"/>
+          <w:color w:val="000000"/>
+          <w:sz w:val="28"/>
+          <w:szCs w:val="28"/>
+        </w:rPr>
+        <w:t xml:space="preserve"> { &lt;&gt; (done == true) }</w:t>
       </w:r>
     </w:p>
     <w:p>
@@ -1532,6 +1687,7 @@
           <w:sz w:val="28"/>
           <w:szCs w:val="28"/>
         </w:rPr>
+        <w:t>ltl safety { (done -&gt; (C[0] == 43 &amp;&amp; C[1] == 109 &amp;&amp; C[2] == 45 &amp;&amp; C[3] == 31 &amp;&amp; C[4] == 16 &amp;&amp; C[5] == 11 &amp;&amp; C[6] == 73 &amp;&amp; C[7] == 51 &amp;&amp; C[8] == 31)) }</w:t>
       </w:r>
     </w:p>
     <w:p>
@@ -1541,22 +1697,23 @@
         <w:ind w:firstLine="709" w:right="0"/>
         <w:jc w:val="both"/>
         <w:rPr>
-          <w:b w:val="false"/>
-          <w:bCs w:val="false"/>
-          <w:color w:val="000000"/>
-          <w:sz w:val="28"/>
-          <w:szCs w:val="28"/>
-        </w:rPr>
-      </w:pPr>
-      <w:r>
-        <w:rPr>
-          <w:b w:val="false"/>
-          <w:bCs w:val="false"/>
-          <w:color w:val="000000"/>
-          <w:sz w:val="28"/>
-          <w:szCs w:val="28"/>
-        </w:rPr>
-        <w:t>Формула означает: "в любом пути выполнения системы рано или поздно наступит состояние, в котором флаг done станет истинным".</w:t>
+          <w:rFonts w:ascii="Consolas" w:hAnsi="Consolas"/>
+          <w:b w:val="false"/>
+          <w:bCs w:val="false"/>
+          <w:color w:val="000000"/>
+          <w:sz w:val="28"/>
+          <w:szCs w:val="28"/>
+        </w:rPr>
+      </w:pPr>
+      <w:r>
+        <w:rPr>
+          <w:rFonts w:ascii="Consolas" w:hAnsi="Consolas"/>
+          <w:b w:val="false"/>
+          <w:bCs w:val="false"/>
+          <w:color w:val="000000"/>
+          <w:sz w:val="28"/>
+          <w:szCs w:val="28"/>
+        </w:rPr>
       </w:r>
     </w:p>
     <w:p>
@@ -1568,19 +1725,74 @@
         <w:rPr>
           <w:b w:val="false"/>
           <w:bCs w:val="false"/>
-          <w:color w:val="FF0000"/>
-          <w:sz w:val="28"/>
-          <w:szCs w:val="28"/>
-        </w:rPr>
-      </w:pPr>
-      <w:r>
-        <w:rPr>
-          <w:b w:val="false"/>
-          <w:bCs w:val="false"/>
-          <w:color w:val="FF0000"/>
-          <w:sz w:val="28"/>
-          <w:szCs w:val="28"/>
-        </w:rPr>
+          <w:color w:val="000000"/>
+          <w:sz w:val="28"/>
+          <w:szCs w:val="28"/>
+          <w:lang w:val="en-US"/>
+        </w:rPr>
+      </w:pPr>
+      <w:r>
+        <w:rPr>
+          <w:b w:val="false"/>
+          <w:bCs w:val="false"/>
+          <w:color w:val="000000"/>
+          <w:sz w:val="28"/>
+          <w:szCs w:val="28"/>
+        </w:rPr>
+        <w:t xml:space="preserve">Формула </w:t>
+      </w:r>
+      <w:r>
+        <w:rPr>
+          <w:b w:val="false"/>
+          <w:bCs w:val="false"/>
+          <w:color w:val="000000"/>
+          <w:sz w:val="28"/>
+          <w:szCs w:val="28"/>
+          <w:lang w:val="en-US"/>
+        </w:rPr>
+        <w:t xml:space="preserve">liveness </w:t>
+      </w:r>
+      <w:r>
+        <w:rPr>
+          <w:b w:val="false"/>
+          <w:bCs w:val="false"/>
+          <w:color w:val="000000"/>
+          <w:sz w:val="28"/>
+          <w:szCs w:val="28"/>
+        </w:rPr>
+        <w:t xml:space="preserve">означает: «в любом пути выполнения системы рано или поздно наступит состояние, в котором флаг done станет истинным». </w:t>
+      </w:r>
+      <w:r>
+        <w:rPr>
+          <w:b w:val="false"/>
+          <w:bCs w:val="false"/>
+          <w:color w:val="000000"/>
+          <w:sz w:val="28"/>
+          <w:szCs w:val="28"/>
+        </w:rPr>
+        <w:t xml:space="preserve">Формула </w:t>
+      </w:r>
+      <w:r>
+        <w:rPr>
+          <w:b w:val="false"/>
+          <w:bCs w:val="false"/>
+          <w:color w:val="000000"/>
+          <w:sz w:val="28"/>
+          <w:szCs w:val="28"/>
+          <w:lang w:val="en-US"/>
+        </w:rPr>
+        <w:t>safety</w:t>
+      </w:r>
+      <w:r>
+        <w:rPr>
+          <w:b w:val="false"/>
+          <w:bCs w:val="false"/>
+          <w:color w:val="000000"/>
+          <w:sz w:val="28"/>
+          <w:szCs w:val="28"/>
+          <w:lang w:val="ru-RU"/>
+        </w:rPr>
+        <w:t xml:space="preserve"> означает: «как только вывод завершен, значения результирующей матрицы соответствуют ожидаемому результату на тестовых данных».</w:t>
       </w:r>
     </w:p>
     <w:p>
@@ -1590,22 +1802,21 @@
         <w:ind w:firstLine="709" w:right="0"/>
         <w:jc w:val="both"/>
         <w:rPr>
-          <w:b/>
-          <w:bCs/>
-          <w:color w:val="000000"/>
-          <w:sz w:val="28"/>
-          <w:szCs w:val="28"/>
-        </w:rPr>
-      </w:pPr>
-      <w:r>
-        <w:rPr>
-          <w:b/>
-          <w:bCs/>
-          <w:color w:val="000000"/>
-          <w:sz w:val="28"/>
-          <w:szCs w:val="28"/>
-        </w:rPr>
-        <w:t>4. Результаты полной верификации в Spin:</w:t>
+          <w:b w:val="false"/>
+          <w:bCs w:val="false"/>
+          <w:color w:val="FF0000"/>
+          <w:sz w:val="28"/>
+          <w:szCs w:val="28"/>
+        </w:rPr>
+      </w:pPr>
+      <w:r>
+        <w:rPr>
+          <w:b w:val="false"/>
+          <w:bCs w:val="false"/>
+          <w:color w:val="FF0000"/>
+          <w:sz w:val="28"/>
+          <w:szCs w:val="28"/>
+        </w:rPr>
       </w:r>
     </w:p>
     <w:p>
@@ -1615,22 +1826,22 @@
         <w:ind w:firstLine="709" w:right="0"/>
         <w:jc w:val="both"/>
         <w:rPr>
-          <w:b w:val="false"/>
-          <w:bCs w:val="false"/>
-          <w:color w:val="000000"/>
-          <w:sz w:val="28"/>
-          <w:szCs w:val="28"/>
-        </w:rPr>
-      </w:pPr>
-      <w:r>
-        <w:rPr>
-          <w:b w:val="false"/>
-          <w:bCs w:val="false"/>
-          <w:color w:val="000000"/>
-          <w:sz w:val="28"/>
-          <w:szCs w:val="28"/>
-        </w:rPr>
-        <w:t>При запуске анализатора с проверкой циклов принятия (acceptance cycles) был получен следующий результат:</w:t>
+          <w:b/>
+          <w:bCs/>
+          <w:color w:val="000000"/>
+          <w:sz w:val="28"/>
+          <w:szCs w:val="28"/>
+        </w:rPr>
+      </w:pPr>
+      <w:r>
+        <w:rPr>
+          <w:b/>
+          <w:bCs/>
+          <w:color w:val="000000"/>
+          <w:sz w:val="28"/>
+          <w:szCs w:val="28"/>
+        </w:rPr>
+        <w:t>4. Результаты полной верификации в Spin:</w:t>
       </w:r>
     </w:p>
     <w:p>
@@ -1655,6 +1866,7 @@
           <w:sz w:val="28"/>
           <w:szCs w:val="28"/>
         </w:rPr>
+        <w:t>При запуске анализатора с проверкой циклов принятия (acceptance cycles) был получен следующий результат:</w:t>
       </w:r>
     </w:p>
     <w:p>
@@ -1664,24 +1876,21 @@
         <w:ind w:firstLine="709" w:right="0"/>
         <w:jc w:val="both"/>
         <w:rPr>
-          <w:rFonts w:ascii="Consolas" w:hAnsi="Consolas"/>
-          <w:b w:val="false"/>
-          <w:bCs w:val="false"/>
-          <w:color w:val="000000"/>
-          <w:sz w:val="28"/>
-          <w:szCs w:val="28"/>
-        </w:rPr>
-      </w:pPr>
-      <w:r>
-        <w:rPr>
-          <w:rFonts w:ascii="Consolas" w:hAnsi="Consolas"/>
-          <w:b w:val="false"/>
-          <w:bCs w:val="false"/>
-          <w:color w:val="000000"/>
-          <w:sz w:val="28"/>
-          <w:szCs w:val="28"/>
-        </w:rPr>
-        <w:t>unreached in claim eventually_done</w:t>
+          <w:b w:val="false"/>
+          <w:bCs w:val="false"/>
+          <w:color w:val="000000"/>
+          <w:sz w:val="28"/>
+          <w:szCs w:val="28"/>
+        </w:rPr>
+      </w:pPr>
+      <w:r>
+        <w:rPr>
+          <w:b w:val="false"/>
+          <w:bCs w:val="false"/>
+          <w:color w:val="000000"/>
+          <w:sz w:val="28"/>
+          <w:szCs w:val="28"/>
+        </w:rPr>
       </w:r>
     </w:p>
     <w:p>
@@ -1708,7 +1917,7 @@
           <w:sz w:val="28"/>
           <w:szCs w:val="28"/>
         </w:rPr>
-        <w:t>_spin_nvr.tmp:6, state 6, "-end-"</w:t>
+        <w:t>nreached in claim liveness</w:t>
       </w:r>
     </w:p>
     <w:p>
@@ -1735,7 +1944,18 @@
           <w:sz w:val="28"/>
           <w:szCs w:val="28"/>
         </w:rPr>
-        <w:t>(1 of 6 states)</w:t>
+        <w:t xml:space="preserve">        </w:t>
+      </w:r>
+      <w:r>
+        <w:rPr>
+          <w:rFonts w:ascii="Consolas" w:hAnsi="Consolas"/>
+          <w:b w:val="false"/>
+          <w:bCs w:val="false"/>
+          <w:color w:val="000000"/>
+          <w:sz w:val="28"/>
+          <w:szCs w:val="28"/>
+        </w:rPr>
+        <w:t>_spin_nvr.tmp:6, state 6, "-end-"</w:t>
       </w:r>
     </w:p>
     <w:p>
@@ -1762,6 +1982,18 @@
           <w:sz w:val="28"/>
           <w:szCs w:val="28"/>
         </w:rPr>
+        <w:t xml:space="preserve">        </w:t>
+      </w:r>
+      <w:r>
+        <w:rPr>
+          <w:rFonts w:ascii="Consolas" w:hAnsi="Consolas"/>
+          <w:b w:val="false"/>
+          <w:bCs w:val="false"/>
+          <w:color w:val="000000"/>
+          <w:sz w:val="28"/>
+          <w:szCs w:val="28"/>
+        </w:rPr>
+        <w:t>(1 of 6 states)</w:t>
       </w:r>
     </w:p>
     <w:p>
@@ -1771,22 +2003,24 @@
         <w:ind w:firstLine="709" w:right="0"/>
         <w:jc w:val="both"/>
         <w:rPr>
-          <w:b w:val="false"/>
-          <w:bCs w:val="false"/>
-          <w:color w:val="000000"/>
-          <w:sz w:val="28"/>
-          <w:szCs w:val="28"/>
-        </w:rPr>
-      </w:pPr>
-      <w:r>
-        <w:rPr>
-          <w:b w:val="false"/>
-          <w:bCs w:val="false"/>
-          <w:color w:val="000000"/>
-          <w:sz w:val="28"/>
-          <w:szCs w:val="28"/>
-        </w:rPr>
-        <w:t>Статус unreached ("не достигнуто") для финального состояния внутри автомата-ловушки (never claim) однозначно доказывает, что отрицание нашего LTL-свойства невозможно. Модель гарантированно завершается успехом, вычисляет матрицу и не имеет тупиковых блокировок или состояний гонки (race conditions). Данные через каналы передаются без потерь.</w:t>
+          <w:rFonts w:ascii="Consolas" w:hAnsi="Consolas"/>
+          <w:b w:val="false"/>
+          <w:bCs w:val="false"/>
+          <w:color w:val="000000"/>
+          <w:sz w:val="28"/>
+          <w:szCs w:val="28"/>
+        </w:rPr>
+      </w:pPr>
+      <w:r>
+        <w:rPr>
+          <w:rFonts w:ascii="Consolas" w:hAnsi="Consolas"/>
+          <w:b w:val="false"/>
+          <w:bCs w:val="false"/>
+          <w:color w:val="000000"/>
+          <w:sz w:val="28"/>
+          <w:szCs w:val="28"/>
+        </w:rPr>
+        <w:t>unreached in claim safety</w:t>
       </w:r>
     </w:p>
     <w:p>
@@ -1796,30 +2030,153 @@
         <w:ind w:firstLine="709" w:right="0"/>
         <w:jc w:val="both"/>
         <w:rPr>
-          <w:b w:val="false"/>
-          <w:bCs w:val="false"/>
-          <w:color w:val="FF0000"/>
-          <w:sz w:val="28"/>
-          <w:szCs w:val="28"/>
-        </w:rPr>
-      </w:pPr>
-      <w:r>
-        <w:rPr>
-          <w:b w:val="false"/>
-          <w:bCs w:val="false"/>
-          <w:color w:val="FF0000"/>
-          <w:sz w:val="28"/>
-          <w:szCs w:val="28"/>
-        </w:rPr>
-      </w:r>
-      <w:r>
-        <w:br w:type="page"/>
+          <w:rFonts w:ascii="Consolas" w:hAnsi="Consolas"/>
+          <w:b w:val="false"/>
+          <w:bCs w:val="false"/>
+          <w:color w:val="000000"/>
+          <w:sz w:val="28"/>
+          <w:szCs w:val="28"/>
+        </w:rPr>
+      </w:pPr>
+      <w:r>
+        <w:rPr>
+          <w:rFonts w:ascii="Consolas" w:hAnsi="Consolas"/>
+          <w:b w:val="false"/>
+          <w:bCs w:val="false"/>
+          <w:color w:val="000000"/>
+          <w:sz w:val="28"/>
+          <w:szCs w:val="28"/>
+        </w:rPr>
+        <w:t xml:space="preserve">        </w:t>
+      </w:r>
+      <w:r>
+        <w:rPr>
+          <w:rFonts w:ascii="Consolas" w:hAnsi="Consolas"/>
+          <w:b w:val="false"/>
+          <w:bCs w:val="false"/>
+          <w:color w:val="000000"/>
+          <w:sz w:val="28"/>
+          <w:szCs w:val="28"/>
+        </w:rPr>
+        <w:t>_spin_nvr.tmp:15, state 8, "-end-"</w:t>
       </w:r>
     </w:p>
     <w:p>
       <w:pPr>
         <w:pStyle w:val="Normal"/>
         <w:spacing w:lineRule="auto" w:line="360"/>
+        <w:ind w:firstLine="709" w:right="0"/>
+        <w:jc w:val="both"/>
+        <w:rPr>
+          <w:rFonts w:ascii="Consolas" w:hAnsi="Consolas"/>
+          <w:b w:val="false"/>
+          <w:bCs w:val="false"/>
+          <w:color w:val="000000"/>
+          <w:sz w:val="28"/>
+          <w:szCs w:val="28"/>
+        </w:rPr>
+      </w:pPr>
+      <w:r>
+        <w:rPr>
+          <w:rFonts w:ascii="Consolas" w:hAnsi="Consolas"/>
+          <w:b w:val="false"/>
+          <w:bCs w:val="false"/>
+          <w:color w:val="000000"/>
+          <w:sz w:val="28"/>
+          <w:szCs w:val="28"/>
+        </w:rPr>
+        <w:t xml:space="preserve">        </w:t>
+      </w:r>
+      <w:r>
+        <w:rPr>
+          <w:rFonts w:ascii="Consolas" w:hAnsi="Consolas"/>
+          <w:b w:val="false"/>
+          <w:bCs w:val="false"/>
+          <w:color w:val="000000"/>
+          <w:sz w:val="28"/>
+          <w:szCs w:val="28"/>
+        </w:rPr>
+        <w:t>(1 of 8 states)</w:t>
+      </w:r>
+    </w:p>
+    <w:p>
+      <w:pPr>
+        <w:pStyle w:val="Normal"/>
+        <w:spacing w:lineRule="auto" w:line="360"/>
+        <w:ind w:hanging="0" w:left="0" w:right="0"/>
+        <w:jc w:val="both"/>
+        <w:rPr>
+          <w:b w:val="false"/>
+          <w:bCs w:val="false"/>
+          <w:color w:val="000000"/>
+          <w:sz w:val="28"/>
+          <w:szCs w:val="28"/>
+        </w:rPr>
+      </w:pPr>
+      <w:r>
+        <w:rPr>
+          <w:b w:val="false"/>
+          <w:bCs w:val="false"/>
+          <w:color w:val="000000"/>
+          <w:sz w:val="28"/>
+          <w:szCs w:val="28"/>
+        </w:rPr>
+        <w:tab/>
+        <w:t xml:space="preserve">Статус unreached ("не достигнуто") для финального состояния внутри автомата-ловушки (never claim) однозначно доказывает, что отрицание </w:t>
+      </w:r>
+      <w:r>
+        <w:rPr>
+          <w:b w:val="false"/>
+          <w:bCs w:val="false"/>
+          <w:color w:val="000000"/>
+          <w:sz w:val="28"/>
+          <w:szCs w:val="28"/>
+        </w:rPr>
+        <w:t>наших</w:t>
+      </w:r>
+      <w:r>
+        <w:rPr>
+          <w:b w:val="false"/>
+          <w:bCs w:val="false"/>
+          <w:color w:val="000000"/>
+          <w:sz w:val="28"/>
+          <w:szCs w:val="28"/>
+        </w:rPr>
+        <w:t xml:space="preserve"> LTL-свойств невозможно. Модель гарантированно завершается успехом, вычисляет матрицу и не имеет тупиковых блокировок или состояний гонки (race conditions). Данные через каналы передаются без потерь.</w:t>
+      </w:r>
+    </w:p>
+    <w:p>
+      <w:pPr>
+        <w:pStyle w:val="Normal"/>
+        <w:spacing w:lineRule="auto" w:line="360" w:before="0" w:after="0"/>
+        <w:ind w:hanging="0" w:left="0" w:right="0"/>
+        <w:jc w:val="both"/>
+        <w:rPr>
+          <w:b/>
+          <w:bCs/>
+          <w:color w:val="000000"/>
+          <w:sz w:val="28"/>
+          <w:szCs w:val="28"/>
+        </w:rPr>
+      </w:pPr>
+      <w:r>
+        <w:rPr>
+          <w:b/>
+          <w:bCs/>
+          <w:i w:val="false"/>
+          <w:iCs w:val="false"/>
+          <w:color w:val="000000"/>
+          <w:sz w:val="28"/>
+          <w:szCs w:val="28"/>
+          <w:lang w:val="en-US"/>
+        </w:rPr>
+        <w:tab/>
+      </w:r>
+    </w:p>
+    <w:p>
+      <w:pPr>
+        <w:pStyle w:val="Normal"/>
+        <w:spacing w:lineRule="auto" w:line="360" w:before="0" w:after="0"/>
         <w:ind w:hanging="0" w:left="0" w:right="0"/>
         <w:jc w:val="both"/>
         <w:rPr>
@@ -1994,6 +2351,49 @@
     <w:p>
       <w:pPr>
         <w:pStyle w:val="Normal"/>
+        <w:spacing w:lineRule="auto" w:line="360" w:before="0" w:after="0"/>
+        <w:ind w:hanging="0" w:left="0" w:right="0"/>
+        <w:jc w:val="both"/>
+        <w:rPr>
+          <w:color w:val="FF0000"/>
+          <w:sz w:val="28"/>
+          <w:szCs w:val="28"/>
+        </w:rPr>
+      </w:pPr>
+      <w:r>
+        <w:rPr>
+          <w:b/>
+          <w:sz w:val="28"/>
+          <w:szCs w:val="28"/>
+        </w:rPr>
+        <w:tab/>
+      </w:r>
+    </w:p>
+    <w:p>
+      <w:pPr>
+        <w:pStyle w:val="Normal"/>
+        <w:spacing w:lineRule="auto" w:line="360" w:before="0" w:after="0"/>
+        <w:ind w:hanging="0" w:left="0" w:right="0"/>
+        <w:jc w:val="both"/>
+        <w:rPr>
+          <w:color w:val="FF0000"/>
+          <w:sz w:val="28"/>
+          <w:szCs w:val="28"/>
+        </w:rPr>
+      </w:pPr>
+      <w:r>
+        <w:rPr>
+          <w:b/>
+          <w:sz w:val="28"/>
+          <w:szCs w:val="28"/>
+        </w:rPr>
+        <w:tab/>
+        <w:t>Выводы.</w:t>
+      </w:r>
+    </w:p>
+    <w:p>
+      <w:pPr>
+        <w:pStyle w:val="Normal"/>
         <w:spacing w:lineRule="auto" w:line="360"/>
         <w:ind w:firstLine="709" w:right="0"/>
         <w:jc w:val="both"/>
@@ -2013,56 +2413,28 @@
           <w:sz w:val="28"/>
           <w:szCs w:val="28"/>
         </w:rPr>
-      </w:r>
-      <w:r>
-        <w:br w:type="page"/>
-      </w:r>
-    </w:p>
-    <w:p>
-      <w:pPr>
-        <w:pStyle w:val="Normal"/>
-        <w:spacing w:lineRule="auto" w:line="360"/>
-        <w:ind w:hanging="0" w:left="0" w:right="0"/>
-        <w:jc w:val="both"/>
-        <w:rPr>
-          <w:color w:val="FF0000"/>
-          <w:sz w:val="28"/>
-          <w:szCs w:val="28"/>
-        </w:rPr>
-      </w:pPr>
-      <w:r>
-        <w:rPr>
-          <w:b/>
-          <w:sz w:val="28"/>
-          <w:szCs w:val="28"/>
-        </w:rPr>
-        <w:tab/>
-        <w:t>Выводы.</w:t>
-      </w:r>
-    </w:p>
-    <w:p>
-      <w:pPr>
-        <w:pStyle w:val="Normal"/>
-        <w:spacing w:lineRule="auto" w:line="360"/>
-        <w:ind w:firstLine="709" w:right="0"/>
-        <w:jc w:val="both"/>
-        <w:rPr>
-          <w:b w:val="false"/>
-          <w:bCs w:val="false"/>
-          <w:color w:val="000000"/>
-          <w:sz w:val="28"/>
-          <w:szCs w:val="28"/>
-        </w:rPr>
-      </w:pPr>
-      <w:r>
-        <w:rPr>
-          <w:b w:val="false"/>
-          <w:bCs w:val="false"/>
-          <w:color w:val="000000"/>
-          <w:sz w:val="28"/>
-          <w:szCs w:val="28"/>
-        </w:rPr>
-        <w:t>В ходе выполнения лабораторной работы был успешно спроектирован, реализован на языке Promela и верифицирован в среде Spin параллельный алгоритм перемножения квадратных матриц. Использование каналов передачи сообщений (chan) показало себя как надежный инструмент синхронизации: нулевой процесс выступал в роли точки синхронизации и успешно агрегировал независимые вычисления рабочих потоков. С помощью строгой проверки LTL-свойств (liveness) было доказано, что созданная математическая модель алгоритма свободна от взаимных блокировок (deadlocks), а полное вычисление матрицы и её вывод гарантированно завершаются при любых возможных вариантах планирования (scheduling) потоков. По результатам обмена опытом с другой группой было установлено, что хотя подход с разделяемой памятью и барьерной синхронизацией генерирует меньшую нагрузку на State-space верификатора, выбранная в нашей работе парадигма передачи сообщений (Message Passing) позволяет писать более масштабируемый и надежный с точки зрения data races распределенный код. Дополнительно разработанный скрипт автоматического тестирования на Python подтвердил арифметическую корректность возвращаемых алгоритмом данных на матрицах и процессах различной размерности. Полный исходный код программы см. в Приложении А.</w:t>
+        <w:t xml:space="preserve">В ходе выполнения лабораторной работы был успешно спроектирован, реализован на языке Promela и верифицирован в среде Spin параллельный алгоритм перемножения квадратных матриц. Использование каналов передачи сообщений (chan) показало себя как надежный инструмент синхронизации: нулевой процесс выступал в роли точки синхронизации и успешно агрегировал независимые вычисления рабочих потоков. С помощью строгой проверки LTL-свойств (liveness, </w:t>
+      </w:r>
+      <w:r>
+        <w:rPr>
+          <w:b w:val="false"/>
+          <w:bCs w:val="false"/>
+          <w:color w:val="000000"/>
+          <w:sz w:val="28"/>
+          <w:szCs w:val="28"/>
+          <w:lang w:val="en-US"/>
+        </w:rPr>
+        <w:t>safety</w:t>
+      </w:r>
+      <w:r>
+        <w:rPr>
+          <w:b w:val="false"/>
+          <w:bCs w:val="false"/>
+          <w:color w:val="000000"/>
+          <w:sz w:val="28"/>
+          <w:szCs w:val="28"/>
+        </w:rPr>
+        <w:t>) было доказано, что созданная математическая модель алгоритма свободна от взаимных блокировок (deadlocks), а полное вычисление матрицы и её вывод гарантированно завершаются при любых возможных вариантах планирования (scheduling) потоков. По результатам обмена опытом с другой группой было установлено, что хотя подход с разделяемой памятью и барьерной синхронизацией генерирует меньшую нагрузку на State-space верификатора, выбранная в нашей работе парадигма передачи сообщений (Message Passing) позволяет писать более масштабируемый и надежный с точки зрения data races распределенный код. Дополнительно разработанный скрипт автоматического тестирования на Python подтвердил арифметическую корректность возвращаемых алгоритмом данных на матрицах и процессах различной размерности. Полный исходный код программы см. в Приложении А.</w:t>
       </w:r>
       <w:r>
         <w:br w:type="page"/>
@@ -7573,44 +7945,229 @@
           <w:shd w:fill="auto" w:val="clear"/>
           <w:lang w:val="en-US"/>
         </w:rPr>
-        <w:t>// LTL свойство: в любом пути флаг done рано или поздно станет true</w:t>
-      </w:r>
-    </w:p>
-    <w:p>
-      <w:pPr>
-        <w:pStyle w:val="Normal"/>
-        <w:jc w:val="left"/>
-        <w:rPr>
-          <w:rFonts w:ascii="Courier New" w:hAnsi="Courier New" w:cs="Times New Roman"/>
-          <w:b w:val="false"/>
-          <w:bCs w:val="false"/>
-          <w:i w:val="false"/>
-          <w:strike w:val="false"/>
-          <w:dstrike w:val="false"/>
-          <w:color w:val="000000"/>
-          <w:sz w:val="20"/>
-          <w:szCs w:val="20"/>
-          <w:u w:val="none"/>
-          <w:shd w:fill="auto" w:val="clear"/>
-          <w:lang w:val="en-US"/>
-        </w:rPr>
-      </w:pPr>
-      <w:r>
-        <w:rPr>
-          <w:rFonts w:cs="Times New Roman" w:ascii="Courier New" w:hAnsi="Courier New"/>
-          <w:b w:val="false"/>
-          <w:bCs w:val="false"/>
-          <w:i w:val="false"/>
-          <w:strike w:val="false"/>
-          <w:dstrike w:val="false"/>
-          <w:color w:val="000000"/>
-          <w:sz w:val="20"/>
-          <w:szCs w:val="20"/>
-          <w:u w:val="none"/>
-          <w:shd w:fill="auto" w:val="clear"/>
-          <w:lang w:val="en-US"/>
-        </w:rPr>
-        <w:t>ltl eventually_done { &lt;&gt; (done == true) }</w:t>
+        <w:t>// Свойство живости</w:t>
+      </w:r>
+    </w:p>
+    <w:p>
+      <w:pPr>
+        <w:pStyle w:val="Normal"/>
+        <w:jc w:val="left"/>
+        <w:rPr>
+          <w:rFonts w:ascii="Courier New" w:hAnsi="Courier New" w:cs="Times New Roman"/>
+          <w:b w:val="false"/>
+          <w:bCs w:val="false"/>
+          <w:i w:val="false"/>
+          <w:strike w:val="false"/>
+          <w:dstrike w:val="false"/>
+          <w:color w:val="000000"/>
+          <w:sz w:val="20"/>
+          <w:szCs w:val="20"/>
+          <w:u w:val="none"/>
+          <w:shd w:fill="auto" w:val="clear"/>
+          <w:lang w:val="en-US"/>
+        </w:rPr>
+      </w:pPr>
+      <w:r>
+        <w:rPr>
+          <w:rFonts w:cs="Times New Roman" w:ascii="Courier New" w:hAnsi="Courier New"/>
+          <w:b w:val="false"/>
+          <w:bCs w:val="false"/>
+          <w:i w:val="false"/>
+          <w:strike w:val="false"/>
+          <w:dstrike w:val="false"/>
+          <w:color w:val="000000"/>
+          <w:sz w:val="20"/>
+          <w:szCs w:val="20"/>
+          <w:u w:val="none"/>
+          <w:shd w:fill="auto" w:val="clear"/>
+          <w:lang w:val="en-US"/>
+        </w:rPr>
+        <w:t>ltl liveness { &lt;&gt; (done == true) }</w:t>
+      </w:r>
+    </w:p>
+    <w:p>
+      <w:pPr>
+        <w:pStyle w:val="Normal"/>
+        <w:jc w:val="left"/>
+        <w:rPr>
+          <w:rFonts w:ascii="Courier New" w:hAnsi="Courier New" w:cs="Times New Roman"/>
+          <w:b w:val="false"/>
+          <w:bCs w:val="false"/>
+          <w:i w:val="false"/>
+          <w:strike w:val="false"/>
+          <w:dstrike w:val="false"/>
+          <w:color w:val="000000"/>
+          <w:sz w:val="20"/>
+          <w:szCs w:val="20"/>
+          <w:u w:val="none"/>
+          <w:shd w:fill="auto" w:val="clear"/>
+          <w:lang w:val="en-US"/>
+        </w:rPr>
+      </w:pPr>
+      <w:r>
+        <w:rPr>
+          <w:rFonts w:cs="Times New Roman" w:ascii="Courier New" w:hAnsi="Courier New"/>
+          <w:b w:val="false"/>
+          <w:bCs w:val="false"/>
+          <w:i w:val="false"/>
+          <w:strike w:val="false"/>
+          <w:dstrike w:val="false"/>
+          <w:color w:val="000000"/>
+          <w:sz w:val="20"/>
+          <w:szCs w:val="20"/>
+          <w:u w:val="none"/>
+          <w:shd w:fill="auto" w:val="clear"/>
+          <w:lang w:val="en-US"/>
+        </w:rPr>
+      </w:r>
+    </w:p>
+    <w:p>
+      <w:pPr>
+        <w:pStyle w:val="Normal"/>
+        <w:jc w:val="left"/>
+        <w:rPr>
+          <w:rFonts w:ascii="Courier New" w:hAnsi="Courier New" w:cs="Times New Roman"/>
+          <w:b w:val="false"/>
+          <w:bCs w:val="false"/>
+          <w:i w:val="false"/>
+          <w:strike w:val="false"/>
+          <w:dstrike w:val="false"/>
+          <w:color w:val="000000"/>
+          <w:sz w:val="20"/>
+          <w:szCs w:val="20"/>
+          <w:u w:val="none"/>
+          <w:shd w:fill="auto" w:val="clear"/>
+          <w:lang w:val="en-US"/>
+        </w:rPr>
+      </w:pPr>
+      <w:r>
+        <w:rPr>
+          <w:rFonts w:cs="Times New Roman" w:ascii="Courier New" w:hAnsi="Courier New"/>
+          <w:b w:val="false"/>
+          <w:bCs w:val="false"/>
+          <w:i w:val="false"/>
+          <w:strike w:val="false"/>
+          <w:dstrike w:val="false"/>
+          <w:color w:val="000000"/>
+          <w:sz w:val="20"/>
+          <w:szCs w:val="20"/>
+          <w:u w:val="none"/>
+          <w:shd w:fill="auto" w:val="clear"/>
+          <w:lang w:val="en-US"/>
+        </w:rPr>
+        <w:t>// Свойство безопасности</w:t>
+      </w:r>
+    </w:p>
+    <w:p>
+      <w:pPr>
+        <w:pStyle w:val="Normal"/>
+        <w:jc w:val="left"/>
+        <w:rPr>
+          <w:rFonts w:ascii="Courier New" w:hAnsi="Courier New" w:cs="Times New Roman"/>
+          <w:b w:val="false"/>
+          <w:bCs w:val="false"/>
+          <w:i w:val="false"/>
+          <w:strike w:val="false"/>
+          <w:dstrike w:val="false"/>
+          <w:color w:val="000000"/>
+          <w:sz w:val="20"/>
+          <w:szCs w:val="20"/>
+          <w:u w:val="none"/>
+          <w:shd w:fill="auto" w:val="clear"/>
+          <w:lang w:val="en-US"/>
+        </w:rPr>
+      </w:pPr>
+      <w:r>
+        <w:rPr>
+          <w:rFonts w:cs="Times New Roman" w:ascii="Courier New" w:hAnsi="Courier New"/>
+          <w:b w:val="false"/>
+          <w:bCs w:val="false"/>
+          <w:i w:val="false"/>
+          <w:strike w:val="false"/>
+          <w:dstrike w:val="false"/>
+          <w:color w:val="000000"/>
+          <w:sz w:val="20"/>
+          <w:szCs w:val="20"/>
+          <w:u w:val="none"/>
+          <w:shd w:fill="auto" w:val="clear"/>
+          <w:lang w:val="en-US"/>
+        </w:rPr>
+        <w:t xml:space="preserve">ltl safety { (done -&gt; (C[0] == 43 &amp;&amp; C[1] == 109 &amp;&amp; C[2] == 45 &amp;&amp; </w:t>
+      </w:r>
+    </w:p>
+    <w:p>
+      <w:pPr>
+        <w:pStyle w:val="Normal"/>
+        <w:jc w:val="left"/>
+        <w:rPr>
+          <w:rFonts w:ascii="Courier New" w:hAnsi="Courier New" w:cs="Times New Roman"/>
+          <w:b w:val="false"/>
+          <w:bCs w:val="false"/>
+          <w:i w:val="false"/>
+          <w:strike w:val="false"/>
+          <w:dstrike w:val="false"/>
+          <w:color w:val="000000"/>
+          <w:sz w:val="20"/>
+          <w:szCs w:val="20"/>
+          <w:u w:val="none"/>
+          <w:shd w:fill="auto" w:val="clear"/>
+          <w:lang w:val="en-US"/>
+        </w:rPr>
+      </w:pPr>
+      <w:r>
+        <w:rPr>
+          <w:rFonts w:cs="Times New Roman" w:ascii="Courier New" w:hAnsi="Courier New"/>
+          <w:b w:val="false"/>
+          <w:bCs w:val="false"/>
+          <w:i w:val="false"/>
+          <w:strike w:val="false"/>
+          <w:dstrike w:val="false"/>
+          <w:color w:val="000000"/>
+          <w:sz w:val="20"/>
+          <w:szCs w:val="20"/>
+          <w:u w:val="none"/>
+          <w:shd w:fill="auto" w:val="clear"/>
+          <w:lang w:val="en-US"/>
+        </w:rPr>
+        <w:tab/>
+        <w:t xml:space="preserve">C[3] == 31 &amp;&amp; C[4] == 16 &amp;&amp; C[5] == 11 &amp;&amp; </w:t>
+      </w:r>
+    </w:p>
+    <w:p>
+      <w:pPr>
+        <w:pStyle w:val="Normal"/>
+        <w:jc w:val="left"/>
+        <w:rPr>
+          <w:rFonts w:ascii="Courier New" w:hAnsi="Courier New" w:cs="Times New Roman"/>
+          <w:b w:val="false"/>
+          <w:bCs w:val="false"/>
+          <w:i w:val="false"/>
+          <w:strike w:val="false"/>
+          <w:dstrike w:val="false"/>
+          <w:color w:val="000000"/>
+          <w:sz w:val="20"/>
+          <w:szCs w:val="20"/>
+          <w:u w:val="none"/>
+          <w:shd w:fill="auto" w:val="clear"/>
+          <w:lang w:val="en-US"/>
+        </w:rPr>
+      </w:pPr>
+      <w:r>
+        <w:rPr>
+          <w:rFonts w:cs="Times New Roman" w:ascii="Courier New" w:hAnsi="Courier New"/>
+          <w:b w:val="false"/>
+          <w:bCs w:val="false"/>
+          <w:i w:val="false"/>
+          <w:strike w:val="false"/>
+          <w:dstrike w:val="false"/>
+          <w:color w:val="000000"/>
+          <w:sz w:val="20"/>
+          <w:szCs w:val="20"/>
+          <w:u w:val="none"/>
+          <w:shd w:fill="auto" w:val="clear"/>
+          <w:lang w:val="en-US"/>
+        </w:rPr>
+        <w:t>C[6] == 73 &amp;&amp; C[7] == 51 &amp;&amp; C[8] == 31)) }</w:t>
       </w:r>
     </w:p>
     <w:sectPr>
@@ -9369,6 +9926,41 @@
       <w:lang w:val="en-US"/>
     </w:rPr>
   </w:style>
+  <w:style w:type="character" w:styleId="Style17">
+    <w:name w:val="Маркеры"/>
+    <w:qFormat/>
+    <w:rPr>
+      <w:rFonts w:ascii="OpenSymbol" w:hAnsi="OpenSymbol" w:eastAsia="OpenSymbol" w:cs="OpenSymbol"/>
+    </w:rPr>
+  </w:style>
+  <w:style w:type="character" w:styleId="Style18">
+    <w:name w:val="Исходный текст"/>
+    <w:qFormat/>
+    <w:rPr>
+      <w:rFonts w:ascii="Liberation Mono" w:hAnsi="Liberation Mono" w:eastAsia="NSimSun" w:cs="Liberation Mono"/>
+    </w:rPr>
+  </w:style>
+  <w:style w:type="character" w:styleId="Strong">
+    <w:name w:val="Strong"/>
+    <w:qFormat/>
+    <w:rPr>
+      <w:b/>
+      <w:bCs/>
+    </w:rPr>
+  </w:style>
+  <w:style w:type="character" w:styleId="Emphasis">
+    <w:name w:val="Emphasis"/>
+    <w:qFormat/>
+    <w:rPr>
+      <w:i/>
+      <w:iCs/>
+    </w:rPr>
+  </w:style>
+  <w:style w:type="character" w:styleId="Style19">
+    <w:name w:val="Символ нумерации"/>
+    <w:qFormat/>
+    <w:rPr/>
+  </w:style>
   <w:style w:type="character" w:styleId="user">
     <w:name w:val="Маркеры (user)"/>
     <w:qFormat/>
@@ -9376,54 +9968,17 @@
       <w:rFonts w:ascii="OpenSymbol" w:hAnsi="OpenSymbol" w:eastAsia="OpenSymbol" w:cs="OpenSymbol"/>
     </w:rPr>
   </w:style>
-  <w:style w:type="character" w:styleId="user1">
-    <w:name w:val="Исходный текст (user)"/>
-    <w:qFormat/>
-    <w:rPr>
-      <w:rFonts w:ascii="Liberation Mono" w:hAnsi="Liberation Mono" w:eastAsia="NSimSun" w:cs="Liberation Mono"/>
-    </w:rPr>
-  </w:style>
-  <w:style w:type="character" w:styleId="Strong">
-    <w:name w:val="Strong"/>
-    <w:qFormat/>
-    <w:rPr>
-      <w:b/>
-      <w:bCs/>
-    </w:rPr>
-  </w:style>
-  <w:style w:type="character" w:styleId="Emphasis">
-    <w:name w:val="Emphasis"/>
-    <w:qFormat/>
-    <w:rPr>
-      <w:i/>
-      <w:iCs/>
-    </w:rPr>
-  </w:style>
-  <w:style w:type="character" w:styleId="user2">
-    <w:name w:val="Символ нумерации (user)"/>
-    <w:qFormat/>
-    <w:rPr/>
-  </w:style>
-  <w:style w:type="character" w:styleId="Style17">
-    <w:name w:val="Маркеры"/>
-    <w:qFormat/>
-    <w:rPr>
-      <w:rFonts w:ascii="OpenSymbol" w:hAnsi="OpenSymbol" w:eastAsia="OpenSymbol" w:cs="OpenSymbol"/>
-    </w:rPr>
-  </w:style>
-  <w:style w:type="paragraph" w:styleId="Style18">
+  <w:style w:type="paragraph" w:styleId="Style20">
     <w:name w:val="Заголовок"/>
     <w:basedOn w:val="Normal"/>
     <w:next w:val="BodyText"/>
     <w:qFormat/>
     <w:pPr>
-      <w:keepNext w:val="true"/>
-      <w:spacing w:before="240" w:after="120"/>
+      <w:jc w:val="center"/>
     </w:pPr>
     <w:rPr>
-      <w:rFonts w:ascii="Liberation Sans" w:hAnsi="Liberation Sans" w:eastAsia="Microsoft YaHei" w:cs="Lucida Sans"/>
-      <w:sz w:val="28"/>
-      <w:szCs w:val="28"/>
+      <w:b/>
+      <w:sz w:val="22"/>
     </w:rPr>
   </w:style>
   <w:style w:type="paragraph" w:styleId="BodyText">
@@ -9462,7 +10017,7 @@
       <w:szCs w:val="24"/>
     </w:rPr>
   </w:style>
-  <w:style w:type="paragraph" w:styleId="Style19">
+  <w:style w:type="paragraph" w:styleId="Style21">
     <w:name w:val="Указатель"/>
     <w:basedOn w:val="Normal"/>
     <w:qFormat/>
@@ -9473,20 +10028,22 @@
       <w:rFonts w:cs="Lucida Sans"/>
     </w:rPr>
   </w:style>
-  <w:style w:type="paragraph" w:styleId="user3">
+  <w:style w:type="paragraph" w:styleId="user1">
     <w:name w:val="Заголовок (user)"/>
     <w:basedOn w:val="Normal"/>
     <w:next w:val="BodyText"/>
     <w:qFormat/>
     <w:pPr>
-      <w:jc w:val="center"/>
+      <w:keepNext w:val="true"/>
+      <w:spacing w:before="240" w:after="120"/>
     </w:pPr>
     <w:rPr>
-      <w:b/>
-      <w:sz w:val="22"/>
-    </w:rPr>
-  </w:style>
-  <w:style w:type="paragraph" w:styleId="user4">
+      <w:rFonts w:ascii="Liberation Sans" w:hAnsi="Liberation Sans" w:eastAsia="Microsoft YaHei" w:cs="Lucida Sans"/>
+      <w:sz w:val="28"/>
+      <w:szCs w:val="28"/>
+    </w:rPr>
+  </w:style>
+  <w:style w:type="paragraph" w:styleId="user2">
     <w:name w:val="Указатель (user)"/>
     <w:basedOn w:val="Normal"/>
     <w:qFormat/>
@@ -9526,7 +10083,7 @@
       <w:color w:val="000000"/>
     </w:rPr>
   </w:style>
-  <w:style w:type="paragraph" w:styleId="Style20">
+  <w:style w:type="paragraph" w:styleId="Style22">
     <w:name w:val="список с точками"/>
     <w:basedOn w:val="Normal"/>
     <w:qFormat/>
@@ -9537,14 +10094,14 @@
     </w:pPr>
     <w:rPr/>
   </w:style>
-  <w:style w:type="paragraph" w:styleId="Style21">
+  <w:style w:type="paragraph" w:styleId="Style23">
     <w:name w:val="Для таблиц"/>
     <w:basedOn w:val="Normal"/>
     <w:qFormat/>
     <w:pPr/>
     <w:rPr/>
   </w:style>
-  <w:style w:type="paragraph" w:styleId="Style22">
+  <w:style w:type="paragraph" w:styleId="Style24">
     <w:name w:val="Обычный (веб)"/>
     <w:basedOn w:val="Normal"/>
     <w:qFormat/>
@@ -9609,7 +10166,7 @@
       <w:lang w:val="en-US"/>
     </w:rPr>
   </w:style>
-  <w:style w:type="paragraph" w:styleId="Style23">
+  <w:style w:type="paragraph" w:styleId="Style25">
     <w:name w:val="По центру"/>
     <w:basedOn w:val="Normal"/>
     <w:qFormat/>
@@ -9621,7 +10178,7 @@
       <w:szCs w:val="20"/>
     </w:rPr>
   </w:style>
-  <w:style w:type="paragraph" w:styleId="Style24">
+  <w:style w:type="paragraph" w:styleId="Style26">
     <w:name w:val="Без отступа"/>
     <w:basedOn w:val="Normal"/>
     <w:qFormat/>
@@ -9658,8 +10215,8 @@
       <w:lang w:val="en-US"/>
     </w:rPr>
   </w:style>
-  <w:style w:type="paragraph" w:styleId="Style25">
-    <w:name w:val="Колонтитулы"/>
+  <w:style w:type="paragraph" w:styleId="user3">
+    <w:name w:val="Колонтитулы (user)"/>
     <w:basedOn w:val="Normal"/>
     <w:qFormat/>
     <w:pPr>
@@ -9672,8 +10229,8 @@
     </w:pPr>
     <w:rPr/>
   </w:style>
-  <w:style w:type="paragraph" w:styleId="user5">
-    <w:name w:val="Колонтитулы (user)"/>
+  <w:style w:type="paragraph" w:styleId="Style27">
+    <w:name w:val="Колонтитулы"/>
     <w:basedOn w:val="Normal"/>
     <w:qFormat/>
     <w:pPr/>
@@ -9699,7 +10256,7 @@
       <w:lang w:val="en-US"/>
     </w:rPr>
   </w:style>
-  <w:style w:type="paragraph" w:styleId="Style26">
+  <w:style w:type="paragraph" w:styleId="Style28">
     <w:name w:val="Абзац списка"/>
     <w:basedOn w:val="Normal"/>
     <w:qFormat/>
@@ -9790,7 +10347,7 @@
       <w:lang w:val="ru-RU" w:eastAsia="zh-CN" w:bidi="ar-SA"/>
     </w:rPr>
   </w:style>
-  <w:style w:type="paragraph" w:styleId="Style27">
+  <w:style w:type="paragraph" w:styleId="Style29">
     <w:name w:val="Стиль"/>
     <w:qFormat/>
     <w:pPr>
@@ -9918,7 +10475,7 @@
     </w:pPr>
     <w:rPr/>
   </w:style>
-  <w:style w:type="paragraph" w:styleId="Style28">
+  <w:style w:type="paragraph" w:styleId="Style30">
     <w:name w:val="Маркированный список"/>
     <w:basedOn w:val="Normal"/>
     <w:qFormat/>
@@ -10029,8 +10586,8 @@
       <w:rFonts w:eastAsia="Calibri"/>
     </w:rPr>
   </w:style>
-  <w:style w:type="paragraph" w:styleId="user6">
-    <w:name w:val="Текст (user)"/>
+  <w:style w:type="paragraph" w:styleId="Style31">
+    <w:name w:val="Текст"/>
     <w:basedOn w:val="Normal"/>
     <w:qFormat/>
     <w:pPr/>
@@ -10148,7 +10705,7 @@
     </w:pPr>
     <w:rPr/>
   </w:style>
-  <w:style w:type="paragraph" w:styleId="Style29">
+  <w:style w:type="paragraph" w:styleId="Style32">
     <w:name w:val="Название объекта"/>
     <w:basedOn w:val="Normal"/>
     <w:next w:val="Normal"/>
@@ -10173,7 +10730,7 @@
       <w:rFonts w:eastAsia="Calibri"/>
     </w:rPr>
   </w:style>
-  <w:style w:type="paragraph" w:styleId="Style30">
+  <w:style w:type="paragraph" w:styleId="Style33">
     <w:name w:val="Текст выноски"/>
     <w:basedOn w:val="Normal"/>
     <w:qFormat/>
@@ -10197,7 +10754,7 @@
       <w:rFonts w:eastAsia="Calibri"/>
     </w:rPr>
   </w:style>
-  <w:style w:type="paragraph" w:styleId="Style31">
+  <w:style w:type="paragraph" w:styleId="Style34">
     <w:name w:val="Текст абзаца"/>
     <w:basedOn w:val="Normal"/>
     <w:qFormat/>
@@ -10209,8 +10766,8 @@
       <w:lang w:val="en-US"/>
     </w:rPr>
   </w:style>
-  <w:style w:type="paragraph" w:styleId="user7">
-    <w:name w:val="Содержимое таблицы (user)"/>
+  <w:style w:type="paragraph" w:styleId="Style35">
+    <w:name w:val="Содержимое таблицы"/>
     <w:basedOn w:val="Normal"/>
     <w:qFormat/>
     <w:pPr>
@@ -10219,9 +10776,9 @@
     </w:pPr>
     <w:rPr/>
   </w:style>
-  <w:style w:type="paragraph" w:styleId="user8">
-    <w:name w:val="Заголовок таблицы (user)"/>
-    <w:basedOn w:val="user7"/>
+  <w:style w:type="paragraph" w:styleId="Style36">
+    <w:name w:val="Заголовок таблицы"/>
+    <w:basedOn w:val="Style35"/>
     <w:qFormat/>
     <w:pPr>
       <w:suppressLineNumbers/>

--- a/report.docx
+++ b/report.docx
@@ -1,6 +1,6 @@
 
 <file path=word/document.xml><?xml version="1.0" encoding="utf-8"?>
-<w:document xmlns:o="urn:schemas-microsoft-com:office:office" xmlns:r="http://schemas.openxmlformats.org/officeDocument/2006/relationships" xmlns:v="urn:schemas-microsoft-com:vml" xmlns:w="http://schemas.openxmlformats.org/wordprocessingml/2006/main" xmlns:w10="urn:schemas-microsoft-com:office:word" xmlns:wp="http://schemas.openxmlformats.org/drawingml/2006/wordprocessingDrawing" xmlns:pic="http://schemas.openxmlformats.org/drawingml/2006/picture" xmlns:wps="http://schemas.microsoft.com/office/word/2010/wordprocessingShape" xmlns:wpg="http://schemas.microsoft.com/office/word/2010/wordprocessingGroup" xmlns:mc="http://schemas.openxmlformats.org/markup-compatibility/2006" xmlns:wp14="http://schemas.microsoft.com/office/word/2010/wordprocessingDrawing" xmlns:w14="http://schemas.microsoft.com/office/word/2010/wordml" xmlns:w15="http://schemas.microsoft.com/office/word/2012/wordml" mc:Ignorable="w14 wp14 w15">
+<w:document xmlns:o="urn:schemas-microsoft-com:office:office" xmlns:r="http://schemas.openxmlformats.org/officeDocument/2006/relationships" xmlns:v="urn:schemas-microsoft-com:vml" xmlns:w="http://schemas.openxmlformats.org/wordprocessingml/2006/main" xmlns:w10="urn:schemas-microsoft-com:office:word" xmlns:wp="http://schemas.openxmlformats.org/drawingml/2006/wordprocessingDrawing" xmlns:wps="http://schemas.microsoft.com/office/word/2010/wordprocessingShape" xmlns:wpg="http://schemas.microsoft.com/office/word/2010/wordprocessingGroup" xmlns:mc="http://schemas.openxmlformats.org/markup-compatibility/2006" xmlns:wp14="http://schemas.microsoft.com/office/word/2010/wordprocessingDrawing" xmlns:w14="http://schemas.microsoft.com/office/word/2010/wordml" xmlns:w15="http://schemas.microsoft.com/office/word/2012/wordml" mc:Ignorable="w14 wp14 w15">
   <w:body>
     <w:p>
       <w:pPr>
@@ -499,8 +499,8 @@
       </w:tblPr>
       <w:tblGrid>
         <w:gridCol w:w="4502"/>
-        <w:gridCol w:w="2693"/>
-        <w:gridCol w:w="3010"/>
+        <w:gridCol w:w="2691"/>
+        <w:gridCol w:w="3012"/>
       </w:tblGrid>
       <w:tr>
         <w:trPr>
@@ -532,7 +532,7 @@
         </w:tc>
         <w:tc>
           <w:tcPr>
-            <w:tcW w:w="2693" w:type="dxa"/>
+            <w:tcW w:w="2691" w:type="dxa"/>
             <w:tcBorders>
               <w:bottom w:val="single" w:sz="4" w:space="0" w:color="000000"/>
             </w:tcBorders>
@@ -557,7 +557,7 @@
         </w:tc>
         <w:tc>
           <w:tcPr>
-            <w:tcW w:w="3010" w:type="dxa"/>
+            <w:tcW w:w="3012" w:type="dxa"/>
             <w:tcBorders/>
             <w:vAlign w:val="bottom"/>
           </w:tcPr>
@@ -608,7 +608,7 @@
         </w:tc>
         <w:tc>
           <w:tcPr>
-            <w:tcW w:w="2693" w:type="dxa"/>
+            <w:tcW w:w="2691" w:type="dxa"/>
             <w:tcBorders>
               <w:bottom w:val="single" w:sz="4" w:space="0" w:color="000000"/>
             </w:tcBorders>
@@ -633,7 +633,7 @@
         </w:tc>
         <w:tc>
           <w:tcPr>
-            <w:tcW w:w="3010" w:type="dxa"/>
+            <w:tcW w:w="3012" w:type="dxa"/>
             <w:tcBorders/>
             <w:vAlign w:val="bottom"/>
           </w:tcPr>
@@ -685,7 +685,7 @@
         </w:tc>
         <w:tc>
           <w:tcPr>
-            <w:tcW w:w="2693" w:type="dxa"/>
+            <w:tcW w:w="2691" w:type="dxa"/>
             <w:tcBorders>
               <w:top w:val="single" w:sz="4" w:space="0" w:color="000000"/>
               <w:bottom w:val="single" w:sz="4" w:space="0" w:color="000000"/>
@@ -711,7 +711,7 @@
         </w:tc>
         <w:tc>
           <w:tcPr>
-            <w:tcW w:w="3010" w:type="dxa"/>
+            <w:tcW w:w="3012" w:type="dxa"/>
             <w:tcBorders/>
             <w:vAlign w:val="bottom"/>
           </w:tcPr>
@@ -1425,57 +1425,7 @@
           <w:sz w:val="28"/>
           <w:szCs w:val="28"/>
         </w:rPr>
-        <w:t xml:space="preserve"> сформулирован</w:t>
-      </w:r>
-      <w:r>
-        <w:rPr>
-          <w:b w:val="false"/>
-          <w:bCs w:val="false"/>
-          <w:color w:val="000000"/>
-          <w:sz w:val="28"/>
-          <w:szCs w:val="28"/>
-        </w:rPr>
-        <w:t>ы</w:t>
-      </w:r>
-      <w:r>
-        <w:rPr>
-          <w:b w:val="false"/>
-          <w:bCs w:val="false"/>
-          <w:color w:val="000000"/>
-          <w:sz w:val="28"/>
-          <w:szCs w:val="28"/>
-        </w:rPr>
-        <w:t xml:space="preserve"> </w:t>
-      </w:r>
-      <w:r>
-        <w:rPr>
-          <w:b w:val="false"/>
-          <w:bCs w:val="false"/>
-          <w:color w:val="000000"/>
-          <w:sz w:val="28"/>
-          <w:szCs w:val="28"/>
-        </w:rPr>
-        <w:t>свойства живости</w:t>
-      </w:r>
-      <w:r>
-        <w:rPr>
-          <w:b w:val="false"/>
-          <w:bCs w:val="false"/>
-          <w:color w:val="000000"/>
-          <w:sz w:val="28"/>
-          <w:szCs w:val="28"/>
-        </w:rPr>
-        <w:t xml:space="preserve"> (liveness) </w:t>
-      </w:r>
-      <w:r>
-        <w:rPr>
-          <w:b w:val="false"/>
-          <w:bCs w:val="false"/>
-          <w:color w:val="000000"/>
-          <w:sz w:val="28"/>
-          <w:szCs w:val="28"/>
-        </w:rPr>
-        <w:t>и свойство безопасности (</w:t>
+        <w:t xml:space="preserve"> сформулированы свойства живости (liveness) и свойство безопасности (</w:t>
       </w:r>
       <w:r>
         <w:rPr>
@@ -1546,47 +1496,7 @@
           <w:sz w:val="28"/>
           <w:szCs w:val="28"/>
         </w:rPr>
-        <w:t>Свойств</w:t>
-      </w:r>
-      <w:r>
-        <w:rPr>
-          <w:b w:val="false"/>
-          <w:bCs w:val="false"/>
-          <w:color w:val="000000"/>
-          <w:sz w:val="28"/>
-          <w:szCs w:val="28"/>
-        </w:rPr>
-        <w:t>а</w:t>
-      </w:r>
-      <w:r>
-        <w:rPr>
-          <w:b w:val="false"/>
-          <w:bCs w:val="false"/>
-          <w:color w:val="000000"/>
-          <w:sz w:val="28"/>
-          <w:szCs w:val="28"/>
-        </w:rPr>
-        <w:t xml:space="preserve"> сформулирован</w:t>
-      </w:r>
-      <w:r>
-        <w:rPr>
-          <w:b w:val="false"/>
-          <w:bCs w:val="false"/>
-          <w:color w:val="000000"/>
-          <w:sz w:val="28"/>
-          <w:szCs w:val="28"/>
-        </w:rPr>
-        <w:t>ы</w:t>
-      </w:r>
-      <w:r>
-        <w:rPr>
-          <w:b w:val="false"/>
-          <w:bCs w:val="false"/>
-          <w:color w:val="000000"/>
-          <w:sz w:val="28"/>
-          <w:szCs w:val="28"/>
-        </w:rPr>
-        <w:t xml:space="preserve"> на языке LTL следующим образом:</w:t>
+        <w:t>Свойства сформулированы на языке LTL следующим образом:</w:t>
       </w:r>
     </w:p>
     <w:p>
@@ -1637,30 +1547,7 @@
           <w:sz w:val="28"/>
           <w:szCs w:val="28"/>
         </w:rPr>
-        <w:t xml:space="preserve">ltl </w:t>
-      </w:r>
-      <w:r>
-        <w:rPr>
-          <w:rFonts w:ascii="Consolas" w:hAnsi="Consolas"/>
-          <w:b w:val="false"/>
-          <w:bCs w:val="false"/>
-          <w:color w:val="000000"/>
-          <w:sz w:val="28"/>
-          <w:szCs w:val="28"/>
-          <w:lang w:val="en-US"/>
-        </w:rPr>
-        <w:t>liveness</w:t>
-      </w:r>
-      <w:r>
-        <w:rPr>
-          <w:rFonts w:ascii="Consolas" w:hAnsi="Consolas"/>
-          <w:b w:val="false"/>
-          <w:bCs w:val="false"/>
-          <w:color w:val="000000"/>
-          <w:sz w:val="28"/>
-          <w:szCs w:val="28"/>
-        </w:rPr>
-        <w:t xml:space="preserve"> { &lt;&gt; (done == true) }</w:t>
+        <w:t>ltl liveness { &lt;&gt; (done == true) }</w:t>
       </w:r>
     </w:p>
     <w:p>
@@ -1687,7 +1574,7 @@
           <w:sz w:val="28"/>
           <w:szCs w:val="28"/>
         </w:rPr>
-        <w:t>ltl safety { (done -&gt; (C[0] == 43 &amp;&amp; C[1] == 109 &amp;&amp; C[2] == 45 &amp;&amp; C[3] == 31 &amp;&amp; C[4] == 16 &amp;&amp; C[5] == 11 &amp;&amp; C[6] == 73 &amp;&amp; C[7] == 51 &amp;&amp; C[8] == 31)) }</w:t>
+        <w:t>ltl safety { [] (done -&gt; (C[0] == 43 &amp;&amp; C[1] == 109 &amp;&amp; C[2] == 45 &amp;&amp; C[3] == 31 &amp;&amp; C[4] == 16 &amp;&amp; C[5] == 11 &amp;&amp; C[6] == 73 &amp;&amp; C[7] == 51 &amp;&amp; C[8] == 31)) }</w:t>
       </w:r>
     </w:p>
     <w:p>
@@ -1738,61 +1625,9 @@
           <w:color w:val="000000"/>
           <w:sz w:val="28"/>
           <w:szCs w:val="28"/>
-        </w:rPr>
-        <w:t xml:space="preserve">Формула </w:t>
-      </w:r>
-      <w:r>
-        <w:rPr>
-          <w:b w:val="false"/>
-          <w:bCs w:val="false"/>
-          <w:color w:val="000000"/>
-          <w:sz w:val="28"/>
-          <w:szCs w:val="28"/>
-          <w:lang w:val="en-US"/>
-        </w:rPr>
-        <w:t xml:space="preserve">liveness </w:t>
-      </w:r>
-      <w:r>
-        <w:rPr>
-          <w:b w:val="false"/>
-          <w:bCs w:val="false"/>
-          <w:color w:val="000000"/>
-          <w:sz w:val="28"/>
-          <w:szCs w:val="28"/>
-        </w:rPr>
-        <w:t xml:space="preserve">означает: «в любом пути выполнения системы рано или поздно наступит состояние, в котором флаг done станет истинным». </w:t>
-      </w:r>
-      <w:r>
-        <w:rPr>
-          <w:b w:val="false"/>
-          <w:bCs w:val="false"/>
-          <w:color w:val="000000"/>
-          <w:sz w:val="28"/>
-          <w:szCs w:val="28"/>
-        </w:rPr>
-        <w:t xml:space="preserve">Формула </w:t>
-      </w:r>
-      <w:r>
-        <w:rPr>
-          <w:b w:val="false"/>
-          <w:bCs w:val="false"/>
-          <w:color w:val="000000"/>
-          <w:sz w:val="28"/>
-          <w:szCs w:val="28"/>
-          <w:lang w:val="en-US"/>
-        </w:rPr>
-        <w:t>safety</w:t>
-      </w:r>
-      <w:r>
-        <w:rPr>
-          <w:b w:val="false"/>
-          <w:bCs w:val="false"/>
-          <w:color w:val="000000"/>
-          <w:sz w:val="28"/>
-          <w:szCs w:val="28"/>
           <w:lang w:val="ru-RU"/>
         </w:rPr>
-        <w:t xml:space="preserve"> означает: «как только вывод завершен, значения результирующей матрицы соответствуют ожидаемому результату на тестовых данных».</w:t>
+        <w:t>Формула liveness означает: «в любом пути выполнения системы рано или поздно наступит состояние, в котором флаг done станет истинным». Формула safety означает: «во всех состояниях вычисления: как только флаг done становится истинным, значения результирующей матрицы соответствуют ожидаемому результату на тестовых данных».</w:t>
       </w:r>
     </w:p>
     <w:p>
@@ -1866,7 +1701,85 @@
           <w:sz w:val="28"/>
           <w:szCs w:val="28"/>
         </w:rPr>
-        <w:t>При запуске анализатора с проверкой циклов принятия (acceptance cycles) был получен следующий результат:</w:t>
+        <w:t>Верификация запускается двумя отдельными командами — по одной на каждое LTL-свойство. Полный обход состояний с проверкой циклов принятия (acceptance cycles) дал следующие результаты.</w:t>
+      </w:r>
+    </w:p>
+    <w:p>
+      <w:pPr>
+        <w:pStyle w:val="Normal"/>
+        <w:numPr>
+          <w:ilvl w:val="0"/>
+          <w:numId w:val="0"/>
+        </w:numPr>
+        <w:spacing w:lineRule="auto" w:line="360"/>
+        <w:ind w:hanging="0" w:left="720"/>
+        <w:jc w:val="both"/>
+        <w:rPr>
+          <w:b w:val="false"/>
+          <w:bCs w:val="false"/>
+          <w:color w:val="000000"/>
+          <w:sz w:val="28"/>
+          <w:szCs w:val="28"/>
+        </w:rPr>
+      </w:pPr>
+      <w:r>
+        <w:rPr>
+          <w:b w:val="false"/>
+          <w:bCs w:val="false"/>
+          <w:color w:val="000000"/>
+          <w:sz w:val="28"/>
+          <w:szCs w:val="28"/>
+        </w:rPr>
+      </w:r>
+    </w:p>
+    <w:p>
+      <w:pPr>
+        <w:pStyle w:val="Normal"/>
+        <w:numPr>
+          <w:ilvl w:val="0"/>
+          <w:numId w:val="6"/>
+        </w:numPr>
+        <w:spacing w:lineRule="auto" w:line="360"/>
+        <w:jc w:val="both"/>
+        <w:rPr>
+          <w:b w:val="false"/>
+          <w:bCs w:val="false"/>
+          <w:color w:val="000000"/>
+          <w:sz w:val="28"/>
+          <w:szCs w:val="28"/>
+        </w:rPr>
+      </w:pPr>
+      <w:r>
+        <w:rPr>
+          <w:b w:val="false"/>
+          <w:bCs w:val="false"/>
+          <w:color w:val="000000"/>
+          <w:sz w:val="28"/>
+          <w:szCs w:val="28"/>
+        </w:rPr>
+        <w:t xml:space="preserve">Проверка свойства </w:t>
+      </w:r>
+      <w:r>
+        <w:rPr>
+          <w:b w:val="false"/>
+          <w:bCs w:val="false"/>
+          <w:i/>
+          <w:iCs/>
+          <w:color w:val="000000"/>
+          <w:sz w:val="28"/>
+          <w:szCs w:val="28"/>
+        </w:rPr>
+        <w:t>liveness</w:t>
+      </w:r>
+      <w:r>
+        <w:rPr>
+          <w:b w:val="false"/>
+          <w:bCs w:val="false"/>
+          <w:color w:val="000000"/>
+          <w:sz w:val="28"/>
+          <w:szCs w:val="28"/>
+        </w:rPr>
+        <w:t>:</w:t>
       </w:r>
     </w:p>
     <w:p>
@@ -1876,21 +1789,24 @@
         <w:ind w:firstLine="709" w:right="0"/>
         <w:jc w:val="both"/>
         <w:rPr>
-          <w:b w:val="false"/>
-          <w:bCs w:val="false"/>
-          <w:color w:val="000000"/>
-          <w:sz w:val="28"/>
-          <w:szCs w:val="28"/>
-        </w:rPr>
-      </w:pPr>
-      <w:r>
-        <w:rPr>
-          <w:b w:val="false"/>
-          <w:bCs w:val="false"/>
-          <w:color w:val="000000"/>
-          <w:sz w:val="28"/>
-          <w:szCs w:val="28"/>
-        </w:rPr>
+          <w:rFonts w:ascii="Consolas" w:hAnsi="Consolas"/>
+          <w:b w:val="false"/>
+          <w:bCs w:val="false"/>
+          <w:color w:val="000000"/>
+          <w:sz w:val="28"/>
+          <w:szCs w:val="28"/>
+        </w:rPr>
+      </w:pPr>
+      <w:r>
+        <w:rPr>
+          <w:rFonts w:ascii="Consolas" w:hAnsi="Consolas"/>
+          <w:b w:val="false"/>
+          <w:bCs w:val="false"/>
+          <w:color w:val="000000"/>
+          <w:sz w:val="28"/>
+          <w:szCs w:val="28"/>
+        </w:rPr>
+        <w:t>pan: ltl formula liveness</w:t>
       </w:r>
     </w:p>
     <w:p>
@@ -1917,7 +1833,6 @@
           <w:sz w:val="28"/>
           <w:szCs w:val="28"/>
         </w:rPr>
-        <w:t>nreached in claim liveness</w:t>
       </w:r>
     </w:p>
     <w:p>
@@ -1944,18 +1859,7 @@
           <w:sz w:val="28"/>
           <w:szCs w:val="28"/>
         </w:rPr>
-        <w:t xml:space="preserve">        </w:t>
-      </w:r>
-      <w:r>
-        <w:rPr>
-          <w:rFonts w:ascii="Consolas" w:hAnsi="Consolas"/>
-          <w:b w:val="false"/>
-          <w:bCs w:val="false"/>
-          <w:color w:val="000000"/>
-          <w:sz w:val="28"/>
-          <w:szCs w:val="28"/>
-        </w:rPr>
-        <w:t>_spin_nvr.tmp:6, state 6, "-end-"</w:t>
+        <w:t>Full statespace search for:</w:t>
       </w:r>
     </w:p>
     <w:p>
@@ -1982,7 +1886,7 @@
           <w:sz w:val="28"/>
           <w:szCs w:val="28"/>
         </w:rPr>
-        <w:t xml:space="preserve">        </w:t>
+        <w:t xml:space="preserve">    </w:t>
       </w:r>
       <w:r>
         <w:rPr>
@@ -1993,7 +1897,7 @@
           <w:sz w:val="28"/>
           <w:szCs w:val="28"/>
         </w:rPr>
-        <w:t>(1 of 6 states)</w:t>
+        <w:t>never claim             + (liveness)</w:t>
       </w:r>
     </w:p>
     <w:p>
@@ -2020,7 +1924,18 @@
           <w:sz w:val="28"/>
           <w:szCs w:val="28"/>
         </w:rPr>
-        <w:t>unreached in claim safety</w:t>
+        <w:t xml:space="preserve">    </w:t>
+      </w:r>
+      <w:r>
+        <w:rPr>
+          <w:rFonts w:ascii="Consolas" w:hAnsi="Consolas"/>
+          <w:b w:val="false"/>
+          <w:bCs w:val="false"/>
+          <w:color w:val="000000"/>
+          <w:sz w:val="28"/>
+          <w:szCs w:val="28"/>
+        </w:rPr>
+        <w:t>assertion violations    + (if within scope of claim)</w:t>
       </w:r>
     </w:p>
     <w:p>
@@ -2047,7 +1962,7 @@
           <w:sz w:val="28"/>
           <w:szCs w:val="28"/>
         </w:rPr>
-        <w:t xml:space="preserve">        </w:t>
+        <w:t xml:space="preserve">    </w:t>
       </w:r>
       <w:r>
         <w:rPr>
@@ -2058,7 +1973,7 @@
           <w:sz w:val="28"/>
           <w:szCs w:val="28"/>
         </w:rPr>
-        <w:t>_spin_nvr.tmp:15, state 8, "-end-"</w:t>
+        <w:t>acceptance cycles       + (fairness disabled)</w:t>
       </w:r>
     </w:p>
     <w:p>
@@ -2085,6 +2000,960 @@
           <w:sz w:val="28"/>
           <w:szCs w:val="28"/>
         </w:rPr>
+        <w:t xml:space="preserve">    </w:t>
+      </w:r>
+      <w:r>
+        <w:rPr>
+          <w:rFonts w:ascii="Consolas" w:hAnsi="Consolas"/>
+          <w:b w:val="false"/>
+          <w:bCs w:val="false"/>
+          <w:color w:val="000000"/>
+          <w:sz w:val="28"/>
+          <w:szCs w:val="28"/>
+        </w:rPr>
+        <w:t>invalid end states      - (disabled by never claim)</w:t>
+      </w:r>
+    </w:p>
+    <w:p>
+      <w:pPr>
+        <w:pStyle w:val="Normal"/>
+        <w:spacing w:lineRule="auto" w:line="360"/>
+        <w:ind w:firstLine="709" w:right="0"/>
+        <w:jc w:val="both"/>
+        <w:rPr>
+          <w:rFonts w:ascii="Consolas" w:hAnsi="Consolas"/>
+          <w:b w:val="false"/>
+          <w:bCs w:val="false"/>
+          <w:color w:val="000000"/>
+          <w:sz w:val="28"/>
+          <w:szCs w:val="28"/>
+        </w:rPr>
+      </w:pPr>
+      <w:r>
+        <w:rPr>
+          <w:rFonts w:ascii="Consolas" w:hAnsi="Consolas"/>
+          <w:b w:val="false"/>
+          <w:bCs w:val="false"/>
+          <w:color w:val="000000"/>
+          <w:sz w:val="28"/>
+          <w:szCs w:val="28"/>
+        </w:rPr>
+      </w:r>
+    </w:p>
+    <w:p>
+      <w:pPr>
+        <w:pStyle w:val="Normal"/>
+        <w:spacing w:lineRule="auto" w:line="360"/>
+        <w:ind w:firstLine="709" w:right="0"/>
+        <w:jc w:val="both"/>
+        <w:rPr>
+          <w:rFonts w:ascii="Consolas" w:hAnsi="Consolas"/>
+          <w:b w:val="false"/>
+          <w:bCs w:val="false"/>
+          <w:color w:val="000000"/>
+          <w:sz w:val="28"/>
+          <w:szCs w:val="28"/>
+        </w:rPr>
+      </w:pPr>
+      <w:r>
+        <w:rPr>
+          <w:rFonts w:ascii="Consolas" w:hAnsi="Consolas"/>
+          <w:b w:val="false"/>
+          <w:bCs w:val="false"/>
+          <w:color w:val="000000"/>
+          <w:sz w:val="28"/>
+          <w:szCs w:val="28"/>
+        </w:rPr>
+        <w:t>State-vector 292 byte, depth reached 455, errors: 0</w:t>
+      </w:r>
+    </w:p>
+    <w:p>
+      <w:pPr>
+        <w:pStyle w:val="Normal"/>
+        <w:spacing w:lineRule="auto" w:line="360"/>
+        <w:ind w:firstLine="709" w:right="0"/>
+        <w:jc w:val="both"/>
+        <w:rPr>
+          <w:rFonts w:ascii="Consolas" w:hAnsi="Consolas"/>
+          <w:b w:val="false"/>
+          <w:bCs w:val="false"/>
+          <w:color w:val="000000"/>
+          <w:sz w:val="28"/>
+          <w:szCs w:val="28"/>
+        </w:rPr>
+      </w:pPr>
+      <w:r>
+        <w:rPr>
+          <w:rFonts w:ascii="Consolas" w:hAnsi="Consolas"/>
+          <w:b w:val="false"/>
+          <w:bCs w:val="false"/>
+          <w:color w:val="000000"/>
+          <w:sz w:val="28"/>
+          <w:szCs w:val="28"/>
+        </w:rPr>
+        <w:t xml:space="preserve">     </w:t>
+      </w:r>
+      <w:r>
+        <w:rPr>
+          <w:rFonts w:ascii="Consolas" w:hAnsi="Consolas"/>
+          <w:b w:val="false"/>
+          <w:bCs w:val="false"/>
+          <w:color w:val="000000"/>
+          <w:sz w:val="28"/>
+          <w:szCs w:val="28"/>
+        </w:rPr>
+        <w:t>2301 states, stored (4602 visited)</w:t>
+      </w:r>
+    </w:p>
+    <w:p>
+      <w:pPr>
+        <w:pStyle w:val="Normal"/>
+        <w:spacing w:lineRule="auto" w:line="360"/>
+        <w:ind w:firstLine="709" w:right="0"/>
+        <w:jc w:val="both"/>
+        <w:rPr>
+          <w:rFonts w:ascii="Consolas" w:hAnsi="Consolas"/>
+          <w:b w:val="false"/>
+          <w:bCs w:val="false"/>
+          <w:color w:val="000000"/>
+          <w:sz w:val="28"/>
+          <w:szCs w:val="28"/>
+        </w:rPr>
+      </w:pPr>
+      <w:r>
+        <w:rPr>
+          <w:rFonts w:ascii="Consolas" w:hAnsi="Consolas"/>
+          <w:b w:val="false"/>
+          <w:bCs w:val="false"/>
+          <w:color w:val="000000"/>
+          <w:sz w:val="28"/>
+          <w:szCs w:val="28"/>
+        </w:rPr>
+        <w:t xml:space="preserve">     </w:t>
+      </w:r>
+      <w:r>
+        <w:rPr>
+          <w:rFonts w:ascii="Consolas" w:hAnsi="Consolas"/>
+          <w:b w:val="false"/>
+          <w:bCs w:val="false"/>
+          <w:color w:val="000000"/>
+          <w:sz w:val="28"/>
+          <w:szCs w:val="28"/>
+        </w:rPr>
+        <w:t>2923 states, matched</w:t>
+      </w:r>
+    </w:p>
+    <w:p>
+      <w:pPr>
+        <w:pStyle w:val="Normal"/>
+        <w:spacing w:lineRule="auto" w:line="360"/>
+        <w:ind w:firstLine="709" w:right="0"/>
+        <w:jc w:val="both"/>
+        <w:rPr>
+          <w:rFonts w:ascii="Consolas" w:hAnsi="Consolas"/>
+          <w:b w:val="false"/>
+          <w:bCs w:val="false"/>
+          <w:color w:val="000000"/>
+          <w:sz w:val="28"/>
+          <w:szCs w:val="28"/>
+        </w:rPr>
+      </w:pPr>
+      <w:r>
+        <w:rPr>
+          <w:rFonts w:ascii="Consolas" w:hAnsi="Consolas"/>
+          <w:b w:val="false"/>
+          <w:bCs w:val="false"/>
+          <w:color w:val="000000"/>
+          <w:sz w:val="28"/>
+          <w:szCs w:val="28"/>
+        </w:rPr>
+        <w:t xml:space="preserve">     </w:t>
+      </w:r>
+      <w:r>
+        <w:rPr>
+          <w:rFonts w:ascii="Consolas" w:hAnsi="Consolas"/>
+          <w:b w:val="false"/>
+          <w:bCs w:val="false"/>
+          <w:color w:val="000000"/>
+          <w:sz w:val="28"/>
+          <w:szCs w:val="28"/>
+        </w:rPr>
+        <w:t>7525 transitions (= visited+matched)</w:t>
+      </w:r>
+    </w:p>
+    <w:p>
+      <w:pPr>
+        <w:pStyle w:val="Normal"/>
+        <w:spacing w:lineRule="auto" w:line="360"/>
+        <w:ind w:firstLine="709" w:right="0"/>
+        <w:jc w:val="both"/>
+        <w:rPr>
+          <w:rFonts w:ascii="Consolas" w:hAnsi="Consolas"/>
+          <w:b w:val="false"/>
+          <w:bCs w:val="false"/>
+          <w:color w:val="000000"/>
+          <w:sz w:val="28"/>
+          <w:szCs w:val="28"/>
+        </w:rPr>
+      </w:pPr>
+      <w:r>
+        <w:rPr>
+          <w:rFonts w:ascii="Consolas" w:hAnsi="Consolas"/>
+          <w:b w:val="false"/>
+          <w:bCs w:val="false"/>
+          <w:color w:val="000000"/>
+          <w:sz w:val="28"/>
+          <w:szCs w:val="28"/>
+        </w:rPr>
+        <w:t xml:space="preserve">       </w:t>
+      </w:r>
+      <w:r>
+        <w:rPr>
+          <w:rFonts w:ascii="Consolas" w:hAnsi="Consolas"/>
+          <w:b w:val="false"/>
+          <w:bCs w:val="false"/>
+          <w:color w:val="000000"/>
+          <w:sz w:val="28"/>
+          <w:szCs w:val="28"/>
+        </w:rPr>
+        <w:t>14 atomic steps</w:t>
+      </w:r>
+    </w:p>
+    <w:p>
+      <w:pPr>
+        <w:pStyle w:val="Normal"/>
+        <w:spacing w:lineRule="auto" w:line="360"/>
+        <w:ind w:firstLine="709" w:right="0"/>
+        <w:jc w:val="both"/>
+        <w:rPr>
+          <w:rFonts w:ascii="Consolas" w:hAnsi="Consolas"/>
+          <w:b w:val="false"/>
+          <w:bCs w:val="false"/>
+          <w:color w:val="000000"/>
+          <w:sz w:val="28"/>
+          <w:szCs w:val="28"/>
+        </w:rPr>
+      </w:pPr>
+      <w:r>
+        <w:rPr>
+          <w:rFonts w:ascii="Consolas" w:hAnsi="Consolas"/>
+          <w:b w:val="false"/>
+          <w:bCs w:val="false"/>
+          <w:color w:val="000000"/>
+          <w:sz w:val="28"/>
+          <w:szCs w:val="28"/>
+        </w:rPr>
+      </w:r>
+    </w:p>
+    <w:p>
+      <w:pPr>
+        <w:pStyle w:val="Normal"/>
+        <w:spacing w:lineRule="auto" w:line="360"/>
+        <w:ind w:firstLine="709" w:right="0"/>
+        <w:jc w:val="both"/>
+        <w:rPr>
+          <w:rFonts w:ascii="Consolas" w:hAnsi="Consolas"/>
+          <w:b w:val="false"/>
+          <w:bCs w:val="false"/>
+          <w:color w:val="000000"/>
+          <w:sz w:val="28"/>
+          <w:szCs w:val="28"/>
+        </w:rPr>
+      </w:pPr>
+      <w:r>
+        <w:rPr>
+          <w:rFonts w:ascii="Consolas" w:hAnsi="Consolas"/>
+          <w:b w:val="false"/>
+          <w:bCs w:val="false"/>
+          <w:color w:val="000000"/>
+          <w:sz w:val="28"/>
+          <w:szCs w:val="28"/>
+        </w:rPr>
+        <w:t>unreached in proctype worker</w:t>
+      </w:r>
+    </w:p>
+    <w:p>
+      <w:pPr>
+        <w:pStyle w:val="Normal"/>
+        <w:spacing w:lineRule="auto" w:line="360"/>
+        <w:ind w:firstLine="709" w:right="0"/>
+        <w:jc w:val="both"/>
+        <w:rPr>
+          <w:rFonts w:ascii="Consolas" w:hAnsi="Consolas"/>
+          <w:b w:val="false"/>
+          <w:bCs w:val="false"/>
+          <w:color w:val="000000"/>
+          <w:sz w:val="28"/>
+          <w:szCs w:val="28"/>
+        </w:rPr>
+      </w:pPr>
+      <w:r>
+        <w:rPr>
+          <w:rFonts w:ascii="Consolas" w:hAnsi="Consolas"/>
+          <w:b w:val="false"/>
+          <w:bCs w:val="false"/>
+          <w:color w:val="000000"/>
+          <w:sz w:val="28"/>
+          <w:szCs w:val="28"/>
+        </w:rPr>
+        <w:t xml:space="preserve">    </w:t>
+      </w:r>
+      <w:r>
+        <w:rPr>
+          <w:rFonts w:ascii="Consolas" w:hAnsi="Consolas"/>
+          <w:b w:val="false"/>
+          <w:bCs w:val="false"/>
+          <w:color w:val="000000"/>
+          <w:sz w:val="28"/>
+          <w:szCs w:val="28"/>
+        </w:rPr>
+        <w:t>(0 of 93 states)</w:t>
+      </w:r>
+    </w:p>
+    <w:p>
+      <w:pPr>
+        <w:pStyle w:val="Normal"/>
+        <w:spacing w:lineRule="auto" w:line="360"/>
+        <w:ind w:firstLine="709" w:right="0"/>
+        <w:jc w:val="both"/>
+        <w:rPr>
+          <w:rFonts w:ascii="Consolas" w:hAnsi="Consolas"/>
+          <w:b w:val="false"/>
+          <w:bCs w:val="false"/>
+          <w:color w:val="000000"/>
+          <w:sz w:val="28"/>
+          <w:szCs w:val="28"/>
+        </w:rPr>
+      </w:pPr>
+      <w:r>
+        <w:rPr>
+          <w:rFonts w:ascii="Consolas" w:hAnsi="Consolas"/>
+          <w:b w:val="false"/>
+          <w:bCs w:val="false"/>
+          <w:color w:val="000000"/>
+          <w:sz w:val="28"/>
+          <w:szCs w:val="28"/>
+        </w:rPr>
+        <w:t>unreached in init</w:t>
+      </w:r>
+    </w:p>
+    <w:p>
+      <w:pPr>
+        <w:pStyle w:val="Normal"/>
+        <w:spacing w:lineRule="auto" w:line="360"/>
+        <w:ind w:firstLine="709" w:right="0"/>
+        <w:jc w:val="both"/>
+        <w:rPr>
+          <w:rFonts w:ascii="Consolas" w:hAnsi="Consolas"/>
+          <w:b w:val="false"/>
+          <w:bCs w:val="false"/>
+          <w:color w:val="000000"/>
+          <w:sz w:val="28"/>
+          <w:szCs w:val="28"/>
+        </w:rPr>
+      </w:pPr>
+      <w:r>
+        <w:rPr>
+          <w:rFonts w:ascii="Consolas" w:hAnsi="Consolas"/>
+          <w:b w:val="false"/>
+          <w:bCs w:val="false"/>
+          <w:color w:val="000000"/>
+          <w:sz w:val="28"/>
+          <w:szCs w:val="28"/>
+        </w:rPr>
+        <w:t xml:space="preserve">    </w:t>
+      </w:r>
+      <w:r>
+        <w:rPr>
+          <w:rFonts w:ascii="Consolas" w:hAnsi="Consolas"/>
+          <w:b w:val="false"/>
+          <w:bCs w:val="false"/>
+          <w:color w:val="000000"/>
+          <w:sz w:val="28"/>
+          <w:szCs w:val="28"/>
+        </w:rPr>
+        <w:t>(0 of 29 states)</w:t>
+      </w:r>
+    </w:p>
+    <w:p>
+      <w:pPr>
+        <w:pStyle w:val="Normal"/>
+        <w:spacing w:lineRule="auto" w:line="360"/>
+        <w:ind w:firstLine="709" w:right="0"/>
+        <w:jc w:val="both"/>
+        <w:rPr>
+          <w:rFonts w:ascii="Consolas" w:hAnsi="Consolas"/>
+          <w:b w:val="false"/>
+          <w:bCs w:val="false"/>
+          <w:color w:val="000000"/>
+          <w:sz w:val="28"/>
+          <w:szCs w:val="28"/>
+        </w:rPr>
+      </w:pPr>
+      <w:r>
+        <w:rPr>
+          <w:rFonts w:ascii="Consolas" w:hAnsi="Consolas"/>
+          <w:b w:val="false"/>
+          <w:bCs w:val="false"/>
+          <w:color w:val="000000"/>
+          <w:sz w:val="28"/>
+          <w:szCs w:val="28"/>
+        </w:rPr>
+        <w:t>unreached in claim liveness</w:t>
+      </w:r>
+    </w:p>
+    <w:p>
+      <w:pPr>
+        <w:pStyle w:val="Normal"/>
+        <w:spacing w:lineRule="auto" w:line="360"/>
+        <w:ind w:firstLine="709" w:right="0"/>
+        <w:jc w:val="both"/>
+        <w:rPr>
+          <w:rFonts w:ascii="Consolas" w:hAnsi="Consolas"/>
+          <w:b w:val="false"/>
+          <w:bCs w:val="false"/>
+          <w:color w:val="000000"/>
+          <w:sz w:val="28"/>
+          <w:szCs w:val="28"/>
+        </w:rPr>
+      </w:pPr>
+      <w:r>
+        <w:rPr>
+          <w:rFonts w:ascii="Consolas" w:hAnsi="Consolas"/>
+          <w:b w:val="false"/>
+          <w:bCs w:val="false"/>
+          <w:color w:val="000000"/>
+          <w:sz w:val="28"/>
+          <w:szCs w:val="28"/>
+        </w:rPr>
+        <w:t xml:space="preserve">    </w:t>
+      </w:r>
+      <w:r>
+        <w:rPr>
+          <w:rFonts w:ascii="Consolas" w:hAnsi="Consolas"/>
+          <w:b w:val="false"/>
+          <w:bCs w:val="false"/>
+          <w:color w:val="000000"/>
+          <w:sz w:val="28"/>
+          <w:szCs w:val="28"/>
+        </w:rPr>
+        <w:t>_spin_nvr.tmp:6, state 6, "-end-"</w:t>
+      </w:r>
+    </w:p>
+    <w:p>
+      <w:pPr>
+        <w:pStyle w:val="Normal"/>
+        <w:spacing w:lineRule="auto" w:line="360"/>
+        <w:ind w:firstLine="709" w:right="0"/>
+        <w:jc w:val="both"/>
+        <w:rPr>
+          <w:rFonts w:ascii="Consolas" w:hAnsi="Consolas"/>
+          <w:b w:val="false"/>
+          <w:bCs w:val="false"/>
+          <w:color w:val="000000"/>
+          <w:sz w:val="28"/>
+          <w:szCs w:val="28"/>
+        </w:rPr>
+      </w:pPr>
+      <w:r>
+        <w:rPr>
+          <w:rFonts w:ascii="Consolas" w:hAnsi="Consolas"/>
+          <w:b w:val="false"/>
+          <w:bCs w:val="false"/>
+          <w:color w:val="000000"/>
+          <w:sz w:val="28"/>
+          <w:szCs w:val="28"/>
+        </w:rPr>
+        <w:t xml:space="preserve">    </w:t>
+      </w:r>
+      <w:r>
+        <w:rPr>
+          <w:rFonts w:ascii="Consolas" w:hAnsi="Consolas"/>
+          <w:b w:val="false"/>
+          <w:bCs w:val="false"/>
+          <w:color w:val="000000"/>
+          <w:sz w:val="28"/>
+          <w:szCs w:val="28"/>
+        </w:rPr>
+        <w:t>(1 of 6 states)</w:t>
+      </w:r>
+    </w:p>
+    <w:p>
+      <w:pPr>
+        <w:pStyle w:val="Normal"/>
+        <w:numPr>
+          <w:ilvl w:val="0"/>
+          <w:numId w:val="0"/>
+        </w:numPr>
+        <w:spacing w:lineRule="auto" w:line="360" w:before="0" w:after="0"/>
+        <w:ind w:hanging="0" w:left="720"/>
+        <w:jc w:val="both"/>
+        <w:rPr>
+          <w:b w:val="false"/>
+          <w:bCs w:val="false"/>
+          <w:i w:val="false"/>
+          <w:i w:val="false"/>
+          <w:iCs w:val="false"/>
+          <w:color w:val="000000"/>
+          <w:sz w:val="28"/>
+          <w:szCs w:val="28"/>
+          <w:lang w:val="en-US"/>
+        </w:rPr>
+      </w:pPr>
+      <w:r>
+        <w:rPr>
+          <w:b w:val="false"/>
+          <w:bCs w:val="false"/>
+          <w:i w:val="false"/>
+          <w:iCs w:val="false"/>
+          <w:color w:val="000000"/>
+          <w:sz w:val="28"/>
+          <w:szCs w:val="28"/>
+          <w:lang w:val="en-US"/>
+        </w:rPr>
+      </w:r>
+    </w:p>
+    <w:p>
+      <w:pPr>
+        <w:pStyle w:val="Normal"/>
+        <w:numPr>
+          <w:ilvl w:val="0"/>
+          <w:numId w:val="7"/>
+        </w:numPr>
+        <w:spacing w:lineRule="auto" w:line="360" w:before="0" w:after="0"/>
+        <w:jc w:val="both"/>
+        <w:rPr/>
+      </w:pPr>
+      <w:r>
+        <w:rPr>
+          <w:b w:val="false"/>
+          <w:bCs w:val="false"/>
+          <w:i w:val="false"/>
+          <w:iCs w:val="false"/>
+          <w:color w:val="000000"/>
+          <w:sz w:val="28"/>
+          <w:szCs w:val="28"/>
+          <w:lang w:val="en-US"/>
+        </w:rPr>
+        <w:t xml:space="preserve">Проверка свойства </w:t>
+      </w:r>
+      <w:r>
+        <w:rPr>
+          <w:b w:val="false"/>
+          <w:bCs w:val="false"/>
+          <w:i/>
+          <w:iCs/>
+          <w:color w:val="000000"/>
+          <w:sz w:val="28"/>
+          <w:szCs w:val="28"/>
+          <w:lang w:val="en-US"/>
+        </w:rPr>
+        <w:t>safety</w:t>
+      </w:r>
+      <w:r>
+        <w:rPr>
+          <w:b w:val="false"/>
+          <w:bCs w:val="false"/>
+          <w:i w:val="false"/>
+          <w:iCs w:val="false"/>
+          <w:color w:val="000000"/>
+          <w:sz w:val="28"/>
+          <w:szCs w:val="28"/>
+          <w:lang w:val="en-US"/>
+        </w:rPr>
+        <w:t>:</w:t>
+      </w:r>
+    </w:p>
+    <w:p>
+      <w:pPr>
+        <w:pStyle w:val="Normal"/>
+        <w:spacing w:lineRule="auto" w:line="360" w:before="0" w:after="0"/>
+        <w:ind w:firstLine="709" w:left="0" w:right="0"/>
+        <w:jc w:val="both"/>
+        <w:rPr>
+          <w:rFonts w:ascii="Consolas" w:hAnsi="Consolas"/>
+          <w:b w:val="false"/>
+          <w:bCs w:val="false"/>
+          <w:sz w:val="28"/>
+          <w:szCs w:val="28"/>
+        </w:rPr>
+      </w:pPr>
+      <w:r>
+        <w:rPr>
+          <w:rFonts w:ascii="Consolas" w:hAnsi="Consolas"/>
+          <w:b w:val="false"/>
+          <w:bCs w:val="false"/>
+          <w:sz w:val="28"/>
+          <w:szCs w:val="28"/>
+        </w:rPr>
+        <w:t>pan: ltl formula safety</w:t>
+      </w:r>
+    </w:p>
+    <w:p>
+      <w:pPr>
+        <w:pStyle w:val="Normal"/>
+        <w:spacing w:lineRule="auto" w:line="360" w:before="0" w:after="0"/>
+        <w:ind w:firstLine="709" w:left="0" w:right="0"/>
+        <w:jc w:val="both"/>
+        <w:rPr>
+          <w:rFonts w:ascii="Consolas" w:hAnsi="Consolas"/>
+          <w:b w:val="false"/>
+          <w:bCs w:val="false"/>
+          <w:sz w:val="28"/>
+          <w:szCs w:val="28"/>
+        </w:rPr>
+      </w:pPr>
+      <w:r>
+        <w:rPr>
+          <w:rFonts w:ascii="Consolas" w:hAnsi="Consolas"/>
+          <w:b w:val="false"/>
+          <w:bCs w:val="false"/>
+          <w:sz w:val="28"/>
+          <w:szCs w:val="28"/>
+        </w:rPr>
+      </w:r>
+    </w:p>
+    <w:p>
+      <w:pPr>
+        <w:pStyle w:val="Normal"/>
+        <w:spacing w:lineRule="auto" w:line="360" w:before="0" w:after="0"/>
+        <w:ind w:firstLine="709" w:left="0" w:right="0"/>
+        <w:jc w:val="both"/>
+        <w:rPr>
+          <w:rFonts w:ascii="Consolas" w:hAnsi="Consolas"/>
+          <w:b w:val="false"/>
+          <w:bCs w:val="false"/>
+          <w:sz w:val="28"/>
+          <w:szCs w:val="28"/>
+        </w:rPr>
+      </w:pPr>
+      <w:r>
+        <w:rPr>
+          <w:rFonts w:ascii="Consolas" w:hAnsi="Consolas"/>
+          <w:b w:val="false"/>
+          <w:bCs w:val="false"/>
+          <w:sz w:val="28"/>
+          <w:szCs w:val="28"/>
+        </w:rPr>
+        <w:t>Full statespace search for:</w:t>
+      </w:r>
+    </w:p>
+    <w:p>
+      <w:pPr>
+        <w:pStyle w:val="Normal"/>
+        <w:spacing w:lineRule="auto" w:line="360" w:before="0" w:after="0"/>
+        <w:ind w:firstLine="709" w:left="0" w:right="0"/>
+        <w:jc w:val="both"/>
+        <w:rPr>
+          <w:rFonts w:ascii="Consolas" w:hAnsi="Consolas"/>
+          <w:b w:val="false"/>
+          <w:bCs w:val="false"/>
+          <w:sz w:val="28"/>
+          <w:szCs w:val="28"/>
+        </w:rPr>
+      </w:pPr>
+      <w:r>
+        <w:rPr>
+          <w:rFonts w:ascii="Consolas" w:hAnsi="Consolas"/>
+          <w:b w:val="false"/>
+          <w:bCs w:val="false"/>
+          <w:sz w:val="28"/>
+          <w:szCs w:val="28"/>
+        </w:rPr>
+        <w:t xml:space="preserve">    </w:t>
+      </w:r>
+      <w:r>
+        <w:rPr>
+          <w:rFonts w:ascii="Consolas" w:hAnsi="Consolas"/>
+          <w:b w:val="false"/>
+          <w:bCs w:val="false"/>
+          <w:sz w:val="28"/>
+          <w:szCs w:val="28"/>
+        </w:rPr>
+        <w:t>never claim             + (safety)</w:t>
+      </w:r>
+    </w:p>
+    <w:p>
+      <w:pPr>
+        <w:pStyle w:val="Normal"/>
+        <w:spacing w:lineRule="auto" w:line="360" w:before="0" w:after="0"/>
+        <w:ind w:firstLine="709" w:left="0" w:right="0"/>
+        <w:jc w:val="both"/>
+        <w:rPr>
+          <w:rFonts w:ascii="Consolas" w:hAnsi="Consolas"/>
+          <w:b w:val="false"/>
+          <w:bCs w:val="false"/>
+          <w:sz w:val="28"/>
+          <w:szCs w:val="28"/>
+        </w:rPr>
+      </w:pPr>
+      <w:r>
+        <w:rPr>
+          <w:rFonts w:ascii="Consolas" w:hAnsi="Consolas"/>
+          <w:b w:val="false"/>
+          <w:bCs w:val="false"/>
+          <w:sz w:val="28"/>
+          <w:szCs w:val="28"/>
+        </w:rPr>
+        <w:t xml:space="preserve">    </w:t>
+      </w:r>
+      <w:r>
+        <w:rPr>
+          <w:rFonts w:ascii="Consolas" w:hAnsi="Consolas"/>
+          <w:b w:val="false"/>
+          <w:bCs w:val="false"/>
+          <w:sz w:val="28"/>
+          <w:szCs w:val="28"/>
+        </w:rPr>
+        <w:t>assertion violations    + (if within scope of claim)</w:t>
+      </w:r>
+    </w:p>
+    <w:p>
+      <w:pPr>
+        <w:pStyle w:val="Normal"/>
+        <w:spacing w:lineRule="auto" w:line="360" w:before="0" w:after="0"/>
+        <w:ind w:firstLine="709" w:left="0" w:right="0"/>
+        <w:jc w:val="both"/>
+        <w:rPr>
+          <w:rFonts w:ascii="Consolas" w:hAnsi="Consolas"/>
+          <w:b w:val="false"/>
+          <w:bCs w:val="false"/>
+          <w:sz w:val="28"/>
+          <w:szCs w:val="28"/>
+        </w:rPr>
+      </w:pPr>
+      <w:r>
+        <w:rPr>
+          <w:rFonts w:ascii="Consolas" w:hAnsi="Consolas"/>
+          <w:b w:val="false"/>
+          <w:bCs w:val="false"/>
+          <w:sz w:val="28"/>
+          <w:szCs w:val="28"/>
+        </w:rPr>
+        <w:t xml:space="preserve">    </w:t>
+      </w:r>
+      <w:r>
+        <w:rPr>
+          <w:rFonts w:ascii="Consolas" w:hAnsi="Consolas"/>
+          <w:b w:val="false"/>
+          <w:bCs w:val="false"/>
+          <w:sz w:val="28"/>
+          <w:szCs w:val="28"/>
+        </w:rPr>
+        <w:t>acceptance cycles       + (fairness disabled)</w:t>
+      </w:r>
+    </w:p>
+    <w:p>
+      <w:pPr>
+        <w:pStyle w:val="Normal"/>
+        <w:spacing w:lineRule="auto" w:line="360" w:before="0" w:after="0"/>
+        <w:ind w:firstLine="709" w:left="0" w:right="0"/>
+        <w:jc w:val="both"/>
+        <w:rPr>
+          <w:rFonts w:ascii="Consolas" w:hAnsi="Consolas"/>
+          <w:b w:val="false"/>
+          <w:bCs w:val="false"/>
+          <w:sz w:val="28"/>
+          <w:szCs w:val="28"/>
+        </w:rPr>
+      </w:pPr>
+      <w:r>
+        <w:rPr>
+          <w:rFonts w:ascii="Consolas" w:hAnsi="Consolas"/>
+          <w:b w:val="false"/>
+          <w:bCs w:val="false"/>
+          <w:sz w:val="28"/>
+          <w:szCs w:val="28"/>
+        </w:rPr>
+        <w:t xml:space="preserve">    </w:t>
+      </w:r>
+      <w:r>
+        <w:rPr>
+          <w:rFonts w:ascii="Consolas" w:hAnsi="Consolas"/>
+          <w:b w:val="false"/>
+          <w:bCs w:val="false"/>
+          <w:sz w:val="28"/>
+          <w:szCs w:val="28"/>
+        </w:rPr>
+        <w:t>invalid end states      - (disabled by never claim)</w:t>
+      </w:r>
+    </w:p>
+    <w:p>
+      <w:pPr>
+        <w:pStyle w:val="Normal"/>
+        <w:spacing w:lineRule="auto" w:line="360" w:before="0" w:after="0"/>
+        <w:ind w:firstLine="709" w:left="0" w:right="0"/>
+        <w:jc w:val="both"/>
+        <w:rPr>
+          <w:rFonts w:ascii="Consolas" w:hAnsi="Consolas"/>
+          <w:b w:val="false"/>
+          <w:bCs w:val="false"/>
+          <w:sz w:val="28"/>
+          <w:szCs w:val="28"/>
+        </w:rPr>
+      </w:pPr>
+      <w:r>
+        <w:rPr>
+          <w:rFonts w:ascii="Consolas" w:hAnsi="Consolas"/>
+          <w:b w:val="false"/>
+          <w:bCs w:val="false"/>
+          <w:sz w:val="28"/>
+          <w:szCs w:val="28"/>
+        </w:rPr>
+      </w:r>
+    </w:p>
+    <w:p>
+      <w:pPr>
+        <w:pStyle w:val="Normal"/>
+        <w:spacing w:lineRule="auto" w:line="360" w:before="0" w:after="0"/>
+        <w:ind w:firstLine="709" w:left="0" w:right="0"/>
+        <w:jc w:val="both"/>
+        <w:rPr>
+          <w:rFonts w:ascii="Consolas" w:hAnsi="Consolas"/>
+          <w:b w:val="false"/>
+          <w:bCs w:val="false"/>
+          <w:sz w:val="28"/>
+          <w:szCs w:val="28"/>
+        </w:rPr>
+      </w:pPr>
+      <w:r>
+        <w:rPr>
+          <w:rFonts w:ascii="Consolas" w:hAnsi="Consolas"/>
+          <w:b w:val="false"/>
+          <w:bCs w:val="false"/>
+          <w:sz w:val="28"/>
+          <w:szCs w:val="28"/>
+        </w:rPr>
+        <w:t>State-vector 292 byte, depth reached 460, errors: 0</w:t>
+      </w:r>
+    </w:p>
+    <w:p>
+      <w:pPr>
+        <w:pStyle w:val="Normal"/>
+        <w:spacing w:lineRule="auto" w:line="360" w:before="0" w:after="0"/>
+        <w:ind w:firstLine="709" w:left="0" w:right="0"/>
+        <w:jc w:val="both"/>
+        <w:rPr>
+          <w:rFonts w:ascii="Consolas" w:hAnsi="Consolas"/>
+          <w:b w:val="false"/>
+          <w:bCs w:val="false"/>
+          <w:sz w:val="28"/>
+          <w:szCs w:val="28"/>
+        </w:rPr>
+      </w:pPr>
+      <w:r>
+        <w:rPr>
+          <w:rFonts w:ascii="Consolas" w:hAnsi="Consolas"/>
+          <w:b w:val="false"/>
+          <w:bCs w:val="false"/>
+          <w:sz w:val="28"/>
+          <w:szCs w:val="28"/>
+        </w:rPr>
+        <w:t xml:space="preserve">     </w:t>
+      </w:r>
+      <w:r>
+        <w:rPr>
+          <w:rFonts w:ascii="Consolas" w:hAnsi="Consolas"/>
+          <w:b w:val="false"/>
+          <w:bCs w:val="false"/>
+          <w:sz w:val="28"/>
+          <w:szCs w:val="28"/>
+        </w:rPr>
+        <w:t>2303 states, stored</w:t>
+      </w:r>
+    </w:p>
+    <w:p>
+      <w:pPr>
+        <w:pStyle w:val="Normal"/>
+        <w:spacing w:lineRule="auto" w:line="360" w:before="0" w:after="0"/>
+        <w:ind w:firstLine="709" w:left="0" w:right="0"/>
+        <w:jc w:val="both"/>
+        <w:rPr>
+          <w:rFonts w:ascii="Consolas" w:hAnsi="Consolas"/>
+          <w:b w:val="false"/>
+          <w:bCs w:val="false"/>
+          <w:sz w:val="28"/>
+          <w:szCs w:val="28"/>
+        </w:rPr>
+      </w:pPr>
+      <w:r>
+        <w:rPr>
+          <w:rFonts w:ascii="Consolas" w:hAnsi="Consolas"/>
+          <w:b w:val="false"/>
+          <w:bCs w:val="false"/>
+          <w:sz w:val="28"/>
+          <w:szCs w:val="28"/>
+        </w:rPr>
+        <w:t xml:space="preserve">      </w:t>
+      </w:r>
+      <w:r>
+        <w:rPr>
+          <w:rFonts w:ascii="Consolas" w:hAnsi="Consolas"/>
+          <w:b w:val="false"/>
+          <w:bCs w:val="false"/>
+          <w:sz w:val="28"/>
+          <w:szCs w:val="28"/>
+        </w:rPr>
+        <w:t>313 states, matched</w:t>
+      </w:r>
+    </w:p>
+    <w:p>
+      <w:pPr>
+        <w:pStyle w:val="Normal"/>
+        <w:spacing w:lineRule="auto" w:line="360" w:before="0" w:after="0"/>
+        <w:ind w:firstLine="709" w:left="0" w:right="0"/>
+        <w:jc w:val="both"/>
+        <w:rPr>
+          <w:rFonts w:ascii="Consolas" w:hAnsi="Consolas"/>
+          <w:b w:val="false"/>
+          <w:bCs w:val="false"/>
+          <w:sz w:val="28"/>
+          <w:szCs w:val="28"/>
+        </w:rPr>
+      </w:pPr>
+      <w:r>
+        <w:rPr>
+          <w:rFonts w:ascii="Consolas" w:hAnsi="Consolas"/>
+          <w:b w:val="false"/>
+          <w:bCs w:val="false"/>
+          <w:sz w:val="28"/>
+          <w:szCs w:val="28"/>
+        </w:rPr>
+        <w:t xml:space="preserve">     </w:t>
+      </w:r>
+      <w:r>
+        <w:rPr>
+          <w:rFonts w:ascii="Consolas" w:hAnsi="Consolas"/>
+          <w:b w:val="false"/>
+          <w:bCs w:val="false"/>
+          <w:sz w:val="28"/>
+          <w:szCs w:val="28"/>
+        </w:rPr>
+        <w:t>2616 transitions (= visited+matched)</w:t>
+      </w:r>
+    </w:p>
+    <w:p>
+      <w:pPr>
+        <w:pStyle w:val="Normal"/>
+        <w:spacing w:lineRule="auto" w:line="360" w:before="0" w:after="0"/>
+        <w:ind w:firstLine="709" w:left="0" w:right="0"/>
+        <w:jc w:val="both"/>
+        <w:rPr>
+          <w:rFonts w:ascii="Consolas" w:hAnsi="Consolas"/>
+          <w:b w:val="false"/>
+          <w:bCs w:val="false"/>
+          <w:sz w:val="28"/>
+          <w:szCs w:val="28"/>
+        </w:rPr>
+      </w:pPr>
+      <w:r>
+        <w:rPr>
+          <w:rFonts w:ascii="Consolas" w:hAnsi="Consolas"/>
+          <w:b w:val="false"/>
+          <w:bCs w:val="false"/>
+          <w:sz w:val="28"/>
+          <w:szCs w:val="28"/>
+        </w:rPr>
         <w:t xml:space="preserve">        </w:t>
       </w:r>
       <w:r>
@@ -2092,77 +2961,259 @@
           <w:rFonts w:ascii="Consolas" w:hAnsi="Consolas"/>
           <w:b w:val="false"/>
           <w:bCs w:val="false"/>
-          <w:color w:val="000000"/>
-          <w:sz w:val="28"/>
-          <w:szCs w:val="28"/>
-        </w:rPr>
-        <w:t>(1 of 8 states)</w:t>
-      </w:r>
-    </w:p>
-    <w:p>
-      <w:pPr>
-        <w:pStyle w:val="Normal"/>
-        <w:spacing w:lineRule="auto" w:line="360"/>
-        <w:ind w:hanging="0" w:left="0" w:right="0"/>
+          <w:sz w:val="28"/>
+          <w:szCs w:val="28"/>
+        </w:rPr>
+        <w:t>7 atomic steps</w:t>
+      </w:r>
+    </w:p>
+    <w:p>
+      <w:pPr>
+        <w:pStyle w:val="Normal"/>
+        <w:spacing w:lineRule="auto" w:line="360" w:before="0" w:after="0"/>
+        <w:ind w:firstLine="709" w:left="0" w:right="0"/>
         <w:jc w:val="both"/>
         <w:rPr>
-          <w:b w:val="false"/>
-          <w:bCs w:val="false"/>
-          <w:color w:val="000000"/>
-          <w:sz w:val="28"/>
-          <w:szCs w:val="28"/>
-        </w:rPr>
-      </w:pPr>
-      <w:r>
-        <w:rPr>
-          <w:b w:val="false"/>
-          <w:bCs w:val="false"/>
-          <w:color w:val="000000"/>
-          <w:sz w:val="28"/>
-          <w:szCs w:val="28"/>
-        </w:rPr>
-        <w:tab/>
-        <w:t xml:space="preserve">Статус unreached ("не достигнуто") для финального состояния внутри автомата-ловушки (never claim) однозначно доказывает, что отрицание </w:t>
-      </w:r>
-      <w:r>
-        <w:rPr>
-          <w:b w:val="false"/>
-          <w:bCs w:val="false"/>
-          <w:color w:val="000000"/>
-          <w:sz w:val="28"/>
-          <w:szCs w:val="28"/>
-        </w:rPr>
-        <w:t>наших</w:t>
-      </w:r>
-      <w:r>
-        <w:rPr>
-          <w:b w:val="false"/>
-          <w:bCs w:val="false"/>
-          <w:color w:val="000000"/>
-          <w:sz w:val="28"/>
-          <w:szCs w:val="28"/>
-        </w:rPr>
-        <w:t xml:space="preserve"> LTL-свойств невозможно. Модель гарантированно завершается успехом, вычисляет матрицу и не имеет тупиковых блокировок или состояний гонки (race conditions). Данные через каналы передаются без потерь.</w:t>
+          <w:rFonts w:ascii="Consolas" w:hAnsi="Consolas"/>
+          <w:b w:val="false"/>
+          <w:bCs w:val="false"/>
+          <w:sz w:val="28"/>
+          <w:szCs w:val="28"/>
+        </w:rPr>
+      </w:pPr>
+      <w:r>
+        <w:rPr>
+          <w:rFonts w:ascii="Consolas" w:hAnsi="Consolas"/>
+          <w:b w:val="false"/>
+          <w:bCs w:val="false"/>
+          <w:sz w:val="28"/>
+          <w:szCs w:val="28"/>
+        </w:rPr>
       </w:r>
     </w:p>
     <w:p>
       <w:pPr>
         <w:pStyle w:val="Normal"/>
         <w:spacing w:lineRule="auto" w:line="360" w:before="0" w:after="0"/>
-        <w:ind w:hanging="0" w:left="0" w:right="0"/>
+        <w:ind w:firstLine="709" w:left="0" w:right="0"/>
         <w:jc w:val="both"/>
         <w:rPr>
-          <w:b/>
-          <w:bCs/>
-          <w:color w:val="000000"/>
-          <w:sz w:val="28"/>
-          <w:szCs w:val="28"/>
-        </w:rPr>
-      </w:pPr>
-      <w:r>
-        <w:rPr>
-          <w:b/>
-          <w:bCs/>
+          <w:rFonts w:ascii="Consolas" w:hAnsi="Consolas"/>
+          <w:b w:val="false"/>
+          <w:bCs w:val="false"/>
+          <w:sz w:val="28"/>
+          <w:szCs w:val="28"/>
+        </w:rPr>
+      </w:pPr>
+      <w:r>
+        <w:rPr>
+          <w:rFonts w:ascii="Consolas" w:hAnsi="Consolas"/>
+          <w:b w:val="false"/>
+          <w:bCs w:val="false"/>
+          <w:sz w:val="28"/>
+          <w:szCs w:val="28"/>
+        </w:rPr>
+        <w:t>unreached in proctype worker</w:t>
+      </w:r>
+    </w:p>
+    <w:p>
+      <w:pPr>
+        <w:pStyle w:val="Normal"/>
+        <w:spacing w:lineRule="auto" w:line="360" w:before="0" w:after="0"/>
+        <w:ind w:firstLine="709" w:left="0" w:right="0"/>
+        <w:jc w:val="both"/>
+        <w:rPr>
+          <w:rFonts w:ascii="Consolas" w:hAnsi="Consolas"/>
+          <w:b w:val="false"/>
+          <w:bCs w:val="false"/>
+          <w:sz w:val="28"/>
+          <w:szCs w:val="28"/>
+        </w:rPr>
+      </w:pPr>
+      <w:r>
+        <w:rPr>
+          <w:rFonts w:ascii="Consolas" w:hAnsi="Consolas"/>
+          <w:b w:val="false"/>
+          <w:bCs w:val="false"/>
+          <w:sz w:val="28"/>
+          <w:szCs w:val="28"/>
+        </w:rPr>
+        <w:t xml:space="preserve">    </w:t>
+      </w:r>
+      <w:r>
+        <w:rPr>
+          <w:rFonts w:ascii="Consolas" w:hAnsi="Consolas"/>
+          <w:b w:val="false"/>
+          <w:bCs w:val="false"/>
+          <w:sz w:val="28"/>
+          <w:szCs w:val="28"/>
+        </w:rPr>
+        <w:t>(0 of 93 states)</w:t>
+      </w:r>
+    </w:p>
+    <w:p>
+      <w:pPr>
+        <w:pStyle w:val="Normal"/>
+        <w:spacing w:lineRule="auto" w:line="360" w:before="0" w:after="0"/>
+        <w:ind w:firstLine="709" w:left="0" w:right="0"/>
+        <w:jc w:val="both"/>
+        <w:rPr>
+          <w:rFonts w:ascii="Consolas" w:hAnsi="Consolas"/>
+          <w:b w:val="false"/>
+          <w:bCs w:val="false"/>
+          <w:sz w:val="28"/>
+          <w:szCs w:val="28"/>
+        </w:rPr>
+      </w:pPr>
+      <w:r>
+        <w:rPr>
+          <w:rFonts w:ascii="Consolas" w:hAnsi="Consolas"/>
+          <w:b w:val="false"/>
+          <w:bCs w:val="false"/>
+          <w:sz w:val="28"/>
+          <w:szCs w:val="28"/>
+        </w:rPr>
+        <w:t>unreached in init</w:t>
+      </w:r>
+    </w:p>
+    <w:p>
+      <w:pPr>
+        <w:pStyle w:val="Normal"/>
+        <w:spacing w:lineRule="auto" w:line="360" w:before="0" w:after="0"/>
+        <w:ind w:firstLine="709" w:left="0" w:right="0"/>
+        <w:jc w:val="both"/>
+        <w:rPr>
+          <w:rFonts w:ascii="Consolas" w:hAnsi="Consolas"/>
+          <w:b w:val="false"/>
+          <w:bCs w:val="false"/>
+          <w:sz w:val="28"/>
+          <w:szCs w:val="28"/>
+        </w:rPr>
+      </w:pPr>
+      <w:r>
+        <w:rPr>
+          <w:rFonts w:ascii="Consolas" w:hAnsi="Consolas"/>
+          <w:b w:val="false"/>
+          <w:bCs w:val="false"/>
+          <w:sz w:val="28"/>
+          <w:szCs w:val="28"/>
+        </w:rPr>
+        <w:t xml:space="preserve">    </w:t>
+      </w:r>
+      <w:r>
+        <w:rPr>
+          <w:rFonts w:ascii="Consolas" w:hAnsi="Consolas"/>
+          <w:b w:val="false"/>
+          <w:bCs w:val="false"/>
+          <w:sz w:val="28"/>
+          <w:szCs w:val="28"/>
+        </w:rPr>
+        <w:t>(0 of 29 states)</w:t>
+      </w:r>
+    </w:p>
+    <w:p>
+      <w:pPr>
+        <w:pStyle w:val="Normal"/>
+        <w:spacing w:lineRule="auto" w:line="360" w:before="0" w:after="0"/>
+        <w:ind w:firstLine="709" w:left="0" w:right="0"/>
+        <w:jc w:val="both"/>
+        <w:rPr>
+          <w:rFonts w:ascii="Consolas" w:hAnsi="Consolas"/>
+          <w:b w:val="false"/>
+          <w:bCs w:val="false"/>
+          <w:sz w:val="28"/>
+          <w:szCs w:val="28"/>
+        </w:rPr>
+      </w:pPr>
+      <w:r>
+        <w:rPr>
+          <w:rFonts w:ascii="Consolas" w:hAnsi="Consolas"/>
+          <w:b w:val="false"/>
+          <w:bCs w:val="false"/>
+          <w:sz w:val="28"/>
+          <w:szCs w:val="28"/>
+        </w:rPr>
+        <w:t>unreached in claim safety</w:t>
+      </w:r>
+    </w:p>
+    <w:p>
+      <w:pPr>
+        <w:pStyle w:val="Normal"/>
+        <w:spacing w:lineRule="auto" w:line="360" w:before="0" w:after="0"/>
+        <w:ind w:firstLine="709" w:left="0" w:right="0"/>
+        <w:jc w:val="both"/>
+        <w:rPr>
+          <w:rFonts w:ascii="Consolas" w:hAnsi="Consolas"/>
+          <w:b w:val="false"/>
+          <w:bCs w:val="false"/>
+          <w:sz w:val="28"/>
+          <w:szCs w:val="28"/>
+        </w:rPr>
+      </w:pPr>
+      <w:r>
+        <w:rPr>
+          <w:rFonts w:ascii="Consolas" w:hAnsi="Consolas"/>
+          <w:b w:val="false"/>
+          <w:bCs w:val="false"/>
+          <w:sz w:val="28"/>
+          <w:szCs w:val="28"/>
+        </w:rPr>
+        <w:t xml:space="preserve">    </w:t>
+      </w:r>
+      <w:r>
+        <w:rPr>
+          <w:rFonts w:ascii="Consolas" w:hAnsi="Consolas"/>
+          <w:b w:val="false"/>
+          <w:bCs w:val="false"/>
+          <w:sz w:val="28"/>
+          <w:szCs w:val="28"/>
+        </w:rPr>
+        <w:t>_spin_nvr.tmp:15, state 10, "-end-"</w:t>
+      </w:r>
+    </w:p>
+    <w:p>
+      <w:pPr>
+        <w:pStyle w:val="Normal"/>
+        <w:spacing w:lineRule="auto" w:line="360" w:before="0" w:after="0"/>
+        <w:ind w:firstLine="709" w:left="0" w:right="0"/>
+        <w:jc w:val="both"/>
+        <w:rPr>
+          <w:rFonts w:ascii="Consolas" w:hAnsi="Consolas"/>
+          <w:b w:val="false"/>
+          <w:bCs w:val="false"/>
+          <w:sz w:val="28"/>
+          <w:szCs w:val="28"/>
+        </w:rPr>
+      </w:pPr>
+      <w:r>
+        <w:rPr>
+          <w:rFonts w:ascii="Consolas" w:hAnsi="Consolas"/>
+          <w:b w:val="false"/>
+          <w:bCs w:val="false"/>
+          <w:sz w:val="28"/>
+          <w:szCs w:val="28"/>
+        </w:rPr>
+        <w:t xml:space="preserve">    </w:t>
+      </w:r>
+      <w:r>
+        <w:rPr>
+          <w:rFonts w:ascii="Consolas" w:hAnsi="Consolas"/>
+          <w:b w:val="false"/>
+          <w:bCs w:val="false"/>
+          <w:sz w:val="28"/>
+          <w:szCs w:val="28"/>
+        </w:rPr>
+        <w:t>(1 of 10 states)</w:t>
+      </w:r>
+    </w:p>
+    <w:p>
+      <w:pPr>
+        <w:pStyle w:val="Normal"/>
+        <w:spacing w:lineRule="auto" w:line="360" w:before="0" w:after="0"/>
+        <w:ind w:firstLine="709" w:left="0" w:right="0"/>
+        <w:jc w:val="both"/>
+        <w:rPr>
+          <w:i w:val="false"/>
           <w:i w:val="false"/>
           <w:iCs w:val="false"/>
           <w:color w:val="000000"/>
@@ -2170,7 +3221,196 @@
           <w:szCs w:val="28"/>
           <w:lang w:val="en-US"/>
         </w:rPr>
-        <w:tab/>
+      </w:pPr>
+      <w:r>
+        <w:rPr>
+          <w:i w:val="false"/>
+          <w:iCs w:val="false"/>
+          <w:color w:val="000000"/>
+          <w:sz w:val="28"/>
+          <w:szCs w:val="28"/>
+          <w:lang w:val="en-US"/>
+        </w:rPr>
+      </w:r>
+    </w:p>
+    <w:p>
+      <w:pPr>
+        <w:pStyle w:val="Normal"/>
+        <w:spacing w:lineRule="auto" w:line="360" w:before="0" w:after="0"/>
+        <w:ind w:firstLine="709" w:left="0" w:right="0"/>
+        <w:jc w:val="both"/>
+        <w:rPr>
+          <w:b w:val="false"/>
+          <w:bCs w:val="false"/>
+        </w:rPr>
+      </w:pPr>
+      <w:r>
+        <w:rPr>
+          <w:b w:val="false"/>
+          <w:bCs w:val="false"/>
+          <w:i w:val="false"/>
+          <w:iCs w:val="false"/>
+          <w:color w:val="000000"/>
+          <w:sz w:val="28"/>
+          <w:szCs w:val="28"/>
+          <w:lang w:val="en-US"/>
+        </w:rPr>
+        <w:t xml:space="preserve">Оба свойства верифицированы с результатом </w:t>
+      </w:r>
+      <w:r>
+        <w:rPr>
+          <w:b w:val="false"/>
+          <w:bCs w:val="false"/>
+          <w:i/>
+          <w:iCs/>
+          <w:color w:val="000000"/>
+          <w:sz w:val="28"/>
+          <w:szCs w:val="28"/>
+          <w:lang w:val="en-US"/>
+        </w:rPr>
+        <w:t>errors: 0</w:t>
+      </w:r>
+      <w:r>
+        <w:rPr>
+          <w:b w:val="false"/>
+          <w:bCs w:val="false"/>
+          <w:i w:val="false"/>
+          <w:iCs w:val="false"/>
+          <w:color w:val="000000"/>
+          <w:sz w:val="28"/>
+          <w:szCs w:val="28"/>
+          <w:lang w:val="en-US"/>
+        </w:rPr>
+        <w:t xml:space="preserve">. </w:t>
+      </w:r>
+    </w:p>
+    <w:p>
+      <w:pPr>
+        <w:pStyle w:val="Normal"/>
+        <w:spacing w:lineRule="auto" w:line="360" w:before="0" w:after="0"/>
+        <w:ind w:firstLine="709" w:left="0" w:right="0"/>
+        <w:jc w:val="both"/>
+        <w:rPr>
+          <w:b w:val="false"/>
+          <w:bCs w:val="false"/>
+        </w:rPr>
+      </w:pPr>
+      <w:r>
+        <w:rPr>
+          <w:b w:val="false"/>
+          <w:bCs w:val="false"/>
+          <w:i w:val="false"/>
+          <w:iCs w:val="false"/>
+          <w:color w:val="000000"/>
+          <w:sz w:val="28"/>
+          <w:szCs w:val="28"/>
+          <w:lang w:val="en-US"/>
+        </w:rPr>
+        <w:t xml:space="preserve">Строка </w:t>
+      </w:r>
+      <w:r>
+        <w:rPr>
+          <w:b w:val="false"/>
+          <w:bCs w:val="false"/>
+          <w:i/>
+          <w:iCs/>
+          <w:color w:val="000000"/>
+          <w:sz w:val="28"/>
+          <w:szCs w:val="28"/>
+          <w:lang w:val="en-US"/>
+        </w:rPr>
+        <w:t>unreached in proctype worker: (0 of 93 states)</w:t>
+      </w:r>
+      <w:r>
+        <w:rPr>
+          <w:b w:val="false"/>
+          <w:bCs w:val="false"/>
+          <w:i w:val="false"/>
+          <w:iCs w:val="false"/>
+          <w:color w:val="000000"/>
+          <w:sz w:val="28"/>
+          <w:szCs w:val="28"/>
+          <w:lang w:val="en-US"/>
+        </w:rPr>
+        <w:t xml:space="preserve"> подтверждает, что весь код был достижим в ходе проверки — верификатор не пропустил ни одной ветки.</w:t>
+      </w:r>
+    </w:p>
+    <w:p>
+      <w:pPr>
+        <w:pStyle w:val="Normal"/>
+        <w:spacing w:lineRule="auto" w:line="360" w:before="0" w:after="0"/>
+        <w:ind w:firstLine="709" w:left="0" w:right="0"/>
+        <w:jc w:val="both"/>
+        <w:rPr>
+          <w:b w:val="false"/>
+          <w:bCs w:val="false"/>
+        </w:rPr>
+      </w:pPr>
+      <w:r>
+        <w:rPr>
+          <w:b w:val="false"/>
+          <w:bCs w:val="false"/>
+          <w:i w:val="false"/>
+          <w:iCs w:val="false"/>
+          <w:color w:val="000000"/>
+          <w:sz w:val="28"/>
+          <w:szCs w:val="28"/>
+          <w:lang w:val="en-US"/>
+        </w:rPr>
+        <w:t xml:space="preserve">Строки </w:t>
+      </w:r>
+      <w:r>
+        <w:rPr>
+          <w:b w:val="false"/>
+          <w:bCs w:val="false"/>
+          <w:i/>
+          <w:iCs/>
+          <w:color w:val="000000"/>
+          <w:sz w:val="28"/>
+          <w:szCs w:val="28"/>
+          <w:lang w:val="en-US"/>
+        </w:rPr>
+        <w:t>unreached in claim liveness: (1 of 6 states) и unreached in claim safety: (1 of 10 states)</w:t>
+      </w:r>
+      <w:r>
+        <w:rPr>
+          <w:b w:val="false"/>
+          <w:bCs w:val="false"/>
+          <w:i w:val="false"/>
+          <w:iCs w:val="false"/>
+          <w:color w:val="000000"/>
+          <w:sz w:val="28"/>
+          <w:szCs w:val="28"/>
+          <w:lang w:val="en-US"/>
+        </w:rPr>
+        <w:t xml:space="preserve"> означают, что финальное состояние автомата-ловушки (never claim) ни разу не было достигнуто, то есть отрицание обоих свойств невозможно ни в одном из вычислений модели.</w:t>
+      </w:r>
+    </w:p>
+    <w:p>
+      <w:pPr>
+        <w:pStyle w:val="Normal"/>
+        <w:spacing w:lineRule="auto" w:line="360" w:before="0" w:after="0"/>
+        <w:ind w:firstLine="709" w:left="0" w:right="0"/>
+        <w:jc w:val="both"/>
+        <w:rPr>
+          <w:i w:val="false"/>
+          <w:i w:val="false"/>
+          <w:iCs w:val="false"/>
+          <w:color w:val="000000"/>
+          <w:sz w:val="28"/>
+          <w:szCs w:val="28"/>
+          <w:lang w:val="en-US"/>
+        </w:rPr>
+      </w:pPr>
+      <w:r>
+        <w:rPr>
+          <w:i w:val="false"/>
+          <w:iCs w:val="false"/>
+          <w:color w:val="000000"/>
+          <w:sz w:val="28"/>
+          <w:szCs w:val="28"/>
+          <w:lang w:val="en-US"/>
+        </w:rPr>
       </w:r>
     </w:p>
     <w:p>
@@ -2536,6 +3776,7 @@
           <w:b w:val="false"/>
           <w:bCs w:val="false"/>
           <w:i w:val="false"/>
+          <w:i w:val="false"/>
           <w:strike w:val="false"/>
           <w:dstrike w:val="false"/>
           <w:color w:val="000000"/>
@@ -2573,6 +3814,7 @@
           <w:b w:val="false"/>
           <w:bCs w:val="false"/>
           <w:i w:val="false"/>
+          <w:i w:val="false"/>
           <w:strike w:val="false"/>
           <w:dstrike w:val="false"/>
           <w:color w:val="000000"/>
@@ -2610,6 +3852,7 @@
           <w:b w:val="false"/>
           <w:bCs w:val="false"/>
           <w:i w:val="false"/>
+          <w:i w:val="false"/>
           <w:strike w:val="false"/>
           <w:dstrike w:val="false"/>
           <w:color w:val="000000"/>
@@ -2647,6 +3890,7 @@
           <w:b w:val="false"/>
           <w:bCs w:val="false"/>
           <w:i w:val="false"/>
+          <w:i w:val="false"/>
           <w:strike w:val="false"/>
           <w:dstrike w:val="false"/>
           <w:color w:val="000000"/>
@@ -2684,41 +3928,43 @@
           <w:b w:val="false"/>
           <w:bCs w:val="false"/>
           <w:i w:val="false"/>
-          <w:strike w:val="false"/>
-          <w:dstrike w:val="false"/>
-          <w:color w:val="000000"/>
-          <w:sz w:val="20"/>
-          <w:szCs w:val="20"/>
-          <w:u w:val="none"/>
-          <w:shd w:fill="auto" w:val="clear"/>
-          <w:lang w:val="en-US"/>
-        </w:rPr>
-      </w:pPr>
-      <w:r>
-        <w:rPr>
-          <w:rFonts w:cs="Times New Roman" w:ascii="Courier New" w:hAnsi="Courier New"/>
-          <w:b w:val="false"/>
-          <w:bCs w:val="false"/>
-          <w:i w:val="false"/>
-          <w:strike w:val="false"/>
-          <w:dstrike w:val="false"/>
-          <w:color w:val="000000"/>
-          <w:sz w:val="20"/>
-          <w:szCs w:val="20"/>
-          <w:u w:val="none"/>
-          <w:shd w:fill="auto" w:val="clear"/>
-          <w:lang w:val="en-US"/>
-        </w:rPr>
-      </w:r>
-    </w:p>
-    <w:p>
-      <w:pPr>
-        <w:pStyle w:val="Normal"/>
-        <w:jc w:val="left"/>
-        <w:rPr>
-          <w:rFonts w:ascii="Courier New" w:hAnsi="Courier New" w:cs="Times New Roman"/>
-          <w:b w:val="false"/>
-          <w:bCs w:val="false"/>
+          <w:i w:val="false"/>
+          <w:strike w:val="false"/>
+          <w:dstrike w:val="false"/>
+          <w:color w:val="000000"/>
+          <w:sz w:val="20"/>
+          <w:szCs w:val="20"/>
+          <w:u w:val="none"/>
+          <w:shd w:fill="auto" w:val="clear"/>
+          <w:lang w:val="en-US"/>
+        </w:rPr>
+      </w:pPr>
+      <w:r>
+        <w:rPr>
+          <w:rFonts w:cs="Times New Roman" w:ascii="Courier New" w:hAnsi="Courier New"/>
+          <w:b w:val="false"/>
+          <w:bCs w:val="false"/>
+          <w:i w:val="false"/>
+          <w:strike w:val="false"/>
+          <w:dstrike w:val="false"/>
+          <w:color w:val="000000"/>
+          <w:sz w:val="20"/>
+          <w:szCs w:val="20"/>
+          <w:u w:val="none"/>
+          <w:shd w:fill="auto" w:val="clear"/>
+          <w:lang w:val="en-US"/>
+        </w:rPr>
+      </w:r>
+    </w:p>
+    <w:p>
+      <w:pPr>
+        <w:pStyle w:val="Normal"/>
+        <w:jc w:val="left"/>
+        <w:rPr>
+          <w:rFonts w:ascii="Courier New" w:hAnsi="Courier New" w:cs="Times New Roman"/>
+          <w:b w:val="false"/>
+          <w:bCs w:val="false"/>
+          <w:i w:val="false"/>
           <w:i w:val="false"/>
           <w:strike w:val="false"/>
           <w:dstrike w:val="false"/>
@@ -2757,6 +4003,7 @@
           <w:b w:val="false"/>
           <w:bCs w:val="false"/>
           <w:i w:val="false"/>
+          <w:i w:val="false"/>
           <w:strike w:val="false"/>
           <w:dstrike w:val="false"/>
           <w:color w:val="000000"/>
@@ -2794,6 +4041,7 @@
           <w:b w:val="false"/>
           <w:bCs w:val="false"/>
           <w:i w:val="false"/>
+          <w:i w:val="false"/>
           <w:strike w:val="false"/>
           <w:dstrike w:val="false"/>
           <w:color w:val="000000"/>
@@ -2831,6 +4079,7 @@
           <w:b w:val="false"/>
           <w:bCs w:val="false"/>
           <w:i w:val="false"/>
+          <w:i w:val="false"/>
           <w:strike w:val="false"/>
           <w:dstrike w:val="false"/>
           <w:color w:val="000000"/>
@@ -2868,41 +4117,43 @@
           <w:b w:val="false"/>
           <w:bCs w:val="false"/>
           <w:i w:val="false"/>
-          <w:strike w:val="false"/>
-          <w:dstrike w:val="false"/>
-          <w:color w:val="000000"/>
-          <w:sz w:val="20"/>
-          <w:szCs w:val="20"/>
-          <w:u w:val="none"/>
-          <w:shd w:fill="auto" w:val="clear"/>
-          <w:lang w:val="en-US"/>
-        </w:rPr>
-      </w:pPr>
-      <w:r>
-        <w:rPr>
-          <w:rFonts w:cs="Times New Roman" w:ascii="Courier New" w:hAnsi="Courier New"/>
-          <w:b w:val="false"/>
-          <w:bCs w:val="false"/>
-          <w:i w:val="false"/>
-          <w:strike w:val="false"/>
-          <w:dstrike w:val="false"/>
-          <w:color w:val="000000"/>
-          <w:sz w:val="20"/>
-          <w:szCs w:val="20"/>
-          <w:u w:val="none"/>
-          <w:shd w:fill="auto" w:val="clear"/>
-          <w:lang w:val="en-US"/>
-        </w:rPr>
-      </w:r>
-    </w:p>
-    <w:p>
-      <w:pPr>
-        <w:pStyle w:val="Normal"/>
-        <w:jc w:val="left"/>
-        <w:rPr>
-          <w:rFonts w:ascii="Courier New" w:hAnsi="Courier New" w:cs="Times New Roman"/>
-          <w:b w:val="false"/>
-          <w:bCs w:val="false"/>
+          <w:i w:val="false"/>
+          <w:strike w:val="false"/>
+          <w:dstrike w:val="false"/>
+          <w:color w:val="000000"/>
+          <w:sz w:val="20"/>
+          <w:szCs w:val="20"/>
+          <w:u w:val="none"/>
+          <w:shd w:fill="auto" w:val="clear"/>
+          <w:lang w:val="en-US"/>
+        </w:rPr>
+      </w:pPr>
+      <w:r>
+        <w:rPr>
+          <w:rFonts w:cs="Times New Roman" w:ascii="Courier New" w:hAnsi="Courier New"/>
+          <w:b w:val="false"/>
+          <w:bCs w:val="false"/>
+          <w:i w:val="false"/>
+          <w:strike w:val="false"/>
+          <w:dstrike w:val="false"/>
+          <w:color w:val="000000"/>
+          <w:sz w:val="20"/>
+          <w:szCs w:val="20"/>
+          <w:u w:val="none"/>
+          <w:shd w:fill="auto" w:val="clear"/>
+          <w:lang w:val="en-US"/>
+        </w:rPr>
+      </w:r>
+    </w:p>
+    <w:p>
+      <w:pPr>
+        <w:pStyle w:val="Normal"/>
+        <w:jc w:val="left"/>
+        <w:rPr>
+          <w:rFonts w:ascii="Courier New" w:hAnsi="Courier New" w:cs="Times New Roman"/>
+          <w:b w:val="false"/>
+          <w:bCs w:val="false"/>
+          <w:i w:val="false"/>
           <w:i w:val="false"/>
           <w:strike w:val="false"/>
           <w:dstrike w:val="false"/>
@@ -2941,6 +4192,7 @@
           <w:b w:val="false"/>
           <w:bCs w:val="false"/>
           <w:i w:val="false"/>
+          <w:i w:val="false"/>
           <w:strike w:val="false"/>
           <w:dstrike w:val="false"/>
           <w:color w:val="000000"/>
@@ -2978,41 +4230,43 @@
           <w:b w:val="false"/>
           <w:bCs w:val="false"/>
           <w:i w:val="false"/>
-          <w:strike w:val="false"/>
-          <w:dstrike w:val="false"/>
-          <w:color w:val="000000"/>
-          <w:sz w:val="20"/>
-          <w:szCs w:val="20"/>
-          <w:u w:val="none"/>
-          <w:shd w:fill="auto" w:val="clear"/>
-          <w:lang w:val="en-US"/>
-        </w:rPr>
-      </w:pPr>
-      <w:r>
-        <w:rPr>
-          <w:rFonts w:cs="Times New Roman" w:ascii="Courier New" w:hAnsi="Courier New"/>
-          <w:b w:val="false"/>
-          <w:bCs w:val="false"/>
-          <w:i w:val="false"/>
-          <w:strike w:val="false"/>
-          <w:dstrike w:val="false"/>
-          <w:color w:val="000000"/>
-          <w:sz w:val="20"/>
-          <w:szCs w:val="20"/>
-          <w:u w:val="none"/>
-          <w:shd w:fill="auto" w:val="clear"/>
-          <w:lang w:val="en-US"/>
-        </w:rPr>
-      </w:r>
-    </w:p>
-    <w:p>
-      <w:pPr>
-        <w:pStyle w:val="Normal"/>
-        <w:jc w:val="left"/>
-        <w:rPr>
-          <w:rFonts w:ascii="Courier New" w:hAnsi="Courier New" w:cs="Times New Roman"/>
-          <w:b w:val="false"/>
-          <w:bCs w:val="false"/>
+          <w:i w:val="false"/>
+          <w:strike w:val="false"/>
+          <w:dstrike w:val="false"/>
+          <w:color w:val="000000"/>
+          <w:sz w:val="20"/>
+          <w:szCs w:val="20"/>
+          <w:u w:val="none"/>
+          <w:shd w:fill="auto" w:val="clear"/>
+          <w:lang w:val="en-US"/>
+        </w:rPr>
+      </w:pPr>
+      <w:r>
+        <w:rPr>
+          <w:rFonts w:cs="Times New Roman" w:ascii="Courier New" w:hAnsi="Courier New"/>
+          <w:b w:val="false"/>
+          <w:bCs w:val="false"/>
+          <w:i w:val="false"/>
+          <w:strike w:val="false"/>
+          <w:dstrike w:val="false"/>
+          <w:color w:val="000000"/>
+          <w:sz w:val="20"/>
+          <w:szCs w:val="20"/>
+          <w:u w:val="none"/>
+          <w:shd w:fill="auto" w:val="clear"/>
+          <w:lang w:val="en-US"/>
+        </w:rPr>
+      </w:r>
+    </w:p>
+    <w:p>
+      <w:pPr>
+        <w:pStyle w:val="Normal"/>
+        <w:jc w:val="left"/>
+        <w:rPr>
+          <w:rFonts w:ascii="Courier New" w:hAnsi="Courier New" w:cs="Times New Roman"/>
+          <w:b w:val="false"/>
+          <w:bCs w:val="false"/>
+          <w:i w:val="false"/>
           <w:i w:val="false"/>
           <w:strike w:val="false"/>
           <w:dstrike w:val="false"/>
@@ -3051,6 +4305,7 @@
           <w:b w:val="false"/>
           <w:bCs w:val="false"/>
           <w:i w:val="false"/>
+          <w:i w:val="false"/>
           <w:strike w:val="false"/>
           <w:dstrike w:val="false"/>
           <w:color w:val="000000"/>
@@ -3088,6 +4343,7 @@
           <w:b w:val="false"/>
           <w:bCs w:val="false"/>
           <w:i w:val="false"/>
+          <w:i w:val="false"/>
           <w:strike w:val="false"/>
           <w:dstrike w:val="false"/>
           <w:color w:val="000000"/>
@@ -3125,41 +4381,43 @@
           <w:b w:val="false"/>
           <w:bCs w:val="false"/>
           <w:i w:val="false"/>
-          <w:strike w:val="false"/>
-          <w:dstrike w:val="false"/>
-          <w:color w:val="000000"/>
-          <w:sz w:val="20"/>
-          <w:szCs w:val="20"/>
-          <w:u w:val="none"/>
-          <w:shd w:fill="auto" w:val="clear"/>
-          <w:lang w:val="en-US"/>
-        </w:rPr>
-      </w:pPr>
-      <w:r>
-        <w:rPr>
-          <w:rFonts w:cs="Times New Roman" w:ascii="Courier New" w:hAnsi="Courier New"/>
-          <w:b w:val="false"/>
-          <w:bCs w:val="false"/>
-          <w:i w:val="false"/>
-          <w:strike w:val="false"/>
-          <w:dstrike w:val="false"/>
-          <w:color w:val="000000"/>
-          <w:sz w:val="20"/>
-          <w:szCs w:val="20"/>
-          <w:u w:val="none"/>
-          <w:shd w:fill="auto" w:val="clear"/>
-          <w:lang w:val="en-US"/>
-        </w:rPr>
-      </w:r>
-    </w:p>
-    <w:p>
-      <w:pPr>
-        <w:pStyle w:val="Normal"/>
-        <w:jc w:val="left"/>
-        <w:rPr>
-          <w:rFonts w:ascii="Courier New" w:hAnsi="Courier New" w:cs="Times New Roman"/>
-          <w:b w:val="false"/>
-          <w:bCs w:val="false"/>
+          <w:i w:val="false"/>
+          <w:strike w:val="false"/>
+          <w:dstrike w:val="false"/>
+          <w:color w:val="000000"/>
+          <w:sz w:val="20"/>
+          <w:szCs w:val="20"/>
+          <w:u w:val="none"/>
+          <w:shd w:fill="auto" w:val="clear"/>
+          <w:lang w:val="en-US"/>
+        </w:rPr>
+      </w:pPr>
+      <w:r>
+        <w:rPr>
+          <w:rFonts w:cs="Times New Roman" w:ascii="Courier New" w:hAnsi="Courier New"/>
+          <w:b w:val="false"/>
+          <w:bCs w:val="false"/>
+          <w:i w:val="false"/>
+          <w:strike w:val="false"/>
+          <w:dstrike w:val="false"/>
+          <w:color w:val="000000"/>
+          <w:sz w:val="20"/>
+          <w:szCs w:val="20"/>
+          <w:u w:val="none"/>
+          <w:shd w:fill="auto" w:val="clear"/>
+          <w:lang w:val="en-US"/>
+        </w:rPr>
+      </w:r>
+    </w:p>
+    <w:p>
+      <w:pPr>
+        <w:pStyle w:val="Normal"/>
+        <w:jc w:val="left"/>
+        <w:rPr>
+          <w:rFonts w:ascii="Courier New" w:hAnsi="Courier New" w:cs="Times New Roman"/>
+          <w:b w:val="false"/>
+          <w:bCs w:val="false"/>
+          <w:i w:val="false"/>
           <w:i w:val="false"/>
           <w:strike w:val="false"/>
           <w:dstrike w:val="false"/>
@@ -3198,6 +4456,7 @@
           <w:b w:val="false"/>
           <w:bCs w:val="false"/>
           <w:i w:val="false"/>
+          <w:i w:val="false"/>
           <w:strike w:val="false"/>
           <w:dstrike w:val="false"/>
           <w:color w:val="000000"/>
@@ -3235,6 +4494,7 @@
           <w:b w:val="false"/>
           <w:bCs w:val="false"/>
           <w:i w:val="false"/>
+          <w:i w:val="false"/>
           <w:strike w:val="false"/>
           <w:dstrike w:val="false"/>
           <w:color w:val="000000"/>
@@ -3272,6 +4532,7 @@
           <w:b w:val="false"/>
           <w:bCs w:val="false"/>
           <w:i w:val="false"/>
+          <w:i w:val="false"/>
           <w:strike w:val="false"/>
           <w:dstrike w:val="false"/>
           <w:color w:val="000000"/>
@@ -3310,6 +4571,7 @@
           <w:b w:val="false"/>
           <w:bCs w:val="false"/>
           <w:i w:val="false"/>
+          <w:i w:val="false"/>
           <w:strike w:val="false"/>
           <w:dstrike w:val="false"/>
           <w:color w:val="000000"/>
@@ -3348,6 +4610,7 @@
           <w:b w:val="false"/>
           <w:bCs w:val="false"/>
           <w:i w:val="false"/>
+          <w:i w:val="false"/>
           <w:strike w:val="false"/>
           <w:dstrike w:val="false"/>
           <w:color w:val="000000"/>
@@ -3386,42 +4649,44 @@
           <w:b w:val="false"/>
           <w:bCs w:val="false"/>
           <w:i w:val="false"/>
-          <w:strike w:val="false"/>
-          <w:dstrike w:val="false"/>
-          <w:color w:val="000000"/>
-          <w:sz w:val="20"/>
-          <w:szCs w:val="20"/>
-          <w:u w:val="none"/>
-          <w:shd w:fill="auto" w:val="clear"/>
-          <w:lang w:val="en-US"/>
-        </w:rPr>
-      </w:pPr>
-      <w:r>
-        <w:rPr>
-          <w:rFonts w:cs="Times New Roman" w:ascii="Courier New" w:hAnsi="Courier New"/>
-          <w:b w:val="false"/>
-          <w:bCs w:val="false"/>
-          <w:i w:val="false"/>
-          <w:strike w:val="false"/>
-          <w:dstrike w:val="false"/>
-          <w:color w:val="000000"/>
-          <w:sz w:val="20"/>
-          <w:szCs w:val="20"/>
-          <w:u w:val="none"/>
-          <w:shd w:fill="auto" w:val="clear"/>
-          <w:lang w:val="en-US"/>
-        </w:rPr>
-        <w:tab/>
-      </w:r>
-    </w:p>
-    <w:p>
-      <w:pPr>
-        <w:pStyle w:val="Normal"/>
-        <w:jc w:val="left"/>
-        <w:rPr>
-          <w:rFonts w:ascii="Courier New" w:hAnsi="Courier New" w:cs="Times New Roman"/>
-          <w:b w:val="false"/>
-          <w:bCs w:val="false"/>
+          <w:i w:val="false"/>
+          <w:strike w:val="false"/>
+          <w:dstrike w:val="false"/>
+          <w:color w:val="000000"/>
+          <w:sz w:val="20"/>
+          <w:szCs w:val="20"/>
+          <w:u w:val="none"/>
+          <w:shd w:fill="auto" w:val="clear"/>
+          <w:lang w:val="en-US"/>
+        </w:rPr>
+      </w:pPr>
+      <w:r>
+        <w:rPr>
+          <w:rFonts w:cs="Times New Roman" w:ascii="Courier New" w:hAnsi="Courier New"/>
+          <w:b w:val="false"/>
+          <w:bCs w:val="false"/>
+          <w:i w:val="false"/>
+          <w:strike w:val="false"/>
+          <w:dstrike w:val="false"/>
+          <w:color w:val="000000"/>
+          <w:sz w:val="20"/>
+          <w:szCs w:val="20"/>
+          <w:u w:val="none"/>
+          <w:shd w:fill="auto" w:val="clear"/>
+          <w:lang w:val="en-US"/>
+        </w:rPr>
+        <w:tab/>
+      </w:r>
+    </w:p>
+    <w:p>
+      <w:pPr>
+        <w:pStyle w:val="Normal"/>
+        <w:jc w:val="left"/>
+        <w:rPr>
+          <w:rFonts w:ascii="Courier New" w:hAnsi="Courier New" w:cs="Times New Roman"/>
+          <w:b w:val="false"/>
+          <w:bCs w:val="false"/>
+          <w:i w:val="false"/>
           <w:i w:val="false"/>
           <w:strike w:val="false"/>
           <w:dstrike w:val="false"/>
@@ -3460,6 +4725,7 @@
           <w:b w:val="false"/>
           <w:bCs w:val="false"/>
           <w:i w:val="false"/>
+          <w:i w:val="false"/>
           <w:strike w:val="false"/>
           <w:dstrike w:val="false"/>
           <w:color w:val="000000"/>
@@ -3498,6 +4764,7 @@
           <w:b w:val="false"/>
           <w:bCs w:val="false"/>
           <w:i w:val="false"/>
+          <w:i w:val="false"/>
           <w:strike w:val="false"/>
           <w:dstrike w:val="false"/>
           <w:color w:val="000000"/>
@@ -3536,6 +4803,7 @@
           <w:b w:val="false"/>
           <w:bCs w:val="false"/>
           <w:i w:val="false"/>
+          <w:i w:val="false"/>
           <w:strike w:val="false"/>
           <w:dstrike w:val="false"/>
           <w:color w:val="000000"/>
@@ -3575,6 +4843,7 @@
           <w:b w:val="false"/>
           <w:bCs w:val="false"/>
           <w:i w:val="false"/>
+          <w:i w:val="false"/>
           <w:strike w:val="false"/>
           <w:dstrike w:val="false"/>
           <w:color w:val="000000"/>
@@ -3612,6 +4881,7 @@
           <w:b w:val="false"/>
           <w:bCs w:val="false"/>
           <w:i w:val="false"/>
+          <w:i w:val="false"/>
           <w:strike w:val="false"/>
           <w:dstrike w:val="false"/>
           <w:color w:val="000000"/>
@@ -3651,6 +4921,7 @@
           <w:b w:val="false"/>
           <w:bCs w:val="false"/>
           <w:i w:val="false"/>
+          <w:i w:val="false"/>
           <w:strike w:val="false"/>
           <w:dstrike w:val="false"/>
           <w:color w:val="000000"/>
@@ -3690,6 +4961,7 @@
           <w:b w:val="false"/>
           <w:bCs w:val="false"/>
           <w:i w:val="false"/>
+          <w:i w:val="false"/>
           <w:strike w:val="false"/>
           <w:dstrike w:val="false"/>
           <w:color w:val="000000"/>
@@ -3730,6 +5002,7 @@
           <w:b w:val="false"/>
           <w:bCs w:val="false"/>
           <w:i w:val="false"/>
+          <w:i w:val="false"/>
           <w:strike w:val="false"/>
           <w:dstrike w:val="false"/>
           <w:color w:val="000000"/>
@@ -3770,6 +5043,7 @@
           <w:b w:val="false"/>
           <w:bCs w:val="false"/>
           <w:i w:val="false"/>
+          <w:i w:val="false"/>
           <w:strike w:val="false"/>
           <w:dstrike w:val="false"/>
           <w:color w:val="000000"/>
@@ -3807,6 +5081,7 @@
           <w:b w:val="false"/>
           <w:bCs w:val="false"/>
           <w:i w:val="false"/>
+          <w:i w:val="false"/>
           <w:strike w:val="false"/>
           <w:dstrike w:val="false"/>
           <w:color w:val="000000"/>
@@ -3847,6 +5122,7 @@
           <w:b w:val="false"/>
           <w:bCs w:val="false"/>
           <w:i w:val="false"/>
+          <w:i w:val="false"/>
           <w:strike w:val="false"/>
           <w:dstrike w:val="false"/>
           <w:color w:val="000000"/>
@@ -3887,6 +5163,7 @@
           <w:b w:val="false"/>
           <w:bCs w:val="false"/>
           <w:i w:val="false"/>
+          <w:i w:val="false"/>
           <w:strike w:val="false"/>
           <w:dstrike w:val="false"/>
           <w:color w:val="000000"/>
@@ -3928,6 +5205,7 @@
           <w:b w:val="false"/>
           <w:bCs w:val="false"/>
           <w:i w:val="false"/>
+          <w:i w:val="false"/>
           <w:strike w:val="false"/>
           <w:dstrike w:val="false"/>
           <w:color w:val="000000"/>
@@ -3969,6 +5247,7 @@
           <w:b w:val="false"/>
           <w:bCs w:val="false"/>
           <w:i w:val="false"/>
+          <w:i w:val="false"/>
           <w:strike w:val="false"/>
           <w:dstrike w:val="false"/>
           <w:color w:val="000000"/>
@@ -4009,6 +5288,7 @@
           <w:b w:val="false"/>
           <w:bCs w:val="false"/>
           <w:i w:val="false"/>
+          <w:i w:val="false"/>
           <w:strike w:val="false"/>
           <w:dstrike w:val="false"/>
           <w:color w:val="000000"/>
@@ -4049,44 +5329,46 @@
           <w:b w:val="false"/>
           <w:bCs w:val="false"/>
           <w:i w:val="false"/>
-          <w:strike w:val="false"/>
-          <w:dstrike w:val="false"/>
-          <w:color w:val="000000"/>
-          <w:sz w:val="20"/>
-          <w:szCs w:val="20"/>
-          <w:u w:val="none"/>
-          <w:shd w:fill="auto" w:val="clear"/>
-          <w:lang w:val="en-US"/>
-        </w:rPr>
-      </w:pPr>
-      <w:r>
-        <w:rPr>
-          <w:rFonts w:cs="Times New Roman" w:ascii="Courier New" w:hAnsi="Courier New"/>
-          <w:b w:val="false"/>
-          <w:bCs w:val="false"/>
-          <w:i w:val="false"/>
-          <w:strike w:val="false"/>
-          <w:dstrike w:val="false"/>
-          <w:color w:val="000000"/>
-          <w:sz w:val="20"/>
-          <w:szCs w:val="20"/>
-          <w:u w:val="none"/>
-          <w:shd w:fill="auto" w:val="clear"/>
-          <w:lang w:val="en-US"/>
-        </w:rPr>
-        <w:tab/>
-        <w:tab/>
-        <w:tab/>
-      </w:r>
-    </w:p>
-    <w:p>
-      <w:pPr>
-        <w:pStyle w:val="Normal"/>
-        <w:jc w:val="left"/>
-        <w:rPr>
-          <w:rFonts w:ascii="Courier New" w:hAnsi="Courier New" w:cs="Times New Roman"/>
-          <w:b w:val="false"/>
-          <w:bCs w:val="false"/>
+          <w:i w:val="false"/>
+          <w:strike w:val="false"/>
+          <w:dstrike w:val="false"/>
+          <w:color w:val="000000"/>
+          <w:sz w:val="20"/>
+          <w:szCs w:val="20"/>
+          <w:u w:val="none"/>
+          <w:shd w:fill="auto" w:val="clear"/>
+          <w:lang w:val="en-US"/>
+        </w:rPr>
+      </w:pPr>
+      <w:r>
+        <w:rPr>
+          <w:rFonts w:cs="Times New Roman" w:ascii="Courier New" w:hAnsi="Courier New"/>
+          <w:b w:val="false"/>
+          <w:bCs w:val="false"/>
+          <w:i w:val="false"/>
+          <w:strike w:val="false"/>
+          <w:dstrike w:val="false"/>
+          <w:color w:val="000000"/>
+          <w:sz w:val="20"/>
+          <w:szCs w:val="20"/>
+          <w:u w:val="none"/>
+          <w:shd w:fill="auto" w:val="clear"/>
+          <w:lang w:val="en-US"/>
+        </w:rPr>
+        <w:tab/>
+        <w:tab/>
+        <w:tab/>
+      </w:r>
+    </w:p>
+    <w:p>
+      <w:pPr>
+        <w:pStyle w:val="Normal"/>
+        <w:jc w:val="left"/>
+        <w:rPr>
+          <w:rFonts w:ascii="Courier New" w:hAnsi="Courier New" w:cs="Times New Roman"/>
+          <w:b w:val="false"/>
+          <w:bCs w:val="false"/>
+          <w:i w:val="false"/>
           <w:i w:val="false"/>
           <w:strike w:val="false"/>
           <w:dstrike w:val="false"/>
@@ -4125,6 +5407,7 @@
           <w:b w:val="false"/>
           <w:bCs w:val="false"/>
           <w:i w:val="false"/>
+          <w:i w:val="false"/>
           <w:strike w:val="false"/>
           <w:dstrike w:val="false"/>
           <w:color w:val="000000"/>
@@ -4165,6 +5448,7 @@
           <w:b w:val="false"/>
           <w:bCs w:val="false"/>
           <w:i w:val="false"/>
+          <w:i w:val="false"/>
           <w:strike w:val="false"/>
           <w:dstrike w:val="false"/>
           <w:color w:val="000000"/>
@@ -4205,6 +5489,7 @@
           <w:b w:val="false"/>
           <w:bCs w:val="false"/>
           <w:i w:val="false"/>
+          <w:i w:val="false"/>
           <w:strike w:val="false"/>
           <w:dstrike w:val="false"/>
           <w:color w:val="000000"/>
@@ -4246,6 +5531,7 @@
           <w:b w:val="false"/>
           <w:bCs w:val="false"/>
           <w:i w:val="false"/>
+          <w:i w:val="false"/>
           <w:strike w:val="false"/>
           <w:dstrike w:val="false"/>
           <w:color w:val="000000"/>
@@ -4283,6 +5569,7 @@
           <w:b w:val="false"/>
           <w:bCs w:val="false"/>
           <w:i w:val="false"/>
+          <w:i w:val="false"/>
           <w:strike w:val="false"/>
           <w:dstrike w:val="false"/>
           <w:color w:val="000000"/>
@@ -4323,6 +5610,7 @@
           <w:b w:val="false"/>
           <w:bCs w:val="false"/>
           <w:i w:val="false"/>
+          <w:i w:val="false"/>
           <w:strike w:val="false"/>
           <w:dstrike w:val="false"/>
           <w:color w:val="000000"/>
@@ -4364,6 +5652,7 @@
           <w:b w:val="false"/>
           <w:bCs w:val="false"/>
           <w:i w:val="false"/>
+          <w:i w:val="false"/>
           <w:strike w:val="false"/>
           <w:dstrike w:val="false"/>
           <w:color w:val="000000"/>
@@ -4404,6 +5693,7 @@
           <w:b w:val="false"/>
           <w:bCs w:val="false"/>
           <w:i w:val="false"/>
+          <w:i w:val="false"/>
           <w:strike w:val="false"/>
           <w:dstrike w:val="false"/>
           <w:color w:val="000000"/>
@@ -4444,6 +5734,7 @@
           <w:b w:val="false"/>
           <w:bCs w:val="false"/>
           <w:i w:val="false"/>
+          <w:i w:val="false"/>
           <w:strike w:val="false"/>
           <w:dstrike w:val="false"/>
           <w:color w:val="000000"/>
@@ -4483,6 +5774,7 @@
           <w:b w:val="false"/>
           <w:bCs w:val="false"/>
           <w:i w:val="false"/>
+          <w:i w:val="false"/>
           <w:strike w:val="false"/>
           <w:dstrike w:val="false"/>
           <w:color w:val="000000"/>
@@ -4522,6 +5814,7 @@
           <w:b w:val="false"/>
           <w:bCs w:val="false"/>
           <w:i w:val="false"/>
+          <w:i w:val="false"/>
           <w:strike w:val="false"/>
           <w:dstrike w:val="false"/>
           <w:color w:val="000000"/>
@@ -4559,6 +5852,7 @@
           <w:b w:val="false"/>
           <w:bCs w:val="false"/>
           <w:i w:val="false"/>
+          <w:i w:val="false"/>
           <w:strike w:val="false"/>
           <w:dstrike w:val="false"/>
           <w:color w:val="000000"/>
@@ -4598,6 +5892,7 @@
           <w:b w:val="false"/>
           <w:bCs w:val="false"/>
           <w:i w:val="false"/>
+          <w:i w:val="false"/>
           <w:strike w:val="false"/>
           <w:dstrike w:val="false"/>
           <w:color w:val="000000"/>
@@ -4636,6 +5931,7 @@
           <w:b w:val="false"/>
           <w:bCs w:val="false"/>
           <w:i w:val="false"/>
+          <w:i w:val="false"/>
           <w:strike w:val="false"/>
           <w:dstrike w:val="false"/>
           <w:color w:val="000000"/>
@@ -4674,42 +5970,44 @@
           <w:b w:val="false"/>
           <w:bCs w:val="false"/>
           <w:i w:val="false"/>
-          <w:strike w:val="false"/>
-          <w:dstrike w:val="false"/>
-          <w:color w:val="000000"/>
-          <w:sz w:val="20"/>
-          <w:szCs w:val="20"/>
-          <w:u w:val="none"/>
-          <w:shd w:fill="auto" w:val="clear"/>
-          <w:lang w:val="en-US"/>
-        </w:rPr>
-      </w:pPr>
-      <w:r>
-        <w:rPr>
-          <w:rFonts w:cs="Times New Roman" w:ascii="Courier New" w:hAnsi="Courier New"/>
-          <w:b w:val="false"/>
-          <w:bCs w:val="false"/>
-          <w:i w:val="false"/>
-          <w:strike w:val="false"/>
-          <w:dstrike w:val="false"/>
-          <w:color w:val="000000"/>
-          <w:sz w:val="20"/>
-          <w:szCs w:val="20"/>
-          <w:u w:val="none"/>
-          <w:shd w:fill="auto" w:val="clear"/>
-          <w:lang w:val="en-US"/>
-        </w:rPr>
-        <w:tab/>
-      </w:r>
-    </w:p>
-    <w:p>
-      <w:pPr>
-        <w:pStyle w:val="Normal"/>
-        <w:jc w:val="left"/>
-        <w:rPr>
-          <w:rFonts w:ascii="Courier New" w:hAnsi="Courier New" w:cs="Times New Roman"/>
-          <w:b w:val="false"/>
-          <w:bCs w:val="false"/>
+          <w:i w:val="false"/>
+          <w:strike w:val="false"/>
+          <w:dstrike w:val="false"/>
+          <w:color w:val="000000"/>
+          <w:sz w:val="20"/>
+          <w:szCs w:val="20"/>
+          <w:u w:val="none"/>
+          <w:shd w:fill="auto" w:val="clear"/>
+          <w:lang w:val="en-US"/>
+        </w:rPr>
+      </w:pPr>
+      <w:r>
+        <w:rPr>
+          <w:rFonts w:cs="Times New Roman" w:ascii="Courier New" w:hAnsi="Courier New"/>
+          <w:b w:val="false"/>
+          <w:bCs w:val="false"/>
+          <w:i w:val="false"/>
+          <w:strike w:val="false"/>
+          <w:dstrike w:val="false"/>
+          <w:color w:val="000000"/>
+          <w:sz w:val="20"/>
+          <w:szCs w:val="20"/>
+          <w:u w:val="none"/>
+          <w:shd w:fill="auto" w:val="clear"/>
+          <w:lang w:val="en-US"/>
+        </w:rPr>
+        <w:tab/>
+      </w:r>
+    </w:p>
+    <w:p>
+      <w:pPr>
+        <w:pStyle w:val="Normal"/>
+        <w:jc w:val="left"/>
+        <w:rPr>
+          <w:rFonts w:ascii="Courier New" w:hAnsi="Courier New" w:cs="Times New Roman"/>
+          <w:b w:val="false"/>
+          <w:bCs w:val="false"/>
+          <w:i w:val="false"/>
           <w:i w:val="false"/>
           <w:strike w:val="false"/>
           <w:dstrike w:val="false"/>
@@ -4748,6 +6046,7 @@
           <w:b w:val="false"/>
           <w:bCs w:val="false"/>
           <w:i w:val="false"/>
+          <w:i w:val="false"/>
           <w:strike w:val="false"/>
           <w:dstrike w:val="false"/>
           <w:color w:val="000000"/>
@@ -4786,6 +6085,7 @@
           <w:b w:val="false"/>
           <w:bCs w:val="false"/>
           <w:i w:val="false"/>
+          <w:i w:val="false"/>
           <w:strike w:val="false"/>
           <w:dstrike w:val="false"/>
           <w:color w:val="000000"/>
@@ -4824,6 +6124,7 @@
           <w:b w:val="false"/>
           <w:bCs w:val="false"/>
           <w:i w:val="false"/>
+          <w:i w:val="false"/>
           <w:strike w:val="false"/>
           <w:dstrike w:val="false"/>
           <w:color w:val="000000"/>
@@ -4863,6 +6164,7 @@
           <w:b w:val="false"/>
           <w:bCs w:val="false"/>
           <w:i w:val="false"/>
+          <w:i w:val="false"/>
           <w:strike w:val="false"/>
           <w:dstrike w:val="false"/>
           <w:color w:val="000000"/>
@@ -4902,6 +6204,7 @@
           <w:b w:val="false"/>
           <w:bCs w:val="false"/>
           <w:i w:val="false"/>
+          <w:i w:val="false"/>
           <w:strike w:val="false"/>
           <w:dstrike w:val="false"/>
           <w:color w:val="000000"/>
@@ -4941,6 +6244,7 @@
           <w:b w:val="false"/>
           <w:bCs w:val="false"/>
           <w:i w:val="false"/>
+          <w:i w:val="false"/>
           <w:strike w:val="false"/>
           <w:dstrike w:val="false"/>
           <w:color w:val="000000"/>
@@ -4978,6 +6282,7 @@
           <w:b w:val="false"/>
           <w:bCs w:val="false"/>
           <w:i w:val="false"/>
+          <w:i w:val="false"/>
           <w:strike w:val="false"/>
           <w:dstrike w:val="false"/>
           <w:color w:val="000000"/>
@@ -5017,6 +6322,7 @@
           <w:b w:val="false"/>
           <w:bCs w:val="false"/>
           <w:i w:val="false"/>
+          <w:i w:val="false"/>
           <w:strike w:val="false"/>
           <w:dstrike w:val="false"/>
           <w:color w:val="000000"/>
@@ -5056,6 +6362,7 @@
           <w:b w:val="false"/>
           <w:bCs w:val="false"/>
           <w:i w:val="false"/>
+          <w:i w:val="false"/>
           <w:strike w:val="false"/>
           <w:dstrike w:val="false"/>
           <w:color w:val="000000"/>
@@ -5096,6 +6403,7 @@
           <w:b w:val="false"/>
           <w:bCs w:val="false"/>
           <w:i w:val="false"/>
+          <w:i w:val="false"/>
           <w:strike w:val="false"/>
           <w:dstrike w:val="false"/>
           <w:color w:val="000000"/>
@@ -5136,6 +6444,7 @@
           <w:b w:val="false"/>
           <w:bCs w:val="false"/>
           <w:i w:val="false"/>
+          <w:i w:val="false"/>
           <w:strike w:val="false"/>
           <w:dstrike w:val="false"/>
           <w:color w:val="000000"/>
@@ -5176,6 +6485,7 @@
           <w:b w:val="false"/>
           <w:bCs w:val="false"/>
           <w:i w:val="false"/>
+          <w:i w:val="false"/>
           <w:strike w:val="false"/>
           <w:dstrike w:val="false"/>
           <w:color w:val="000000"/>
@@ -5216,6 +6526,7 @@
           <w:b w:val="false"/>
           <w:bCs w:val="false"/>
           <w:i w:val="false"/>
+          <w:i w:val="false"/>
           <w:strike w:val="false"/>
           <w:dstrike w:val="false"/>
           <w:color w:val="000000"/>
@@ -5256,6 +6567,7 @@
           <w:b w:val="false"/>
           <w:bCs w:val="false"/>
           <w:i w:val="false"/>
+          <w:i w:val="false"/>
           <w:strike w:val="false"/>
           <w:dstrike w:val="false"/>
           <w:color w:val="000000"/>
@@ -5295,6 +6607,7 @@
           <w:b w:val="false"/>
           <w:bCs w:val="false"/>
           <w:i w:val="false"/>
+          <w:i w:val="false"/>
           <w:strike w:val="false"/>
           <w:dstrike w:val="false"/>
           <w:color w:val="000000"/>
@@ -5334,43 +6647,45 @@
           <w:b w:val="false"/>
           <w:bCs w:val="false"/>
           <w:i w:val="false"/>
-          <w:strike w:val="false"/>
-          <w:dstrike w:val="false"/>
-          <w:color w:val="000000"/>
-          <w:sz w:val="20"/>
-          <w:szCs w:val="20"/>
-          <w:u w:val="none"/>
-          <w:shd w:fill="auto" w:val="clear"/>
-          <w:lang w:val="en-US"/>
-        </w:rPr>
-      </w:pPr>
-      <w:r>
-        <w:rPr>
-          <w:rFonts w:cs="Times New Roman" w:ascii="Courier New" w:hAnsi="Courier New"/>
-          <w:b w:val="false"/>
-          <w:bCs w:val="false"/>
-          <w:i w:val="false"/>
-          <w:strike w:val="false"/>
-          <w:dstrike w:val="false"/>
-          <w:color w:val="000000"/>
-          <w:sz w:val="20"/>
-          <w:szCs w:val="20"/>
-          <w:u w:val="none"/>
-          <w:shd w:fill="auto" w:val="clear"/>
-          <w:lang w:val="en-US"/>
-        </w:rPr>
-        <w:tab/>
-        <w:tab/>
-      </w:r>
-    </w:p>
-    <w:p>
-      <w:pPr>
-        <w:pStyle w:val="Normal"/>
-        <w:jc w:val="left"/>
-        <w:rPr>
-          <w:rFonts w:ascii="Courier New" w:hAnsi="Courier New" w:cs="Times New Roman"/>
-          <w:b w:val="false"/>
-          <w:bCs w:val="false"/>
+          <w:i w:val="false"/>
+          <w:strike w:val="false"/>
+          <w:dstrike w:val="false"/>
+          <w:color w:val="000000"/>
+          <w:sz w:val="20"/>
+          <w:szCs w:val="20"/>
+          <w:u w:val="none"/>
+          <w:shd w:fill="auto" w:val="clear"/>
+          <w:lang w:val="en-US"/>
+        </w:rPr>
+      </w:pPr>
+      <w:r>
+        <w:rPr>
+          <w:rFonts w:cs="Times New Roman" w:ascii="Courier New" w:hAnsi="Courier New"/>
+          <w:b w:val="false"/>
+          <w:bCs w:val="false"/>
+          <w:i w:val="false"/>
+          <w:strike w:val="false"/>
+          <w:dstrike w:val="false"/>
+          <w:color w:val="000000"/>
+          <w:sz w:val="20"/>
+          <w:szCs w:val="20"/>
+          <w:u w:val="none"/>
+          <w:shd w:fill="auto" w:val="clear"/>
+          <w:lang w:val="en-US"/>
+        </w:rPr>
+        <w:tab/>
+        <w:tab/>
+      </w:r>
+    </w:p>
+    <w:p>
+      <w:pPr>
+        <w:pStyle w:val="Normal"/>
+        <w:jc w:val="left"/>
+        <w:rPr>
+          <w:rFonts w:ascii="Courier New" w:hAnsi="Courier New" w:cs="Times New Roman"/>
+          <w:b w:val="false"/>
+          <w:bCs w:val="false"/>
+          <w:i w:val="false"/>
           <w:i w:val="false"/>
           <w:strike w:val="false"/>
           <w:dstrike w:val="false"/>
@@ -5411,6 +6726,7 @@
           <w:b w:val="false"/>
           <w:bCs w:val="false"/>
           <w:i w:val="false"/>
+          <w:i w:val="false"/>
           <w:strike w:val="false"/>
           <w:dstrike w:val="false"/>
           <w:color w:val="000000"/>
@@ -5450,6 +6766,7 @@
           <w:b w:val="false"/>
           <w:bCs w:val="false"/>
           <w:i w:val="false"/>
+          <w:i w:val="false"/>
           <w:strike w:val="false"/>
           <w:dstrike w:val="false"/>
           <w:color w:val="000000"/>
@@ -5489,6 +6806,7 @@
           <w:b w:val="false"/>
           <w:bCs w:val="false"/>
           <w:i w:val="false"/>
+          <w:i w:val="false"/>
           <w:strike w:val="false"/>
           <w:dstrike w:val="false"/>
           <w:color w:val="000000"/>
@@ -5526,6 +6844,7 @@
           <w:b w:val="false"/>
           <w:bCs w:val="false"/>
           <w:i w:val="false"/>
+          <w:i w:val="false"/>
           <w:strike w:val="false"/>
           <w:dstrike w:val="false"/>
           <w:color w:val="000000"/>
@@ -5565,6 +6884,7 @@
           <w:b w:val="false"/>
           <w:bCs w:val="false"/>
           <w:i w:val="false"/>
+          <w:i w:val="false"/>
           <w:strike w:val="false"/>
           <w:dstrike w:val="false"/>
           <w:color w:val="000000"/>
@@ -5604,6 +6924,7 @@
           <w:b w:val="false"/>
           <w:bCs w:val="false"/>
           <w:i w:val="false"/>
+          <w:i w:val="false"/>
           <w:strike w:val="false"/>
           <w:dstrike w:val="false"/>
           <w:color w:val="000000"/>
@@ -5644,6 +6965,7 @@
           <w:b w:val="false"/>
           <w:bCs w:val="false"/>
           <w:i w:val="false"/>
+          <w:i w:val="false"/>
           <w:strike w:val="false"/>
           <w:dstrike w:val="false"/>
           <w:color w:val="000000"/>
@@ -5681,6 +7003,7 @@
           <w:b w:val="false"/>
           <w:bCs w:val="false"/>
           <w:i w:val="false"/>
+          <w:i w:val="false"/>
           <w:strike w:val="false"/>
           <w:dstrike w:val="false"/>
           <w:color w:val="000000"/>
@@ -5721,6 +7044,7 @@
           <w:b w:val="false"/>
           <w:bCs w:val="false"/>
           <w:i w:val="false"/>
+          <w:i w:val="false"/>
           <w:strike w:val="false"/>
           <w:dstrike w:val="false"/>
           <w:color w:val="000000"/>
@@ -5761,6 +7085,7 @@
           <w:b w:val="false"/>
           <w:bCs w:val="false"/>
           <w:i w:val="false"/>
+          <w:i w:val="false"/>
           <w:strike w:val="false"/>
           <w:dstrike w:val="false"/>
           <w:color w:val="000000"/>
@@ -5800,6 +7125,7 @@
           <w:b w:val="false"/>
           <w:bCs w:val="false"/>
           <w:i w:val="false"/>
+          <w:i w:val="false"/>
           <w:strike w:val="false"/>
           <w:dstrike w:val="false"/>
           <w:color w:val="000000"/>
@@ -5839,43 +7165,45 @@
           <w:b w:val="false"/>
           <w:bCs w:val="false"/>
           <w:i w:val="false"/>
-          <w:strike w:val="false"/>
-          <w:dstrike w:val="false"/>
-          <w:color w:val="000000"/>
-          <w:sz w:val="20"/>
-          <w:szCs w:val="20"/>
-          <w:u w:val="none"/>
-          <w:shd w:fill="auto" w:val="clear"/>
-          <w:lang w:val="en-US"/>
-        </w:rPr>
-      </w:pPr>
-      <w:r>
-        <w:rPr>
-          <w:rFonts w:cs="Times New Roman" w:ascii="Courier New" w:hAnsi="Courier New"/>
-          <w:b w:val="false"/>
-          <w:bCs w:val="false"/>
-          <w:i w:val="false"/>
-          <w:strike w:val="false"/>
-          <w:dstrike w:val="false"/>
-          <w:color w:val="000000"/>
-          <w:sz w:val="20"/>
-          <w:szCs w:val="20"/>
-          <w:u w:val="none"/>
-          <w:shd w:fill="auto" w:val="clear"/>
-          <w:lang w:val="en-US"/>
-        </w:rPr>
-        <w:tab/>
-        <w:tab/>
-      </w:r>
-    </w:p>
-    <w:p>
-      <w:pPr>
-        <w:pStyle w:val="Normal"/>
-        <w:jc w:val="left"/>
-        <w:rPr>
-          <w:rFonts w:ascii="Courier New" w:hAnsi="Courier New" w:cs="Times New Roman"/>
-          <w:b w:val="false"/>
-          <w:bCs w:val="false"/>
+          <w:i w:val="false"/>
+          <w:strike w:val="false"/>
+          <w:dstrike w:val="false"/>
+          <w:color w:val="000000"/>
+          <w:sz w:val="20"/>
+          <w:szCs w:val="20"/>
+          <w:u w:val="none"/>
+          <w:shd w:fill="auto" w:val="clear"/>
+          <w:lang w:val="en-US"/>
+        </w:rPr>
+      </w:pPr>
+      <w:r>
+        <w:rPr>
+          <w:rFonts w:cs="Times New Roman" w:ascii="Courier New" w:hAnsi="Courier New"/>
+          <w:b w:val="false"/>
+          <w:bCs w:val="false"/>
+          <w:i w:val="false"/>
+          <w:strike w:val="false"/>
+          <w:dstrike w:val="false"/>
+          <w:color w:val="000000"/>
+          <w:sz w:val="20"/>
+          <w:szCs w:val="20"/>
+          <w:u w:val="none"/>
+          <w:shd w:fill="auto" w:val="clear"/>
+          <w:lang w:val="en-US"/>
+        </w:rPr>
+        <w:tab/>
+        <w:tab/>
+      </w:r>
+    </w:p>
+    <w:p>
+      <w:pPr>
+        <w:pStyle w:val="Normal"/>
+        <w:jc w:val="left"/>
+        <w:rPr>
+          <w:rFonts w:ascii="Courier New" w:hAnsi="Courier New" w:cs="Times New Roman"/>
+          <w:b w:val="false"/>
+          <w:bCs w:val="false"/>
+          <w:i w:val="false"/>
           <w:i w:val="false"/>
           <w:strike w:val="false"/>
           <w:dstrike w:val="false"/>
@@ -5914,6 +7242,7 @@
           <w:b w:val="false"/>
           <w:bCs w:val="false"/>
           <w:i w:val="false"/>
+          <w:i w:val="false"/>
           <w:strike w:val="false"/>
           <w:dstrike w:val="false"/>
           <w:color w:val="000000"/>
@@ -5953,6 +7282,7 @@
           <w:b w:val="false"/>
           <w:bCs w:val="false"/>
           <w:i w:val="false"/>
+          <w:i w:val="false"/>
           <w:strike w:val="false"/>
           <w:dstrike w:val="false"/>
           <w:color w:val="000000"/>
@@ -5992,6 +7322,7 @@
           <w:b w:val="false"/>
           <w:bCs w:val="false"/>
           <w:i w:val="false"/>
+          <w:i w:val="false"/>
           <w:strike w:val="false"/>
           <w:dstrike w:val="false"/>
           <w:color w:val="000000"/>
@@ -6031,6 +7362,7 @@
           <w:b w:val="false"/>
           <w:bCs w:val="false"/>
           <w:i w:val="false"/>
+          <w:i w:val="false"/>
           <w:strike w:val="false"/>
           <w:dstrike w:val="false"/>
           <w:color w:val="000000"/>
@@ -6070,6 +7402,7 @@
           <w:b w:val="false"/>
           <w:bCs w:val="false"/>
           <w:i w:val="false"/>
+          <w:i w:val="false"/>
           <w:strike w:val="false"/>
           <w:dstrike w:val="false"/>
           <w:color w:val="000000"/>
@@ -6110,6 +7443,7 @@
           <w:b w:val="false"/>
           <w:bCs w:val="false"/>
           <w:i w:val="false"/>
+          <w:i w:val="false"/>
           <w:strike w:val="false"/>
           <w:dstrike w:val="false"/>
           <w:color w:val="000000"/>
@@ -6150,6 +7484,7 @@
           <w:b w:val="false"/>
           <w:bCs w:val="false"/>
           <w:i w:val="false"/>
+          <w:i w:val="false"/>
           <w:strike w:val="false"/>
           <w:dstrike w:val="false"/>
           <w:color w:val="000000"/>
@@ -6190,6 +7525,7 @@
           <w:b w:val="false"/>
           <w:bCs w:val="false"/>
           <w:i w:val="false"/>
+          <w:i w:val="false"/>
           <w:strike w:val="false"/>
           <w:dstrike w:val="false"/>
           <w:color w:val="000000"/>
@@ -6230,6 +7566,7 @@
           <w:b w:val="false"/>
           <w:bCs w:val="false"/>
           <w:i w:val="false"/>
+          <w:i w:val="false"/>
           <w:strike w:val="false"/>
           <w:dstrike w:val="false"/>
           <w:color w:val="000000"/>
@@ -6271,6 +7608,7 @@
           <w:b w:val="false"/>
           <w:bCs w:val="false"/>
           <w:i w:val="false"/>
+          <w:i w:val="false"/>
           <w:strike w:val="false"/>
           <w:dstrike w:val="false"/>
           <w:color w:val="000000"/>
@@ -6312,6 +7650,7 @@
           <w:b w:val="false"/>
           <w:bCs w:val="false"/>
           <w:i w:val="false"/>
+          <w:i w:val="false"/>
           <w:strike w:val="false"/>
           <w:dstrike w:val="false"/>
           <w:color w:val="000000"/>
@@ -6353,6 +7692,7 @@
           <w:b w:val="false"/>
           <w:bCs w:val="false"/>
           <w:i w:val="false"/>
+          <w:i w:val="false"/>
           <w:strike w:val="false"/>
           <w:dstrike w:val="false"/>
           <w:color w:val="000000"/>
@@ -6394,6 +7734,7 @@
           <w:b w:val="false"/>
           <w:bCs w:val="false"/>
           <w:i w:val="false"/>
+          <w:i w:val="false"/>
           <w:strike w:val="false"/>
           <w:dstrike w:val="false"/>
           <w:color w:val="000000"/>
@@ -6435,6 +7776,7 @@
           <w:b w:val="false"/>
           <w:bCs w:val="false"/>
           <w:i w:val="false"/>
+          <w:i w:val="false"/>
           <w:strike w:val="false"/>
           <w:dstrike w:val="false"/>
           <w:color w:val="000000"/>
@@ -6475,6 +7817,7 @@
           <w:b w:val="false"/>
           <w:bCs w:val="false"/>
           <w:i w:val="false"/>
+          <w:i w:val="false"/>
           <w:strike w:val="false"/>
           <w:dstrike w:val="false"/>
           <w:color w:val="000000"/>
@@ -6515,6 +7858,7 @@
           <w:b w:val="false"/>
           <w:bCs w:val="false"/>
           <w:i w:val="false"/>
+          <w:i w:val="false"/>
           <w:strike w:val="false"/>
           <w:dstrike w:val="false"/>
           <w:color w:val="000000"/>
@@ -6555,6 +7899,7 @@
           <w:b w:val="false"/>
           <w:bCs w:val="false"/>
           <w:i w:val="false"/>
+          <w:i w:val="false"/>
           <w:strike w:val="false"/>
           <w:dstrike w:val="false"/>
           <w:color w:val="000000"/>
@@ -6595,6 +7940,7 @@
           <w:b w:val="false"/>
           <w:bCs w:val="false"/>
           <w:i w:val="false"/>
+          <w:i w:val="false"/>
           <w:strike w:val="false"/>
           <w:dstrike w:val="false"/>
           <w:color w:val="000000"/>
@@ -6634,6 +7980,7 @@
           <w:b w:val="false"/>
           <w:bCs w:val="false"/>
           <w:i w:val="false"/>
+          <w:i w:val="false"/>
           <w:strike w:val="false"/>
           <w:dstrike w:val="false"/>
           <w:color w:val="000000"/>
@@ -6673,43 +8020,45 @@
           <w:b w:val="false"/>
           <w:bCs w:val="false"/>
           <w:i w:val="false"/>
-          <w:strike w:val="false"/>
-          <w:dstrike w:val="false"/>
-          <w:color w:val="000000"/>
-          <w:sz w:val="20"/>
-          <w:szCs w:val="20"/>
-          <w:u w:val="none"/>
-          <w:shd w:fill="auto" w:val="clear"/>
-          <w:lang w:val="en-US"/>
-        </w:rPr>
-      </w:pPr>
-      <w:r>
-        <w:rPr>
-          <w:rFonts w:cs="Times New Roman" w:ascii="Courier New" w:hAnsi="Courier New"/>
-          <w:b w:val="false"/>
-          <w:bCs w:val="false"/>
-          <w:i w:val="false"/>
-          <w:strike w:val="false"/>
-          <w:dstrike w:val="false"/>
-          <w:color w:val="000000"/>
-          <w:sz w:val="20"/>
-          <w:szCs w:val="20"/>
-          <w:u w:val="none"/>
-          <w:shd w:fill="auto" w:val="clear"/>
-          <w:lang w:val="en-US"/>
-        </w:rPr>
-        <w:tab/>
-        <w:tab/>
-      </w:r>
-    </w:p>
-    <w:p>
-      <w:pPr>
-        <w:pStyle w:val="Normal"/>
-        <w:jc w:val="left"/>
-        <w:rPr>
-          <w:rFonts w:ascii="Courier New" w:hAnsi="Courier New" w:cs="Times New Roman"/>
-          <w:b w:val="false"/>
-          <w:bCs w:val="false"/>
+          <w:i w:val="false"/>
+          <w:strike w:val="false"/>
+          <w:dstrike w:val="false"/>
+          <w:color w:val="000000"/>
+          <w:sz w:val="20"/>
+          <w:szCs w:val="20"/>
+          <w:u w:val="none"/>
+          <w:shd w:fill="auto" w:val="clear"/>
+          <w:lang w:val="en-US"/>
+        </w:rPr>
+      </w:pPr>
+      <w:r>
+        <w:rPr>
+          <w:rFonts w:cs="Times New Roman" w:ascii="Courier New" w:hAnsi="Courier New"/>
+          <w:b w:val="false"/>
+          <w:bCs w:val="false"/>
+          <w:i w:val="false"/>
+          <w:strike w:val="false"/>
+          <w:dstrike w:val="false"/>
+          <w:color w:val="000000"/>
+          <w:sz w:val="20"/>
+          <w:szCs w:val="20"/>
+          <w:u w:val="none"/>
+          <w:shd w:fill="auto" w:val="clear"/>
+          <w:lang w:val="en-US"/>
+        </w:rPr>
+        <w:tab/>
+        <w:tab/>
+      </w:r>
+    </w:p>
+    <w:p>
+      <w:pPr>
+        <w:pStyle w:val="Normal"/>
+        <w:jc w:val="left"/>
+        <w:rPr>
+          <w:rFonts w:ascii="Courier New" w:hAnsi="Courier New" w:cs="Times New Roman"/>
+          <w:b w:val="false"/>
+          <w:bCs w:val="false"/>
+          <w:i w:val="false"/>
           <w:i w:val="false"/>
           <w:strike w:val="false"/>
           <w:dstrike w:val="false"/>
@@ -6748,6 +8097,7 @@
           <w:b w:val="false"/>
           <w:bCs w:val="false"/>
           <w:i w:val="false"/>
+          <w:i w:val="false"/>
           <w:strike w:val="false"/>
           <w:dstrike w:val="false"/>
           <w:color w:val="000000"/>
@@ -6787,6 +8137,7 @@
           <w:b w:val="false"/>
           <w:bCs w:val="false"/>
           <w:i w:val="false"/>
+          <w:i w:val="false"/>
           <w:strike w:val="false"/>
           <w:dstrike w:val="false"/>
           <w:color w:val="000000"/>
@@ -6825,6 +8176,7 @@
           <w:b w:val="false"/>
           <w:bCs w:val="false"/>
           <w:i w:val="false"/>
+          <w:i w:val="false"/>
           <w:strike w:val="false"/>
           <w:dstrike w:val="false"/>
           <w:color w:val="000000"/>
@@ -6863,6 +8215,7 @@
           <w:b w:val="false"/>
           <w:bCs w:val="false"/>
           <w:i w:val="false"/>
+          <w:i w:val="false"/>
           <w:strike w:val="false"/>
           <w:dstrike w:val="false"/>
           <w:color w:val="000000"/>
@@ -6900,41 +8253,43 @@
           <w:b w:val="false"/>
           <w:bCs w:val="false"/>
           <w:i w:val="false"/>
-          <w:strike w:val="false"/>
-          <w:dstrike w:val="false"/>
-          <w:color w:val="000000"/>
-          <w:sz w:val="20"/>
-          <w:szCs w:val="20"/>
-          <w:u w:val="none"/>
-          <w:shd w:fill="auto" w:val="clear"/>
-          <w:lang w:val="en-US"/>
-        </w:rPr>
-      </w:pPr>
-      <w:r>
-        <w:rPr>
-          <w:rFonts w:cs="Times New Roman" w:ascii="Courier New" w:hAnsi="Courier New"/>
-          <w:b w:val="false"/>
-          <w:bCs w:val="false"/>
-          <w:i w:val="false"/>
-          <w:strike w:val="false"/>
-          <w:dstrike w:val="false"/>
-          <w:color w:val="000000"/>
-          <w:sz w:val="20"/>
-          <w:szCs w:val="20"/>
-          <w:u w:val="none"/>
-          <w:shd w:fill="auto" w:val="clear"/>
-          <w:lang w:val="en-US"/>
-        </w:rPr>
-      </w:r>
-    </w:p>
-    <w:p>
-      <w:pPr>
-        <w:pStyle w:val="Normal"/>
-        <w:jc w:val="left"/>
-        <w:rPr>
-          <w:rFonts w:ascii="Courier New" w:hAnsi="Courier New" w:cs="Times New Roman"/>
-          <w:b w:val="false"/>
-          <w:bCs w:val="false"/>
+          <w:i w:val="false"/>
+          <w:strike w:val="false"/>
+          <w:dstrike w:val="false"/>
+          <w:color w:val="000000"/>
+          <w:sz w:val="20"/>
+          <w:szCs w:val="20"/>
+          <w:u w:val="none"/>
+          <w:shd w:fill="auto" w:val="clear"/>
+          <w:lang w:val="en-US"/>
+        </w:rPr>
+      </w:pPr>
+      <w:r>
+        <w:rPr>
+          <w:rFonts w:cs="Times New Roman" w:ascii="Courier New" w:hAnsi="Courier New"/>
+          <w:b w:val="false"/>
+          <w:bCs w:val="false"/>
+          <w:i w:val="false"/>
+          <w:strike w:val="false"/>
+          <w:dstrike w:val="false"/>
+          <w:color w:val="000000"/>
+          <w:sz w:val="20"/>
+          <w:szCs w:val="20"/>
+          <w:u w:val="none"/>
+          <w:shd w:fill="auto" w:val="clear"/>
+          <w:lang w:val="en-US"/>
+        </w:rPr>
+      </w:r>
+    </w:p>
+    <w:p>
+      <w:pPr>
+        <w:pStyle w:val="Normal"/>
+        <w:jc w:val="left"/>
+        <w:rPr>
+          <w:rFonts w:ascii="Courier New" w:hAnsi="Courier New" w:cs="Times New Roman"/>
+          <w:b w:val="false"/>
+          <w:bCs w:val="false"/>
+          <w:i w:val="false"/>
           <w:i w:val="false"/>
           <w:strike w:val="false"/>
           <w:dstrike w:val="false"/>
@@ -6973,6 +8328,7 @@
           <w:b w:val="false"/>
           <w:bCs w:val="false"/>
           <w:i w:val="false"/>
+          <w:i w:val="false"/>
           <w:strike w:val="false"/>
           <w:dstrike w:val="false"/>
           <w:color w:val="000000"/>
@@ -7010,6 +8366,7 @@
           <w:b w:val="false"/>
           <w:bCs w:val="false"/>
           <w:i w:val="false"/>
+          <w:i w:val="false"/>
           <w:strike w:val="false"/>
           <w:dstrike w:val="false"/>
           <w:color w:val="000000"/>
@@ -7048,6 +8405,7 @@
           <w:b w:val="false"/>
           <w:bCs w:val="false"/>
           <w:i w:val="false"/>
+          <w:i w:val="false"/>
           <w:strike w:val="false"/>
           <w:dstrike w:val="false"/>
           <w:color w:val="000000"/>
@@ -7086,6 +8444,7 @@
           <w:b w:val="false"/>
           <w:bCs w:val="false"/>
           <w:i w:val="false"/>
+          <w:i w:val="false"/>
           <w:strike w:val="false"/>
           <w:dstrike w:val="false"/>
           <w:color w:val="000000"/>
@@ -7124,42 +8483,44 @@
           <w:b w:val="false"/>
           <w:bCs w:val="false"/>
           <w:i w:val="false"/>
-          <w:strike w:val="false"/>
-          <w:dstrike w:val="false"/>
-          <w:color w:val="000000"/>
-          <w:sz w:val="20"/>
-          <w:szCs w:val="20"/>
-          <w:u w:val="none"/>
-          <w:shd w:fill="auto" w:val="clear"/>
-          <w:lang w:val="en-US"/>
-        </w:rPr>
-      </w:pPr>
-      <w:r>
-        <w:rPr>
-          <w:rFonts w:cs="Times New Roman" w:ascii="Courier New" w:hAnsi="Courier New"/>
-          <w:b w:val="false"/>
-          <w:bCs w:val="false"/>
-          <w:i w:val="false"/>
-          <w:strike w:val="false"/>
-          <w:dstrike w:val="false"/>
-          <w:color w:val="000000"/>
-          <w:sz w:val="20"/>
-          <w:szCs w:val="20"/>
-          <w:u w:val="none"/>
-          <w:shd w:fill="auto" w:val="clear"/>
-          <w:lang w:val="en-US"/>
-        </w:rPr>
-        <w:tab/>
-      </w:r>
-    </w:p>
-    <w:p>
-      <w:pPr>
-        <w:pStyle w:val="Normal"/>
-        <w:jc w:val="left"/>
-        <w:rPr>
-          <w:rFonts w:ascii="Courier New" w:hAnsi="Courier New" w:cs="Times New Roman"/>
-          <w:b w:val="false"/>
-          <w:bCs w:val="false"/>
+          <w:i w:val="false"/>
+          <w:strike w:val="false"/>
+          <w:dstrike w:val="false"/>
+          <w:color w:val="000000"/>
+          <w:sz w:val="20"/>
+          <w:szCs w:val="20"/>
+          <w:u w:val="none"/>
+          <w:shd w:fill="auto" w:val="clear"/>
+          <w:lang w:val="en-US"/>
+        </w:rPr>
+      </w:pPr>
+      <w:r>
+        <w:rPr>
+          <w:rFonts w:cs="Times New Roman" w:ascii="Courier New" w:hAnsi="Courier New"/>
+          <w:b w:val="false"/>
+          <w:bCs w:val="false"/>
+          <w:i w:val="false"/>
+          <w:strike w:val="false"/>
+          <w:dstrike w:val="false"/>
+          <w:color w:val="000000"/>
+          <w:sz w:val="20"/>
+          <w:szCs w:val="20"/>
+          <w:u w:val="none"/>
+          <w:shd w:fill="auto" w:val="clear"/>
+          <w:lang w:val="en-US"/>
+        </w:rPr>
+        <w:tab/>
+      </w:r>
+    </w:p>
+    <w:p>
+      <w:pPr>
+        <w:pStyle w:val="Normal"/>
+        <w:jc w:val="left"/>
+        <w:rPr>
+          <w:rFonts w:ascii="Courier New" w:hAnsi="Courier New" w:cs="Times New Roman"/>
+          <w:b w:val="false"/>
+          <w:bCs w:val="false"/>
+          <w:i w:val="false"/>
           <w:i w:val="false"/>
           <w:strike w:val="false"/>
           <w:dstrike w:val="false"/>
@@ -7199,6 +8560,7 @@
           <w:b w:val="false"/>
           <w:bCs w:val="false"/>
           <w:i w:val="false"/>
+          <w:i w:val="false"/>
           <w:strike w:val="false"/>
           <w:dstrike w:val="false"/>
           <w:color w:val="000000"/>
@@ -7237,6 +8599,7 @@
           <w:b w:val="false"/>
           <w:bCs w:val="false"/>
           <w:i w:val="false"/>
+          <w:i w:val="false"/>
           <w:strike w:val="false"/>
           <w:dstrike w:val="false"/>
           <w:color w:val="000000"/>
@@ -7275,6 +8638,7 @@
           <w:b w:val="false"/>
           <w:bCs w:val="false"/>
           <w:i w:val="false"/>
+          <w:i w:val="false"/>
           <w:strike w:val="false"/>
           <w:dstrike w:val="false"/>
           <w:color w:val="000000"/>
@@ -7312,6 +8676,7 @@
           <w:b w:val="false"/>
           <w:bCs w:val="false"/>
           <w:i w:val="false"/>
+          <w:i w:val="false"/>
           <w:strike w:val="false"/>
           <w:dstrike w:val="false"/>
           <w:color w:val="000000"/>
@@ -7349,6 +8714,7 @@
           <w:b w:val="false"/>
           <w:bCs w:val="false"/>
           <w:i w:val="false"/>
+          <w:i w:val="false"/>
           <w:strike w:val="false"/>
           <w:dstrike w:val="false"/>
           <w:color w:val="000000"/>
@@ -7386,6 +8752,7 @@
           <w:b w:val="false"/>
           <w:bCs w:val="false"/>
           <w:i w:val="false"/>
+          <w:i w:val="false"/>
           <w:strike w:val="false"/>
           <w:dstrike w:val="false"/>
           <w:color w:val="000000"/>
@@ -7423,42 +8790,44 @@
           <w:b w:val="false"/>
           <w:bCs w:val="false"/>
           <w:i w:val="false"/>
-          <w:strike w:val="false"/>
-          <w:dstrike w:val="false"/>
-          <w:color w:val="000000"/>
-          <w:sz w:val="20"/>
-          <w:szCs w:val="20"/>
-          <w:u w:val="none"/>
-          <w:shd w:fill="auto" w:val="clear"/>
-          <w:lang w:val="en-US"/>
-        </w:rPr>
-      </w:pPr>
-      <w:r>
-        <w:rPr>
-          <w:rFonts w:cs="Times New Roman" w:ascii="Courier New" w:hAnsi="Courier New"/>
-          <w:b w:val="false"/>
-          <w:bCs w:val="false"/>
-          <w:i w:val="false"/>
-          <w:strike w:val="false"/>
-          <w:dstrike w:val="false"/>
-          <w:color w:val="000000"/>
-          <w:sz w:val="20"/>
-          <w:szCs w:val="20"/>
-          <w:u w:val="none"/>
-          <w:shd w:fill="auto" w:val="clear"/>
-          <w:lang w:val="en-US"/>
-        </w:rPr>
-        <w:tab/>
-      </w:r>
-    </w:p>
-    <w:p>
-      <w:pPr>
-        <w:pStyle w:val="Normal"/>
-        <w:jc w:val="left"/>
-        <w:rPr>
-          <w:rFonts w:ascii="Courier New" w:hAnsi="Courier New" w:cs="Times New Roman"/>
-          <w:b w:val="false"/>
-          <w:bCs w:val="false"/>
+          <w:i w:val="false"/>
+          <w:strike w:val="false"/>
+          <w:dstrike w:val="false"/>
+          <w:color w:val="000000"/>
+          <w:sz w:val="20"/>
+          <w:szCs w:val="20"/>
+          <w:u w:val="none"/>
+          <w:shd w:fill="auto" w:val="clear"/>
+          <w:lang w:val="en-US"/>
+        </w:rPr>
+      </w:pPr>
+      <w:r>
+        <w:rPr>
+          <w:rFonts w:cs="Times New Roman" w:ascii="Courier New" w:hAnsi="Courier New"/>
+          <w:b w:val="false"/>
+          <w:bCs w:val="false"/>
+          <w:i w:val="false"/>
+          <w:strike w:val="false"/>
+          <w:dstrike w:val="false"/>
+          <w:color w:val="000000"/>
+          <w:sz w:val="20"/>
+          <w:szCs w:val="20"/>
+          <w:u w:val="none"/>
+          <w:shd w:fill="auto" w:val="clear"/>
+          <w:lang w:val="en-US"/>
+        </w:rPr>
+        <w:tab/>
+      </w:r>
+    </w:p>
+    <w:p>
+      <w:pPr>
+        <w:pStyle w:val="Normal"/>
+        <w:jc w:val="left"/>
+        <w:rPr>
+          <w:rFonts w:ascii="Courier New" w:hAnsi="Courier New" w:cs="Times New Roman"/>
+          <w:b w:val="false"/>
+          <w:bCs w:val="false"/>
+          <w:i w:val="false"/>
           <w:i w:val="false"/>
           <w:strike w:val="false"/>
           <w:dstrike w:val="false"/>
@@ -7497,6 +8866,7 @@
           <w:b w:val="false"/>
           <w:bCs w:val="false"/>
           <w:i w:val="false"/>
+          <w:i w:val="false"/>
           <w:strike w:val="false"/>
           <w:dstrike w:val="false"/>
           <w:color w:val="000000"/>
@@ -7535,6 +8905,7 @@
           <w:b w:val="false"/>
           <w:bCs w:val="false"/>
           <w:i w:val="false"/>
+          <w:i w:val="false"/>
           <w:strike w:val="false"/>
           <w:dstrike w:val="false"/>
           <w:color w:val="000000"/>
@@ -7573,6 +8944,7 @@
           <w:b w:val="false"/>
           <w:bCs w:val="false"/>
           <w:i w:val="false"/>
+          <w:i w:val="false"/>
           <w:strike w:val="false"/>
           <w:dstrike w:val="false"/>
           <w:color w:val="000000"/>
@@ -7612,6 +8984,7 @@
           <w:b w:val="false"/>
           <w:bCs w:val="false"/>
           <w:i w:val="false"/>
+          <w:i w:val="false"/>
           <w:strike w:val="false"/>
           <w:dstrike w:val="false"/>
           <w:color w:val="000000"/>
@@ -7651,6 +9024,7 @@
           <w:b w:val="false"/>
           <w:bCs w:val="false"/>
           <w:i w:val="false"/>
+          <w:i w:val="false"/>
           <w:strike w:val="false"/>
           <w:dstrike w:val="false"/>
           <w:color w:val="000000"/>
@@ -7691,6 +9065,7 @@
           <w:b w:val="false"/>
           <w:bCs w:val="false"/>
           <w:i w:val="false"/>
+          <w:i w:val="false"/>
           <w:strike w:val="false"/>
           <w:dstrike w:val="false"/>
           <w:color w:val="000000"/>
@@ -7731,6 +9106,7 @@
           <w:b w:val="false"/>
           <w:bCs w:val="false"/>
           <w:i w:val="false"/>
+          <w:i w:val="false"/>
           <w:strike w:val="false"/>
           <w:dstrike w:val="false"/>
           <w:color w:val="000000"/>
@@ -7770,6 +9146,7 @@
           <w:b w:val="false"/>
           <w:bCs w:val="false"/>
           <w:i w:val="false"/>
+          <w:i w:val="false"/>
           <w:strike w:val="false"/>
           <w:dstrike w:val="false"/>
           <w:color w:val="000000"/>
@@ -7809,6 +9186,7 @@
           <w:b w:val="false"/>
           <w:bCs w:val="false"/>
           <w:i w:val="false"/>
+          <w:i w:val="false"/>
           <w:strike w:val="false"/>
           <w:dstrike w:val="false"/>
           <w:color w:val="000000"/>
@@ -7847,6 +9225,7 @@
           <w:b w:val="false"/>
           <w:bCs w:val="false"/>
           <w:i w:val="false"/>
+          <w:i w:val="false"/>
           <w:strike w:val="false"/>
           <w:dstrike w:val="false"/>
           <w:color w:val="000000"/>
@@ -7884,41 +9263,43 @@
           <w:b w:val="false"/>
           <w:bCs w:val="false"/>
           <w:i w:val="false"/>
-          <w:strike w:val="false"/>
-          <w:dstrike w:val="false"/>
-          <w:color w:val="000000"/>
-          <w:sz w:val="20"/>
-          <w:szCs w:val="20"/>
-          <w:u w:val="none"/>
-          <w:shd w:fill="auto" w:val="clear"/>
-          <w:lang w:val="en-US"/>
-        </w:rPr>
-      </w:pPr>
-      <w:r>
-        <w:rPr>
-          <w:rFonts w:cs="Times New Roman" w:ascii="Courier New" w:hAnsi="Courier New"/>
-          <w:b w:val="false"/>
-          <w:bCs w:val="false"/>
-          <w:i w:val="false"/>
-          <w:strike w:val="false"/>
-          <w:dstrike w:val="false"/>
-          <w:color w:val="000000"/>
-          <w:sz w:val="20"/>
-          <w:szCs w:val="20"/>
-          <w:u w:val="none"/>
-          <w:shd w:fill="auto" w:val="clear"/>
-          <w:lang w:val="en-US"/>
-        </w:rPr>
-      </w:r>
-    </w:p>
-    <w:p>
-      <w:pPr>
-        <w:pStyle w:val="Normal"/>
-        <w:jc w:val="left"/>
-        <w:rPr>
-          <w:rFonts w:ascii="Courier New" w:hAnsi="Courier New" w:cs="Times New Roman"/>
-          <w:b w:val="false"/>
-          <w:bCs w:val="false"/>
+          <w:i w:val="false"/>
+          <w:strike w:val="false"/>
+          <w:dstrike w:val="false"/>
+          <w:color w:val="000000"/>
+          <w:sz w:val="20"/>
+          <w:szCs w:val="20"/>
+          <w:u w:val="none"/>
+          <w:shd w:fill="auto" w:val="clear"/>
+          <w:lang w:val="en-US"/>
+        </w:rPr>
+      </w:pPr>
+      <w:r>
+        <w:rPr>
+          <w:rFonts w:cs="Times New Roman" w:ascii="Courier New" w:hAnsi="Courier New"/>
+          <w:b w:val="false"/>
+          <w:bCs w:val="false"/>
+          <w:i w:val="false"/>
+          <w:strike w:val="false"/>
+          <w:dstrike w:val="false"/>
+          <w:color w:val="000000"/>
+          <w:sz w:val="20"/>
+          <w:szCs w:val="20"/>
+          <w:u w:val="none"/>
+          <w:shd w:fill="auto" w:val="clear"/>
+          <w:lang w:val="en-US"/>
+        </w:rPr>
+      </w:r>
+    </w:p>
+    <w:p>
+      <w:pPr>
+        <w:pStyle w:val="Normal"/>
+        <w:jc w:val="left"/>
+        <w:rPr>
+          <w:rFonts w:ascii="Courier New" w:hAnsi="Courier New" w:cs="Times New Roman"/>
+          <w:b w:val="false"/>
+          <w:bCs w:val="false"/>
+          <w:i w:val="false"/>
           <w:i w:val="false"/>
           <w:strike w:val="false"/>
           <w:dstrike w:val="false"/>
@@ -7957,6 +9338,7 @@
           <w:b w:val="false"/>
           <w:bCs w:val="false"/>
           <w:i w:val="false"/>
+          <w:i w:val="false"/>
           <w:strike w:val="false"/>
           <w:dstrike w:val="false"/>
           <w:color w:val="000000"/>
@@ -7994,41 +9376,30 @@
           <w:b w:val="false"/>
           <w:bCs w:val="false"/>
           <w:i w:val="false"/>
-          <w:strike w:val="false"/>
-          <w:dstrike w:val="false"/>
-          <w:color w:val="000000"/>
-          <w:sz w:val="20"/>
-          <w:szCs w:val="20"/>
-          <w:u w:val="none"/>
-          <w:shd w:fill="auto" w:val="clear"/>
-          <w:lang w:val="en-US"/>
-        </w:rPr>
-      </w:pPr>
-      <w:r>
-        <w:rPr>
-          <w:rFonts w:cs="Times New Roman" w:ascii="Courier New" w:hAnsi="Courier New"/>
-          <w:b w:val="false"/>
-          <w:bCs w:val="false"/>
-          <w:i w:val="false"/>
-          <w:strike w:val="false"/>
-          <w:dstrike w:val="false"/>
-          <w:color w:val="000000"/>
-          <w:sz w:val="20"/>
-          <w:szCs w:val="20"/>
-          <w:u w:val="none"/>
-          <w:shd w:fill="auto" w:val="clear"/>
-          <w:lang w:val="en-US"/>
-        </w:rPr>
-      </w:r>
-    </w:p>
-    <w:p>
-      <w:pPr>
-        <w:pStyle w:val="Normal"/>
-        <w:jc w:val="left"/>
-        <w:rPr>
-          <w:rFonts w:ascii="Courier New" w:hAnsi="Courier New" w:cs="Times New Roman"/>
-          <w:b w:val="false"/>
-          <w:bCs w:val="false"/>
+          <w:i w:val="false"/>
+          <w:strike w:val="false"/>
+          <w:dstrike w:val="false"/>
+          <w:color w:val="000000"/>
+          <w:sz w:val="20"/>
+          <w:szCs w:val="20"/>
+          <w:u w:val="none"/>
+          <w:shd w:fill="auto" w:val="clear"/>
+          <w:lang w:val="en-US"/>
+        </w:rPr>
+      </w:pPr>
+      <w:r>
+        <w:rPr/>
+      </w:r>
+    </w:p>
+    <w:p>
+      <w:pPr>
+        <w:pStyle w:val="Normal"/>
+        <w:jc w:val="left"/>
+        <w:rPr>
+          <w:rFonts w:ascii="Courier New" w:hAnsi="Courier New" w:cs="Times New Roman"/>
+          <w:b w:val="false"/>
+          <w:bCs w:val="false"/>
+          <w:i w:val="false"/>
           <w:i w:val="false"/>
           <w:strike w:val="false"/>
           <w:dstrike w:val="false"/>
@@ -8067,91 +9438,127 @@
           <w:b w:val="false"/>
           <w:bCs w:val="false"/>
           <w:i w:val="false"/>
-          <w:strike w:val="false"/>
-          <w:dstrike w:val="false"/>
-          <w:color w:val="000000"/>
-          <w:sz w:val="20"/>
-          <w:szCs w:val="20"/>
-          <w:u w:val="none"/>
-          <w:shd w:fill="auto" w:val="clear"/>
-          <w:lang w:val="en-US"/>
-        </w:rPr>
-      </w:pPr>
-      <w:r>
-        <w:rPr>
-          <w:rFonts w:cs="Times New Roman" w:ascii="Courier New" w:hAnsi="Courier New"/>
-          <w:b w:val="false"/>
-          <w:bCs w:val="false"/>
-          <w:i w:val="false"/>
-          <w:strike w:val="false"/>
-          <w:dstrike w:val="false"/>
-          <w:color w:val="000000"/>
-          <w:sz w:val="20"/>
-          <w:szCs w:val="20"/>
-          <w:u w:val="none"/>
-          <w:shd w:fill="auto" w:val="clear"/>
-          <w:lang w:val="en-US"/>
-        </w:rPr>
-        <w:t xml:space="preserve">ltl safety { (done -&gt; (C[0] == 43 &amp;&amp; C[1] == 109 &amp;&amp; C[2] == 45 &amp;&amp; </w:t>
-      </w:r>
-    </w:p>
-    <w:p>
-      <w:pPr>
-        <w:pStyle w:val="Normal"/>
-        <w:jc w:val="left"/>
-        <w:rPr>
-          <w:rFonts w:ascii="Courier New" w:hAnsi="Courier New" w:cs="Times New Roman"/>
-          <w:b w:val="false"/>
-          <w:bCs w:val="false"/>
-          <w:i w:val="false"/>
-          <w:strike w:val="false"/>
-          <w:dstrike w:val="false"/>
-          <w:color w:val="000000"/>
-          <w:sz w:val="20"/>
-          <w:szCs w:val="20"/>
-          <w:u w:val="none"/>
-          <w:shd w:fill="auto" w:val="clear"/>
-          <w:lang w:val="en-US"/>
-        </w:rPr>
-      </w:pPr>
-      <w:r>
-        <w:rPr>
-          <w:rFonts w:cs="Times New Roman" w:ascii="Courier New" w:hAnsi="Courier New"/>
-          <w:b w:val="false"/>
-          <w:bCs w:val="false"/>
-          <w:i w:val="false"/>
-          <w:strike w:val="false"/>
-          <w:dstrike w:val="false"/>
-          <w:color w:val="000000"/>
-          <w:sz w:val="20"/>
-          <w:szCs w:val="20"/>
-          <w:u w:val="none"/>
-          <w:shd w:fill="auto" w:val="clear"/>
-          <w:lang w:val="en-US"/>
-        </w:rPr>
-        <w:tab/>
-        <w:t xml:space="preserve">C[3] == 31 &amp;&amp; C[4] == 16 &amp;&amp; C[5] == 11 &amp;&amp; </w:t>
-      </w:r>
-    </w:p>
-    <w:p>
-      <w:pPr>
-        <w:pStyle w:val="Normal"/>
-        <w:jc w:val="left"/>
-        <w:rPr>
-          <w:rFonts w:ascii="Courier New" w:hAnsi="Courier New" w:cs="Times New Roman"/>
-          <w:b w:val="false"/>
-          <w:bCs w:val="false"/>
-          <w:i w:val="false"/>
-          <w:strike w:val="false"/>
-          <w:dstrike w:val="false"/>
-          <w:color w:val="000000"/>
-          <w:sz w:val="20"/>
-          <w:szCs w:val="20"/>
-          <w:u w:val="none"/>
-          <w:shd w:fill="auto" w:val="clear"/>
-          <w:lang w:val="en-US"/>
-        </w:rPr>
-      </w:pPr>
+          <w:i w:val="false"/>
+          <w:strike w:val="false"/>
+          <w:dstrike w:val="false"/>
+          <w:color w:val="000000"/>
+          <w:sz w:val="20"/>
+          <w:szCs w:val="20"/>
+          <w:u w:val="none"/>
+          <w:shd w:fill="auto" w:val="clear"/>
+          <w:lang w:val="en-US"/>
+        </w:rPr>
+      </w:pPr>
+      <w:r>
+        <w:rPr>
+          <w:rFonts w:cs="Times New Roman" w:ascii="Courier New" w:hAnsi="Courier New"/>
+          <w:b w:val="false"/>
+          <w:bCs w:val="false"/>
+          <w:i w:val="false"/>
+          <w:strike w:val="false"/>
+          <w:dstrike w:val="false"/>
+          <w:color w:val="000000"/>
+          <w:sz w:val="20"/>
+          <w:szCs w:val="20"/>
+          <w:u w:val="none"/>
+          <w:shd w:fill="auto" w:val="clear"/>
+          <w:lang w:val="en-US"/>
+        </w:rPr>
+        <w:t>ltl safety { [] (done -&gt; (C[0] == 43 &amp;&amp; C[1] == 109 &amp;&amp; C[2] == 45 &amp;&amp;</w:t>
+      </w:r>
+    </w:p>
+    <w:p>
+      <w:pPr>
+        <w:pStyle w:val="Normal"/>
+        <w:jc w:val="left"/>
+        <w:rPr>
+          <w:rFonts w:ascii="Courier New" w:hAnsi="Courier New" w:cs="Times New Roman"/>
+          <w:b w:val="false"/>
+          <w:bCs w:val="false"/>
+          <w:i w:val="false"/>
+          <w:i w:val="false"/>
+          <w:strike w:val="false"/>
+          <w:dstrike w:val="false"/>
+          <w:color w:val="000000"/>
+          <w:sz w:val="20"/>
+          <w:szCs w:val="20"/>
+          <w:u w:val="none"/>
+          <w:shd w:fill="auto" w:val="clear"/>
+          <w:lang w:val="en-US"/>
+        </w:rPr>
+      </w:pPr>
+      <w:r>
+        <w:rPr>
+          <w:rFonts w:cs="Times New Roman" w:ascii="Courier New" w:hAnsi="Courier New"/>
+          <w:b w:val="false"/>
+          <w:bCs w:val="false"/>
+          <w:i w:val="false"/>
+          <w:strike w:val="false"/>
+          <w:dstrike w:val="false"/>
+          <w:color w:val="000000"/>
+          <w:sz w:val="20"/>
+          <w:szCs w:val="20"/>
+          <w:u w:val="none"/>
+          <w:shd w:fill="auto" w:val="clear"/>
+          <w:lang w:val="en-US"/>
+        </w:rPr>
+        <w:t xml:space="preserve">    </w:t>
+      </w:r>
+      <w:r>
+        <w:rPr>
+          <w:rFonts w:cs="Times New Roman" w:ascii="Courier New" w:hAnsi="Courier New"/>
+          <w:b w:val="false"/>
+          <w:bCs w:val="false"/>
+          <w:i w:val="false"/>
+          <w:strike w:val="false"/>
+          <w:dstrike w:val="false"/>
+          <w:color w:val="000000"/>
+          <w:sz w:val="20"/>
+          <w:szCs w:val="20"/>
+          <w:u w:val="none"/>
+          <w:shd w:fill="auto" w:val="clear"/>
+          <w:lang w:val="en-US"/>
+        </w:rPr>
+        <w:t>C[3] == 31 &amp;&amp; C[4] == 16 &amp;&amp; C[5] == 11 &amp;&amp;</w:t>
+      </w:r>
+    </w:p>
+    <w:p>
+      <w:pPr>
+        <w:pStyle w:val="Normal"/>
+        <w:jc w:val="left"/>
+        <w:rPr>
+          <w:rFonts w:ascii="Courier New" w:hAnsi="Courier New" w:cs="Times New Roman"/>
+          <w:b w:val="false"/>
+          <w:bCs w:val="false"/>
+          <w:i w:val="false"/>
+          <w:i w:val="false"/>
+          <w:strike w:val="false"/>
+          <w:dstrike w:val="false"/>
+          <w:color w:val="000000"/>
+          <w:sz w:val="20"/>
+          <w:szCs w:val="20"/>
+          <w:u w:val="none"/>
+          <w:shd w:fill="auto" w:val="clear"/>
+          <w:lang w:val="en-US"/>
+        </w:rPr>
+      </w:pPr>
+      <w:r>
+        <w:rPr>
+          <w:rFonts w:cs="Times New Roman" w:ascii="Courier New" w:hAnsi="Courier New"/>
+          <w:b w:val="false"/>
+          <w:bCs w:val="false"/>
+          <w:i w:val="false"/>
+          <w:strike w:val="false"/>
+          <w:dstrike w:val="false"/>
+          <w:color w:val="000000"/>
+          <w:sz w:val="20"/>
+          <w:szCs w:val="20"/>
+          <w:u w:val="none"/>
+          <w:shd w:fill="auto" w:val="clear"/>
+          <w:lang w:val="en-US"/>
+        </w:rPr>
+        <w:t xml:space="preserve">    </w:t>
+      </w:r>
       <w:r>
         <w:rPr>
           <w:rFonts w:cs="Times New Roman" w:ascii="Courier New" w:hAnsi="Courier New"/>
@@ -8191,7 +9598,7 @@
 </file>
 
 <file path=word/footer1.xml><?xml version="1.0" encoding="utf-8"?>
-<w:ftr xmlns:o="urn:schemas-microsoft-com:office:office" xmlns:r="http://schemas.openxmlformats.org/officeDocument/2006/relationships" xmlns:v="urn:schemas-microsoft-com:vml" xmlns:w="http://schemas.openxmlformats.org/wordprocessingml/2006/main" xmlns:w10="urn:schemas-microsoft-com:office:word" xmlns:wp="http://schemas.openxmlformats.org/drawingml/2006/wordprocessingDrawing" xmlns:pic="http://schemas.openxmlformats.org/drawingml/2006/picture" xmlns:wps="http://schemas.microsoft.com/office/word/2010/wordprocessingShape" xmlns:wpg="http://schemas.microsoft.com/office/word/2010/wordprocessingGroup" xmlns:mc="http://schemas.openxmlformats.org/markup-compatibility/2006" xmlns:wp14="http://schemas.microsoft.com/office/word/2010/wordprocessingDrawing" xmlns:w14="http://schemas.microsoft.com/office/word/2010/wordml" xmlns:w15="http://schemas.microsoft.com/office/word/2012/wordml" mc:Ignorable="w14 wp14 w15">
+<w:ftr xmlns:o="urn:schemas-microsoft-com:office:office" xmlns:r="http://schemas.openxmlformats.org/officeDocument/2006/relationships" xmlns:v="urn:schemas-microsoft-com:vml" xmlns:w="http://schemas.openxmlformats.org/wordprocessingml/2006/main" xmlns:w10="urn:schemas-microsoft-com:office:word" xmlns:wp="http://schemas.openxmlformats.org/drawingml/2006/wordprocessingDrawing" xmlns:wps="http://schemas.microsoft.com/office/word/2010/wordprocessingShape" xmlns:wpg="http://schemas.microsoft.com/office/word/2010/wordprocessingGroup" xmlns:mc="http://schemas.openxmlformats.org/markup-compatibility/2006" xmlns:wp14="http://schemas.microsoft.com/office/word/2010/wordprocessingDrawing" xmlns:w14="http://schemas.microsoft.com/office/word/2010/wordml" xmlns:w15="http://schemas.microsoft.com/office/word/2012/wordml" mc:Ignorable="w14 wp14 w15">
   <w:p>
     <w:pPr>
       <w:pStyle w:val="Footer"/>
@@ -8205,7 +9612,7 @@
 </file>
 
 <file path=word/footer2.xml><?xml version="1.0" encoding="utf-8"?>
-<w:ftr xmlns:o="urn:schemas-microsoft-com:office:office" xmlns:r="http://schemas.openxmlformats.org/officeDocument/2006/relationships" xmlns:v="urn:schemas-microsoft-com:vml" xmlns:w="http://schemas.openxmlformats.org/wordprocessingml/2006/main" xmlns:w10="urn:schemas-microsoft-com:office:word" xmlns:wp="http://schemas.openxmlformats.org/drawingml/2006/wordprocessingDrawing" xmlns:pic="http://schemas.openxmlformats.org/drawingml/2006/picture" xmlns:wps="http://schemas.microsoft.com/office/word/2010/wordprocessingShape" xmlns:wpg="http://schemas.microsoft.com/office/word/2010/wordprocessingGroup" xmlns:mc="http://schemas.openxmlformats.org/markup-compatibility/2006" xmlns:wp14="http://schemas.microsoft.com/office/word/2010/wordprocessingDrawing" xmlns:w14="http://schemas.microsoft.com/office/word/2010/wordml" xmlns:w15="http://schemas.microsoft.com/office/word/2012/wordml" mc:Ignorable="w14 wp14 w15">
+<w:ftr xmlns:o="urn:schemas-microsoft-com:office:office" xmlns:r="http://schemas.openxmlformats.org/officeDocument/2006/relationships" xmlns:v="urn:schemas-microsoft-com:vml" xmlns:w="http://schemas.openxmlformats.org/wordprocessingml/2006/main" xmlns:w10="urn:schemas-microsoft-com:office:word" xmlns:wp="http://schemas.openxmlformats.org/drawingml/2006/wordprocessingDrawing" xmlns:wps="http://schemas.microsoft.com/office/word/2010/wordprocessingShape" xmlns:wpg="http://schemas.microsoft.com/office/word/2010/wordprocessingGroup" xmlns:mc="http://schemas.openxmlformats.org/markup-compatibility/2006" xmlns:wp14="http://schemas.microsoft.com/office/word/2010/wordprocessingDrawing" xmlns:w14="http://schemas.microsoft.com/office/word/2010/wordml" xmlns:w15="http://schemas.microsoft.com/office/word/2012/wordml" mc:Ignorable="w14 wp14 w15">
   <w:p>
     <w:pPr>
       <w:pStyle w:val="Footer"/>
@@ -8230,7 +9637,7 @@
     </w:r>
     <w:r>
       <w:rPr/>
-      <w:t>9</w:t>
+      <w:t>11</w:t>
     </w:r>
     <w:r>
       <w:rPr/>
@@ -8250,7 +9657,7 @@
 </file>
 
 <file path=word/footer3.xml><?xml version="1.0" encoding="utf-8"?>
-<w:ftr xmlns:o="urn:schemas-microsoft-com:office:office" xmlns:r="http://schemas.openxmlformats.org/officeDocument/2006/relationships" xmlns:v="urn:schemas-microsoft-com:vml" xmlns:w="http://schemas.openxmlformats.org/wordprocessingml/2006/main" xmlns:w10="urn:schemas-microsoft-com:office:word" xmlns:wp="http://schemas.openxmlformats.org/drawingml/2006/wordprocessingDrawing" xmlns:pic="http://schemas.openxmlformats.org/drawingml/2006/picture" xmlns:wps="http://schemas.microsoft.com/office/word/2010/wordprocessingShape" xmlns:wpg="http://schemas.microsoft.com/office/word/2010/wordprocessingGroup" xmlns:mc="http://schemas.openxmlformats.org/markup-compatibility/2006" xmlns:wp14="http://schemas.microsoft.com/office/word/2010/wordprocessingDrawing" xmlns:w14="http://schemas.microsoft.com/office/word/2010/wordml" xmlns:w15="http://schemas.microsoft.com/office/word/2012/wordml" mc:Ignorable="w14 wp14 w15">
+<w:ftr xmlns:o="urn:schemas-microsoft-com:office:office" xmlns:r="http://schemas.openxmlformats.org/officeDocument/2006/relationships" xmlns:v="urn:schemas-microsoft-com:vml" xmlns:w="http://schemas.openxmlformats.org/wordprocessingml/2006/main" xmlns:w10="urn:schemas-microsoft-com:office:word" xmlns:wp="http://schemas.openxmlformats.org/drawingml/2006/wordprocessingDrawing" xmlns:wps="http://schemas.microsoft.com/office/word/2010/wordprocessingShape" xmlns:wpg="http://schemas.microsoft.com/office/word/2010/wordprocessingGroup" xmlns:mc="http://schemas.openxmlformats.org/markup-compatibility/2006" xmlns:wp14="http://schemas.microsoft.com/office/word/2010/wordprocessingDrawing" xmlns:w14="http://schemas.microsoft.com/office/word/2010/wordml" xmlns:w15="http://schemas.microsoft.com/office/word/2012/wordml" mc:Ignorable="w14 wp14 w15">
   <w:p>
     <w:pPr>
       <w:pStyle w:val="Footer"/>
@@ -8264,7 +9671,7 @@
 </file>
 
 <file path=word/header1.xml><?xml version="1.0" encoding="utf-8"?>
-<w:hdr xmlns:o="urn:schemas-microsoft-com:office:office" xmlns:r="http://schemas.openxmlformats.org/officeDocument/2006/relationships" xmlns:v="urn:schemas-microsoft-com:vml" xmlns:w="http://schemas.openxmlformats.org/wordprocessingml/2006/main" xmlns:w10="urn:schemas-microsoft-com:office:word" xmlns:wp="http://schemas.openxmlformats.org/drawingml/2006/wordprocessingDrawing" xmlns:pic="http://schemas.openxmlformats.org/drawingml/2006/picture" xmlns:wps="http://schemas.microsoft.com/office/word/2010/wordprocessingShape" xmlns:wpg="http://schemas.microsoft.com/office/word/2010/wordprocessingGroup" xmlns:mc="http://schemas.openxmlformats.org/markup-compatibility/2006" xmlns:wp14="http://schemas.microsoft.com/office/word/2010/wordprocessingDrawing" xmlns:w14="http://schemas.microsoft.com/office/word/2010/wordml" xmlns:w15="http://schemas.microsoft.com/office/word/2012/wordml" mc:Ignorable="w14 wp14 w15">
+<w:hdr xmlns:o="urn:schemas-microsoft-com:office:office" xmlns:r="http://schemas.openxmlformats.org/officeDocument/2006/relationships" xmlns:v="urn:schemas-microsoft-com:vml" xmlns:w="http://schemas.openxmlformats.org/wordprocessingml/2006/main" xmlns:w10="urn:schemas-microsoft-com:office:word" xmlns:wp="http://schemas.openxmlformats.org/drawingml/2006/wordprocessingDrawing" xmlns:wps="http://schemas.microsoft.com/office/word/2010/wordprocessingShape" xmlns:wpg="http://schemas.microsoft.com/office/word/2010/wordprocessingGroup" xmlns:mc="http://schemas.openxmlformats.org/markup-compatibility/2006" xmlns:wp14="http://schemas.microsoft.com/office/word/2010/wordprocessingDrawing" xmlns:w14="http://schemas.microsoft.com/office/word/2010/wordml" xmlns:w15="http://schemas.microsoft.com/office/word/2012/wordml" mc:Ignorable="w14 wp14 w15">
   <w:p>
     <w:pPr>
       <w:pStyle w:val="Header"/>
@@ -8278,7 +9685,7 @@
 </file>
 
 <file path=word/header2.xml><?xml version="1.0" encoding="utf-8"?>
-<w:hdr xmlns:o="urn:schemas-microsoft-com:office:office" xmlns:r="http://schemas.openxmlformats.org/officeDocument/2006/relationships" xmlns:v="urn:schemas-microsoft-com:vml" xmlns:w="http://schemas.openxmlformats.org/wordprocessingml/2006/main" xmlns:w10="urn:schemas-microsoft-com:office:word" xmlns:wp="http://schemas.openxmlformats.org/drawingml/2006/wordprocessingDrawing" xmlns:pic="http://schemas.openxmlformats.org/drawingml/2006/picture" xmlns:wps="http://schemas.microsoft.com/office/word/2010/wordprocessingShape" xmlns:wpg="http://schemas.microsoft.com/office/word/2010/wordprocessingGroup" xmlns:mc="http://schemas.openxmlformats.org/markup-compatibility/2006" xmlns:wp14="http://schemas.microsoft.com/office/word/2010/wordprocessingDrawing" xmlns:w14="http://schemas.microsoft.com/office/word/2010/wordml" xmlns:w15="http://schemas.microsoft.com/office/word/2012/wordml" mc:Ignorable="w14 wp14 w15">
+<w:hdr xmlns:o="urn:schemas-microsoft-com:office:office" xmlns:r="http://schemas.openxmlformats.org/officeDocument/2006/relationships" xmlns:v="urn:schemas-microsoft-com:vml" xmlns:w="http://schemas.openxmlformats.org/wordprocessingml/2006/main" xmlns:w10="urn:schemas-microsoft-com:office:word" xmlns:wp="http://schemas.openxmlformats.org/drawingml/2006/wordprocessingDrawing" xmlns:wps="http://schemas.microsoft.com/office/word/2010/wordprocessingShape" xmlns:wpg="http://schemas.microsoft.com/office/word/2010/wordprocessingGroup" xmlns:mc="http://schemas.openxmlformats.org/markup-compatibility/2006" xmlns:wp14="http://schemas.microsoft.com/office/word/2010/wordprocessingDrawing" xmlns:w14="http://schemas.microsoft.com/office/word/2010/wordml" xmlns:w15="http://schemas.microsoft.com/office/word/2012/wordml" mc:Ignorable="w14 wp14 w15">
   <w:p>
     <w:pPr>
       <w:pStyle w:val="Header"/>
@@ -8295,7 +9702,7 @@
 </file>
 
 <file path=word/header3.xml><?xml version="1.0" encoding="utf-8"?>
-<w:hdr xmlns:o="urn:schemas-microsoft-com:office:office" xmlns:r="http://schemas.openxmlformats.org/officeDocument/2006/relationships" xmlns:v="urn:schemas-microsoft-com:vml" xmlns:w="http://schemas.openxmlformats.org/wordprocessingml/2006/main" xmlns:w10="urn:schemas-microsoft-com:office:word" xmlns:wp="http://schemas.openxmlformats.org/drawingml/2006/wordprocessingDrawing" xmlns:pic="http://schemas.openxmlformats.org/drawingml/2006/picture" xmlns:wps="http://schemas.microsoft.com/office/word/2010/wordprocessingShape" xmlns:wpg="http://schemas.microsoft.com/office/word/2010/wordprocessingGroup" xmlns:mc="http://schemas.openxmlformats.org/markup-compatibility/2006" xmlns:wp14="http://schemas.microsoft.com/office/word/2010/wordprocessingDrawing" xmlns:w14="http://schemas.microsoft.com/office/word/2010/wordml" xmlns:w15="http://schemas.microsoft.com/office/word/2012/wordml" mc:Ignorable="w14 wp14 w15">
+<w:hdr xmlns:o="urn:schemas-microsoft-com:office:office" xmlns:r="http://schemas.openxmlformats.org/officeDocument/2006/relationships" xmlns:v="urn:schemas-microsoft-com:vml" xmlns:w="http://schemas.openxmlformats.org/wordprocessingml/2006/main" xmlns:w10="urn:schemas-microsoft-com:office:word" xmlns:wp="http://schemas.openxmlformats.org/drawingml/2006/wordprocessingDrawing" xmlns:wps="http://schemas.microsoft.com/office/word/2010/wordprocessingShape" xmlns:wpg="http://schemas.microsoft.com/office/word/2010/wordprocessingGroup" xmlns:mc="http://schemas.openxmlformats.org/markup-compatibility/2006" xmlns:wp14="http://schemas.microsoft.com/office/word/2010/wordprocessingDrawing" xmlns:w14="http://schemas.microsoft.com/office/word/2010/wordml" xmlns:w15="http://schemas.microsoft.com/office/word/2012/wordml" mc:Ignorable="w14 wp14 w15">
   <w:p>
     <w:pPr>
       <w:pStyle w:val="Header"/>
@@ -8452,14 +9859,15 @@
       </w:pPr>
       <w:rPr>
         <w:rFonts w:ascii="Symbol" w:hAnsi="Symbol" w:cs="Symbol" w:hint="default"/>
-        <w:b w:val="false"/>
-        <w:i w:val="false"/>
-        <w:spacing w:val="0"/>
-        <w:w w:val="100"/>
+        <w:vertAlign w:val="baseline"/>
         <w:position w:val="0"/>
         <w:sz w:val="24"/>
+        <w:sz w:val="24"/>
+        <w:spacing w:val="0"/>
+        <w:i w:val="false"/>
+        <w:b w:val="false"/>
         <w:szCs w:val="24"/>
-        <w:vertAlign w:val="baseline"/>
+        <w:w w:val="100"/>
       </w:rPr>
     </w:lvl>
     <w:lvl w:ilvl="1">
@@ -8963,6 +10371,280 @@
     </w:lvl>
   </w:abstractNum>
   <w:abstractNum w:abstractNumId="6">
+    <w:lvl w:ilvl="0">
+      <w:start w:val="1"/>
+      <w:numFmt w:val="bullet"/>
+      <w:lvlText w:val=""/>
+      <w:lvlJc w:val="left"/>
+      <w:pPr>
+        <w:tabs>
+          <w:tab w:val="num" w:pos="720"/>
+        </w:tabs>
+        <w:ind w:left="720" w:hanging="360"/>
+      </w:pPr>
+      <w:rPr>
+        <w:rFonts w:ascii="Symbol" w:hAnsi="Symbol" w:cs="Symbol" w:hint="default"/>
+      </w:rPr>
+    </w:lvl>
+    <w:lvl w:ilvl="1">
+      <w:start w:val="1"/>
+      <w:numFmt w:val="bullet"/>
+      <w:lvlText w:val="◦"/>
+      <w:lvlJc w:val="left"/>
+      <w:pPr>
+        <w:tabs>
+          <w:tab w:val="num" w:pos="1080"/>
+        </w:tabs>
+        <w:ind w:left="1080" w:hanging="360"/>
+      </w:pPr>
+      <w:rPr>
+        <w:rFonts w:ascii="OpenSymbol" w:hAnsi="OpenSymbol" w:cs="OpenSymbol" w:hint="default"/>
+      </w:rPr>
+    </w:lvl>
+    <w:lvl w:ilvl="2">
+      <w:start w:val="1"/>
+      <w:numFmt w:val="bullet"/>
+      <w:lvlText w:val="▪"/>
+      <w:lvlJc w:val="left"/>
+      <w:pPr>
+        <w:tabs>
+          <w:tab w:val="num" w:pos="1440"/>
+        </w:tabs>
+        <w:ind w:left="1440" w:hanging="360"/>
+      </w:pPr>
+      <w:rPr>
+        <w:rFonts w:ascii="OpenSymbol" w:hAnsi="OpenSymbol" w:cs="OpenSymbol" w:hint="default"/>
+      </w:rPr>
+    </w:lvl>
+    <w:lvl w:ilvl="3">
+      <w:start w:val="1"/>
+      <w:numFmt w:val="bullet"/>
+      <w:lvlText w:val=""/>
+      <w:lvlJc w:val="left"/>
+      <w:pPr>
+        <w:tabs>
+          <w:tab w:val="num" w:pos="1800"/>
+        </w:tabs>
+        <w:ind w:left="1800" w:hanging="360"/>
+      </w:pPr>
+      <w:rPr>
+        <w:rFonts w:ascii="Symbol" w:hAnsi="Symbol" w:cs="Symbol" w:hint="default"/>
+      </w:rPr>
+    </w:lvl>
+    <w:lvl w:ilvl="4">
+      <w:start w:val="1"/>
+      <w:numFmt w:val="bullet"/>
+      <w:lvlText w:val="◦"/>
+      <w:lvlJc w:val="left"/>
+      <w:pPr>
+        <w:tabs>
+          <w:tab w:val="num" w:pos="2160"/>
+        </w:tabs>
+        <w:ind w:left="2160" w:hanging="360"/>
+      </w:pPr>
+      <w:rPr>
+        <w:rFonts w:ascii="OpenSymbol" w:hAnsi="OpenSymbol" w:cs="OpenSymbol" w:hint="default"/>
+      </w:rPr>
+    </w:lvl>
+    <w:lvl w:ilvl="5">
+      <w:start w:val="1"/>
+      <w:numFmt w:val="bullet"/>
+      <w:lvlText w:val="▪"/>
+      <w:lvlJc w:val="left"/>
+      <w:pPr>
+        <w:tabs>
+          <w:tab w:val="num" w:pos="2520"/>
+        </w:tabs>
+        <w:ind w:left="2520" w:hanging="360"/>
+      </w:pPr>
+      <w:rPr>
+        <w:rFonts w:ascii="OpenSymbol" w:hAnsi="OpenSymbol" w:cs="OpenSymbol" w:hint="default"/>
+      </w:rPr>
+    </w:lvl>
+    <w:lvl w:ilvl="6">
+      <w:start w:val="1"/>
+      <w:numFmt w:val="bullet"/>
+      <w:lvlText w:val=""/>
+      <w:lvlJc w:val="left"/>
+      <w:pPr>
+        <w:tabs>
+          <w:tab w:val="num" w:pos="2880"/>
+        </w:tabs>
+        <w:ind w:left="2880" w:hanging="360"/>
+      </w:pPr>
+      <w:rPr>
+        <w:rFonts w:ascii="Symbol" w:hAnsi="Symbol" w:cs="Symbol" w:hint="default"/>
+      </w:rPr>
+    </w:lvl>
+    <w:lvl w:ilvl="7">
+      <w:start w:val="1"/>
+      <w:numFmt w:val="bullet"/>
+      <w:lvlText w:val="◦"/>
+      <w:lvlJc w:val="left"/>
+      <w:pPr>
+        <w:tabs>
+          <w:tab w:val="num" w:pos="3240"/>
+        </w:tabs>
+        <w:ind w:left="3240" w:hanging="360"/>
+      </w:pPr>
+      <w:rPr>
+        <w:rFonts w:ascii="OpenSymbol" w:hAnsi="OpenSymbol" w:cs="OpenSymbol" w:hint="default"/>
+      </w:rPr>
+    </w:lvl>
+    <w:lvl w:ilvl="8">
+      <w:start w:val="1"/>
+      <w:numFmt w:val="bullet"/>
+      <w:lvlText w:val="▪"/>
+      <w:lvlJc w:val="left"/>
+      <w:pPr>
+        <w:tabs>
+          <w:tab w:val="num" w:pos="3600"/>
+        </w:tabs>
+        <w:ind w:left="3600" w:hanging="360"/>
+      </w:pPr>
+      <w:rPr>
+        <w:rFonts w:ascii="OpenSymbol" w:hAnsi="OpenSymbol" w:cs="OpenSymbol" w:hint="default"/>
+      </w:rPr>
+    </w:lvl>
+  </w:abstractNum>
+  <w:abstractNum w:abstractNumId="7">
+    <w:lvl w:ilvl="0">
+      <w:start w:val="1"/>
+      <w:numFmt w:val="bullet"/>
+      <w:lvlText w:val=""/>
+      <w:lvlJc w:val="left"/>
+      <w:pPr>
+        <w:tabs>
+          <w:tab w:val="num" w:pos="720"/>
+        </w:tabs>
+        <w:ind w:left="720" w:hanging="360"/>
+      </w:pPr>
+      <w:rPr>
+        <w:rFonts w:ascii="Symbol" w:hAnsi="Symbol" w:cs="Symbol" w:hint="default"/>
+      </w:rPr>
+    </w:lvl>
+    <w:lvl w:ilvl="1">
+      <w:start w:val="1"/>
+      <w:numFmt w:val="bullet"/>
+      <w:lvlText w:val="◦"/>
+      <w:lvlJc w:val="left"/>
+      <w:pPr>
+        <w:tabs>
+          <w:tab w:val="num" w:pos="1080"/>
+        </w:tabs>
+        <w:ind w:left="1080" w:hanging="360"/>
+      </w:pPr>
+      <w:rPr>
+        <w:rFonts w:ascii="OpenSymbol" w:hAnsi="OpenSymbol" w:cs="OpenSymbol" w:hint="default"/>
+      </w:rPr>
+    </w:lvl>
+    <w:lvl w:ilvl="2">
+      <w:start w:val="1"/>
+      <w:numFmt w:val="bullet"/>
+      <w:lvlText w:val="▪"/>
+      <w:lvlJc w:val="left"/>
+      <w:pPr>
+        <w:tabs>
+          <w:tab w:val="num" w:pos="1440"/>
+        </w:tabs>
+        <w:ind w:left="1440" w:hanging="360"/>
+      </w:pPr>
+      <w:rPr>
+        <w:rFonts w:ascii="OpenSymbol" w:hAnsi="OpenSymbol" w:cs="OpenSymbol" w:hint="default"/>
+      </w:rPr>
+    </w:lvl>
+    <w:lvl w:ilvl="3">
+      <w:start w:val="1"/>
+      <w:numFmt w:val="bullet"/>
+      <w:lvlText w:val=""/>
+      <w:lvlJc w:val="left"/>
+      <w:pPr>
+        <w:tabs>
+          <w:tab w:val="num" w:pos="1800"/>
+        </w:tabs>
+        <w:ind w:left="1800" w:hanging="360"/>
+      </w:pPr>
+      <w:rPr>
+        <w:rFonts w:ascii="Symbol" w:hAnsi="Symbol" w:cs="Symbol" w:hint="default"/>
+      </w:rPr>
+    </w:lvl>
+    <w:lvl w:ilvl="4">
+      <w:start w:val="1"/>
+      <w:numFmt w:val="bullet"/>
+      <w:lvlText w:val="◦"/>
+      <w:lvlJc w:val="left"/>
+      <w:pPr>
+        <w:tabs>
+          <w:tab w:val="num" w:pos="2160"/>
+        </w:tabs>
+        <w:ind w:left="2160" w:hanging="360"/>
+      </w:pPr>
+      <w:rPr>
+        <w:rFonts w:ascii="OpenSymbol" w:hAnsi="OpenSymbol" w:cs="OpenSymbol" w:hint="default"/>
+      </w:rPr>
+    </w:lvl>
+    <w:lvl w:ilvl="5">
+      <w:start w:val="1"/>
+      <w:numFmt w:val="bullet"/>
+      <w:lvlText w:val="▪"/>
+      <w:lvlJc w:val="left"/>
+      <w:pPr>
+        <w:tabs>
+          <w:tab w:val="num" w:pos="2520"/>
+        </w:tabs>
+        <w:ind w:left="2520" w:hanging="360"/>
+      </w:pPr>
+      <w:rPr>
+        <w:rFonts w:ascii="OpenSymbol" w:hAnsi="OpenSymbol" w:cs="OpenSymbol" w:hint="default"/>
+      </w:rPr>
+    </w:lvl>
+    <w:lvl w:ilvl="6">
+      <w:start w:val="1"/>
+      <w:numFmt w:val="bullet"/>
+      <w:lvlText w:val=""/>
+      <w:lvlJc w:val="left"/>
+      <w:pPr>
+        <w:tabs>
+          <w:tab w:val="num" w:pos="2880"/>
+        </w:tabs>
+        <w:ind w:left="2880" w:hanging="360"/>
+      </w:pPr>
+      <w:rPr>
+        <w:rFonts w:ascii="Symbol" w:hAnsi="Symbol" w:cs="Symbol" w:hint="default"/>
+      </w:rPr>
+    </w:lvl>
+    <w:lvl w:ilvl="7">
+      <w:start w:val="1"/>
+      <w:numFmt w:val="bullet"/>
+      <w:lvlText w:val="◦"/>
+      <w:lvlJc w:val="left"/>
+      <w:pPr>
+        <w:tabs>
+          <w:tab w:val="num" w:pos="3240"/>
+        </w:tabs>
+        <w:ind w:left="3240" w:hanging="360"/>
+      </w:pPr>
+      <w:rPr>
+        <w:rFonts w:ascii="OpenSymbol" w:hAnsi="OpenSymbol" w:cs="OpenSymbol" w:hint="default"/>
+      </w:rPr>
+    </w:lvl>
+    <w:lvl w:ilvl="8">
+      <w:start w:val="1"/>
+      <w:numFmt w:val="bullet"/>
+      <w:lvlText w:val="▪"/>
+      <w:lvlJc w:val="left"/>
+      <w:pPr>
+        <w:tabs>
+          <w:tab w:val="num" w:pos="3600"/>
+        </w:tabs>
+        <w:ind w:left="3600" w:hanging="360"/>
+      </w:pPr>
+      <w:rPr>
+        <w:rFonts w:ascii="OpenSymbol" w:hAnsi="OpenSymbol" w:cs="OpenSymbol" w:hint="default"/>
+      </w:rPr>
+    </w:lvl>
+  </w:abstractNum>
+  <w:abstractNum w:abstractNumId="8">
     <w:lvl w:ilvl="0">
       <w:start w:val="1"/>
       <w:numFmt w:val="none"/>
@@ -9099,6 +10781,12 @@
   <w:num w:numId="6">
     <w:abstractNumId w:val="6"/>
   </w:num>
+  <w:num w:numId="7">
+    <w:abstractNumId w:val="7"/>
+  </w:num>
+  <w:num w:numId="8">
+    <w:abstractNumId w:val="8"/>
+  </w:num>
 </w:numbering>
 </file>
 
@@ -9139,7 +10827,7 @@
     </w:rPr>
   </w:style>
   <w:style w:type="paragraph" w:styleId="Heading1">
-    <w:name w:val="heading 1"/>
+    <w:name w:val="Heading 1"/>
     <w:basedOn w:val="Normal"/>
     <w:next w:val="Normal"/>
     <w:qFormat/>
@@ -9157,7 +10845,7 @@
     </w:rPr>
   </w:style>
   <w:style w:type="paragraph" w:styleId="Heading2">
-    <w:name w:val="heading 2"/>
+    <w:name w:val="Heading 2"/>
     <w:basedOn w:val="Normal"/>
     <w:next w:val="Normal"/>
     <w:qFormat/>
@@ -9181,7 +10869,7 @@
     </w:rPr>
   </w:style>
   <w:style w:type="paragraph" w:styleId="Heading3">
-    <w:name w:val="heading 3"/>
+    <w:name w:val="Heading 3"/>
     <w:basedOn w:val="Normal"/>
     <w:next w:val="Normal"/>
     <w:qFormat/>
@@ -9203,7 +10891,7 @@
     </w:rPr>
   </w:style>
   <w:style w:type="paragraph" w:styleId="Heading4">
-    <w:name w:val="heading 4"/>
+    <w:name w:val="Heading 4"/>
     <w:basedOn w:val="Normal"/>
     <w:next w:val="Normal"/>
     <w:qFormat/>
@@ -9224,7 +10912,7 @@
     </w:rPr>
   </w:style>
   <w:style w:type="paragraph" w:styleId="Heading5">
-    <w:name w:val="heading 5"/>
+    <w:name w:val="Heading 5"/>
     <w:basedOn w:val="Normal"/>
     <w:next w:val="Normal"/>
     <w:qFormat/>
@@ -9246,7 +10934,7 @@
     </w:rPr>
   </w:style>
   <w:style w:type="paragraph" w:styleId="Heading6">
-    <w:name w:val="heading 6"/>
+    <w:name w:val="Heading 6"/>
     <w:basedOn w:val="Normal"/>
     <w:next w:val="Normal"/>
     <w:qFormat/>
@@ -9268,7 +10956,7 @@
     </w:rPr>
   </w:style>
   <w:style w:type="paragraph" w:styleId="Heading7">
-    <w:name w:val="heading 7"/>
+    <w:name w:val="Heading 7"/>
     <w:basedOn w:val="Normal"/>
     <w:next w:val="Normal"/>
     <w:qFormat/>
@@ -9290,7 +10978,7 @@
     </w:rPr>
   </w:style>
   <w:style w:type="paragraph" w:styleId="Heading9">
-    <w:name w:val="heading 9"/>
+    <w:name w:val="Heading 9"/>
     <w:basedOn w:val="Normal"/>
     <w:next w:val="Normal"/>
     <w:qFormat/>
@@ -9324,6 +11012,7 @@
       <w:w w:val="100"/>
       <w:position w:val="0"/>
       <w:sz w:val="24"/>
+      <w:sz w:val="24"/>
       <w:szCs w:val="24"/>
       <w:vertAlign w:val="baseline"/>
     </w:rPr>
@@ -9341,6 +11030,7 @@
     <w:rPr>
       <w:rFonts w:cs="Times New Roman"/>
       <w:position w:val="0"/>
+      <w:sz w:val="24"/>
       <w:sz w:val="24"/>
       <w:vertAlign w:val="baseline"/>
     </w:rPr>
@@ -9369,6 +11059,7 @@
       <w:spacing w:val="0"/>
       <w:w w:val="100"/>
       <w:position w:val="0"/>
+      <w:sz w:val="24"/>
       <w:sz w:val="24"/>
       <w:szCs w:val="24"/>
       <w:vertAlign w:val="baseline"/>
@@ -9647,6 +11338,7 @@
       <w:w w:val="100"/>
       <w:position w:val="0"/>
       <w:sz w:val="24"/>
+      <w:sz w:val="24"/>
       <w:szCs w:val="24"/>
       <w:u w:val="single"/>
       <w:vertAlign w:val="baseline"/>
@@ -9666,6 +11358,7 @@
       <w:w w:val="100"/>
       <w:position w:val="0"/>
       <w:sz w:val="24"/>
+      <w:sz w:val="24"/>
       <w:szCs w:val="24"/>
       <w:u w:val="none"/>
       <w:vertAlign w:val="baseline"/>
@@ -9961,24 +11654,19 @@
     <w:qFormat/>
     <w:rPr/>
   </w:style>
-  <w:style w:type="character" w:styleId="user">
-    <w:name w:val="Маркеры (user)"/>
-    <w:qFormat/>
-    <w:rPr>
-      <w:rFonts w:ascii="OpenSymbol" w:hAnsi="OpenSymbol" w:eastAsia="OpenSymbol" w:cs="OpenSymbol"/>
-    </w:rPr>
-  </w:style>
   <w:style w:type="paragraph" w:styleId="Style20">
     <w:name w:val="Заголовок"/>
     <w:basedOn w:val="Normal"/>
     <w:next w:val="BodyText"/>
     <w:qFormat/>
     <w:pPr>
-      <w:jc w:val="center"/>
+      <w:keepNext w:val="true"/>
+      <w:spacing w:before="240" w:after="120"/>
     </w:pPr>
     <w:rPr>
-      <w:b/>
-      <w:sz w:val="22"/>
+      <w:rFonts w:ascii="Liberation Sans" w:hAnsi="Liberation Sans" w:eastAsia="Microsoft YaHei" w:cs="Lucida Sans"/>
+      <w:sz w:val="28"/>
+      <w:szCs w:val="28"/>
     </w:rPr>
   </w:style>
   <w:style w:type="paragraph" w:styleId="BodyText">
@@ -10002,7 +11690,7 @@
     </w:rPr>
   </w:style>
   <w:style w:type="paragraph" w:styleId="Caption">
-    <w:name w:val="caption"/>
+    <w:name w:val="Caption"/>
     <w:basedOn w:val="Normal"/>
     <w:qFormat/>
     <w:pPr>
@@ -10028,32 +11716,6 @@
       <w:rFonts w:cs="Lucida Sans"/>
     </w:rPr>
   </w:style>
-  <w:style w:type="paragraph" w:styleId="user1">
-    <w:name w:val="Заголовок (user)"/>
-    <w:basedOn w:val="Normal"/>
-    <w:next w:val="BodyText"/>
-    <w:qFormat/>
-    <w:pPr>
-      <w:keepNext w:val="true"/>
-      <w:spacing w:before="240" w:after="120"/>
-    </w:pPr>
-    <w:rPr>
-      <w:rFonts w:ascii="Liberation Sans" w:hAnsi="Liberation Sans" w:eastAsia="Microsoft YaHei" w:cs="Lucida Sans"/>
-      <w:sz w:val="28"/>
-      <w:szCs w:val="28"/>
-    </w:rPr>
-  </w:style>
-  <w:style w:type="paragraph" w:styleId="user2">
-    <w:name w:val="Указатель (user)"/>
-    <w:basedOn w:val="Normal"/>
-    <w:qFormat/>
-    <w:pPr>
-      <w:suppressLineNumbers/>
-    </w:pPr>
-    <w:rPr>
-      <w:rFonts w:cs="Lucida Sans"/>
-    </w:rPr>
-  </w:style>
   <w:style w:type="paragraph" w:styleId="caption1">
     <w:name w:val="caption1"/>
     <w:basedOn w:val="Normal"/>
@@ -10215,20 +11877,6 @@
       <w:lang w:val="en-US"/>
     </w:rPr>
   </w:style>
-  <w:style w:type="paragraph" w:styleId="user3">
-    <w:name w:val="Колонтитулы (user)"/>
-    <w:basedOn w:val="Normal"/>
-    <w:qFormat/>
-    <w:pPr>
-      <w:suppressLineNumbers/>
-      <w:tabs>
-        <w:tab w:val="clear" w:pos="709"/>
-        <w:tab w:val="center" w:pos="4819" w:leader="none"/>
-        <w:tab w:val="right" w:pos="9638" w:leader="none"/>
-      </w:tabs>
-    </w:pPr>
-    <w:rPr/>
-  </w:style>
   <w:style w:type="paragraph" w:styleId="Style27">
     <w:name w:val="Колонтитулы"/>
     <w:basedOn w:val="Normal"/>
@@ -10236,8 +11884,15 @@
     <w:pPr/>
     <w:rPr/>
   </w:style>
+  <w:style w:type="paragraph" w:styleId="HeaderandFooter">
+    <w:name w:val="Header and Footer"/>
+    <w:basedOn w:val="Normal"/>
+    <w:qFormat/>
+    <w:pPr/>
+    <w:rPr/>
+  </w:style>
   <w:style w:type="paragraph" w:styleId="Footer">
-    <w:name w:val="footer"/>
+    <w:name w:val="Footer"/>
     <w:basedOn w:val="Normal"/>
     <w:pPr/>
     <w:rPr/>
@@ -10288,7 +11943,7 @@
     </w:rPr>
   </w:style>
   <w:style w:type="paragraph" w:styleId="Header">
-    <w:name w:val="header"/>
+    <w:name w:val="Header"/>
     <w:basedOn w:val="Normal"/>
     <w:pPr/>
     <w:rPr/>
@@ -10812,37 +12467,37 @@
         <a:srgbClr val="000000"/>
       </a:dk1>
       <a:lt1>
-        <a:srgbClr val="FFFFFF"/>
+        <a:srgbClr val="ffffff"/>
       </a:lt1>
       <a:dk2>
         <a:srgbClr val="000000"/>
       </a:dk2>
       <a:lt2>
-        <a:srgbClr val="FFFFFF"/>
+        <a:srgbClr val="ffffff"/>
       </a:lt2>
       <a:accent1>
-        <a:srgbClr val="18A303"/>
+        <a:srgbClr val="18a303"/>
       </a:accent1>
       <a:accent2>
-        <a:srgbClr val="0369A3"/>
+        <a:srgbClr val="0369a3"/>
       </a:accent2>
       <a:accent3>
-        <a:srgbClr val="A33E03"/>
+        <a:srgbClr val="a33e03"/>
       </a:accent3>
       <a:accent4>
-        <a:srgbClr val="8E03A3"/>
+        <a:srgbClr val="8e03a3"/>
       </a:accent4>
       <a:accent5>
-        <a:srgbClr val="C99C00"/>
+        <a:srgbClr val="c99c00"/>
       </a:accent5>
       <a:accent6>
-        <a:srgbClr val="C9211E"/>
+        <a:srgbClr val="c9211e"/>
       </a:accent6>
       <a:hlink>
-        <a:srgbClr val="0000EE"/>
+        <a:srgbClr val="0000ee"/>
       </a:hlink>
       <a:folHlink>
-        <a:srgbClr val="551A8B"/>
+        <a:srgbClr val="551a8b"/>
       </a:folHlink>
     </a:clrScheme>
     <a:fontScheme name="Office">
